--- a/docs/word/01-HLD-High-Level-Design.docx
+++ b/docs/word/01-HLD-High-Level-Design.docx
@@ -1,6 +1,6 @@
 
 <file path=word/document.xml><?xml version="1.0" encoding="utf-8"?>
-<w:document xmlns:wpc="http://schemas.microsoft.com/office/word/2010/wordprocessingCanvas" xmlns:cx="http://schemas.microsoft.com/office/drawing/2014/chartex" xmlns:cx1="http://schemas.microsoft.com/office/drawing/2015/9/8/chartex" xmlns:cx2="http://schemas.microsoft.com/office/drawing/2015/10/21/chartex" xmlns:cx3="http://schemas.microsoft.com/office/drawing/2016/5/9/chartex" xmlns:cx4="http://schemas.microsoft.com/office/drawing/2016/5/10/chartex" xmlns:cx5="http://schemas.microsoft.com/office/drawing/2016/5/11/chartex" xmlns:cx6="http://schemas.microsoft.com/office/drawing/2016/5/12/chartex" xmlns:cx7="http://schemas.microsoft.com/office/drawing/2016/5/13/chartex" xmlns:cx8="http://schemas.microsoft.com/office/drawing/2016/5/14/chartex" xmlns:mc="http://schemas.openxmlformats.org/markup-compatibility/2006" xmlns:aink="http://schemas.microsoft.com/office/drawing/2016/ink" xmlns:am3d="http://schemas.microsoft.com/office/drawing/2017/model3d" xmlns:o="urn:schemas-microsoft-com:office:office" xmlns:oel="http://schemas.microsoft.com/office/2019/extlst" xmlns:r="http://schemas.openxmlformats.org/officeDocument/2006/relationships" xmlns:m="http://schemas.openxmlformats.org/officeDocument/2006/math" xmlns:v="urn:schemas-microsoft-com:vml" xmlns:wp14="http://schemas.microsoft.com/office/word/2010/wordprocessingDrawing" xmlns:wp="http://schemas.openxmlformats.org/drawingml/2006/wordprocessingDrawing" xmlns:w10="urn:schemas-microsoft-com:office:word" xmlns:w="http://schemas.openxmlformats.org/wordprocessingml/2006/main" xmlns:w14="http://schemas.microsoft.com/office/word/2010/wordml" xmlns:w15="http://schemas.microsoft.com/office/word/2012/wordml" xmlns:w16cei="http://schemas.microsoft.com/office/word/2026/wordml/cei" xmlns:w16cex="http://schemas.microsoft.com/office/word/2018/wordml/cex" xmlns:w16cid="http://schemas.microsoft.com/office/word/2016/wordml/cid" xmlns:w16="http://schemas.microsoft.com/office/word/2018/wordml" xmlns:w16du="http://schemas.microsoft.com/office/word/2023/wordml/word16du" xmlns:w16sdtdh="http://schemas.microsoft.com/office/word/2020/wordml/sdtdatahash" xmlns:w16sdtfl="http://schemas.microsoft.com/office/word/2024/wordml/sdtformatlock" xmlns:w16se="http://schemas.microsoft.com/office/word/2015/wordml/symex" xmlns:wpg="http://schemas.microsoft.com/office/word/2010/wordprocessingGroup" xmlns:wpi="http://schemas.microsoft.com/office/word/2010/wordprocessingInk" xmlns:wne="http://schemas.microsoft.com/office/word/2006/wordml" xmlns:wps="http://schemas.microsoft.com/office/word/2010/wordprocessingShape" mc:Ignorable="w14 w15 w16se w16cid w16 w16cex w16sdtdh w16sdtfl w16du wp14">
+<w:document xmlns:wpc="http://schemas.microsoft.com/office/word/2010/wordprocessingCanvas" xmlns:cx="http://schemas.microsoft.com/office/drawing/2014/chartex" xmlns:cx1="http://schemas.microsoft.com/office/drawing/2015/9/8/chartex" xmlns:cx2="http://schemas.microsoft.com/office/drawing/2015/10/21/chartex" xmlns:cx3="http://schemas.microsoft.com/office/drawing/2016/5/9/chartex" xmlns:cx4="http://schemas.microsoft.com/office/drawing/2016/5/10/chartex" xmlns:cx5="http://schemas.microsoft.com/office/drawing/2016/5/11/chartex" xmlns:cx6="http://schemas.microsoft.com/office/drawing/2016/5/12/chartex" xmlns:cx7="http://schemas.microsoft.com/office/drawing/2016/5/13/chartex" xmlns:cx8="http://schemas.microsoft.com/office/drawing/2016/5/14/chartex" xmlns:mc="http://schemas.openxmlformats.org/markup-compatibility/2006" xmlns:aink="http://schemas.microsoft.com/office/drawing/2016/ink" xmlns:am3d="http://schemas.microsoft.com/office/drawing/2017/model3d" xmlns:o="urn:schemas-microsoft-com:office:office" xmlns:oel="http://schemas.microsoft.com/office/2019/extlst" xmlns:r="http://schemas.openxmlformats.org/officeDocument/2006/relationships" xmlns:m="http://schemas.openxmlformats.org/officeDocument/2006/math" xmlns:v="urn:schemas-microsoft-com:vml" xmlns:wp14="http://schemas.microsoft.com/office/word/2010/wordprocessingDrawing" xmlns:wp="http://schemas.openxmlformats.org/drawingml/2006/wordprocessingDrawing" xmlns:w10="urn:schemas-microsoft-com:office:word" xmlns:w="http://schemas.openxmlformats.org/wordprocessingml/2006/main" xmlns:w14="http://schemas.microsoft.com/office/word/2010/wordml" xmlns:w15="http://schemas.microsoft.com/office/word/2012/wordml" xmlns:w16cex="http://schemas.microsoft.com/office/word/2018/wordml/cex" xmlns:w16cid="http://schemas.microsoft.com/office/word/2016/wordml/cid" xmlns:w16="http://schemas.microsoft.com/office/word/2018/wordml" xmlns:w16du="http://schemas.microsoft.com/office/word/2023/wordml/word16du" xmlns:w16sdtdh="http://schemas.microsoft.com/office/word/2020/wordml/sdtdatahash" xmlns:w16sdtfl="http://schemas.microsoft.com/office/word/2024/wordml/sdtformatlock" xmlns:w16se="http://schemas.microsoft.com/office/word/2015/wordml/symex" xmlns:wpg="http://schemas.microsoft.com/office/word/2010/wordprocessingGroup" xmlns:wpi="http://schemas.microsoft.com/office/word/2010/wordprocessingInk" xmlns:wne="http://schemas.microsoft.com/office/word/2006/wordml" xmlns:wps="http://schemas.microsoft.com/office/word/2010/wordprocessingShape" mc:Ignorable="w14 w15 w16se w16cid w16 w16cex w16sdtdh w16sdtfl w16du wp14">
   <w:body>
     <w:p>
       <w:pPr>
@@ -11,7 +11,7 @@
           <w:noProof/>
         </w:rPr>
         <w:drawing>
-          <wp:inline distT="0" distB="0" distL="0" distR="0" wp14:anchorId="74ADE0FB" wp14:editId="4D9D0554">
+          <wp:inline distT="0" distB="0" distL="0" distR="0" wp14:anchorId="563BA922" wp14:editId="49D45D42">
             <wp:extent cx="1981200" cy="771525"/>
             <wp:effectExtent l="0" t="0" r="0" b="0"/>
             <wp:docPr id="1" name="Immagine 1"/>
@@ -122,23 +122,7 @@
                 <w:sz w:val="24"/>
                 <w:szCs w:val="24"/>
               </w:rPr>
-              <w:t xml:space="preserve">Architettura della soluzione di gestione degli accessi Wi-Fi ospiti sui controller Cisco </w:t>
-            </w:r>
-            <w:proofErr w:type="spellStart"/>
-            <w:r>
-              <w:rPr>
-                <w:sz w:val="24"/>
-                <w:szCs w:val="24"/>
-              </w:rPr>
-              <w:t>Catalyst</w:t>
-            </w:r>
-            <w:proofErr w:type="spellEnd"/>
-            <w:r>
-              <w:rPr>
-                <w:sz w:val="24"/>
-                <w:szCs w:val="24"/>
-              </w:rPr>
-              <w:t xml:space="preserve"> 9800</w:t>
+              <w:t>Architettura della soluzione di gestione degli accessi Wi-Fi ospiti sui controller Cisco Catalyst 9800</w:t>
             </w:r>
           </w:p>
         </w:tc>
@@ -314,15 +298,11 @@
           <w:p>
             <w:pPr>
               <w:spacing w:after="0" w:line="264" w:lineRule="auto"/>
-              <w:rPr>
-                <w:lang w:val="fr-FR"/>
-              </w:rPr>
-            </w:pPr>
-            <w:r>
-              <w:rPr>
-                <w:sz w:val="19"/>
-                <w:szCs w:val="19"/>
-                <w:lang w:val="fr-FR"/>
+            </w:pPr>
+            <w:r>
+              <w:rPr>
+                <w:sz w:val="19"/>
+                <w:szCs w:val="19"/>
               </w:rPr>
               <w:t>Guest Portal — Cisco Catalyst 9800 Guest Management Desk</w:t>
             </w:r>
@@ -534,7 +514,7 @@
                 <w:sz w:val="19"/>
                 <w:szCs w:val="19"/>
               </w:rPr>
-              <w:t>18 settembre 2026</w:t>
+              <w:t>22 settembre 2026</w:t>
             </w:r>
           </w:p>
         </w:tc>
@@ -879,21 +859,12 @@
             <w:pPr>
               <w:spacing w:after="0" w:line="264" w:lineRule="auto"/>
             </w:pPr>
-            <w:proofErr w:type="spellStart"/>
-            <w:r>
-              <w:rPr>
-                <w:sz w:val="19"/>
-                <w:szCs w:val="19"/>
-              </w:rPr>
-              <w:t>main</w:t>
-            </w:r>
-            <w:proofErr w:type="spellEnd"/>
-            <w:r>
-              <w:rPr>
-                <w:sz w:val="19"/>
-                <w:szCs w:val="19"/>
-              </w:rPr>
-              <w:t xml:space="preserve"> · f427890</w:t>
+            <w:r>
+              <w:rPr>
+                <w:sz w:val="19"/>
+                <w:szCs w:val="19"/>
+              </w:rPr>
+              <w:t>main · f427890</w:t>
             </w:r>
           </w:p>
         </w:tc>
@@ -925,7 +896,7 @@
     <w:sdt>
       <w:sdtPr>
         <w:alias w:val="Indice"/>
-        <w:id w:val="738067531"/>
+        <w:id w:val="730583920"/>
       </w:sdtPr>
       <w:sdtContent>
         <w:p>
@@ -947,7 +918,7 @@
           <w:r>
             <w:fldChar w:fldCharType="separate"/>
           </w:r>
-          <w:hyperlink w:anchor="_Toc240620645" w:history="1">
+          <w:hyperlink w:anchor="_Toc240987600" w:history="1">
             <w:r>
               <w:rPr>
                 <w:rStyle w:val="Collegamentoipertestuale"/>
@@ -971,7 +942,7 @@
               <w:rPr>
                 <w:noProof/>
               </w:rPr>
-              <w:instrText xml:space="preserve"> PAGEREF _Toc240620645 \h </w:instrText>
+              <w:instrText xml:space="preserve"> PAGEREF _Toc240987600 \h </w:instrText>
             </w:r>
             <w:r>
               <w:rPr>
@@ -1008,7 +979,7 @@
               <w:noProof/>
             </w:rPr>
           </w:pPr>
-          <w:hyperlink w:anchor="_Toc240620646" w:history="1">
+          <w:hyperlink w:anchor="_Toc240987601" w:history="1">
             <w:r>
               <w:rPr>
                 <w:rStyle w:val="Collegamentoipertestuale"/>
@@ -1032,7 +1003,7 @@
               <w:rPr>
                 <w:noProof/>
               </w:rPr>
-              <w:instrText xml:space="preserve"> PAGEREF _Toc240620646 \h </w:instrText>
+              <w:instrText xml:space="preserve"> PAGEREF _Toc240987601 \h </w:instrText>
             </w:r>
             <w:r>
               <w:rPr>
@@ -1069,7 +1040,7 @@
               <w:noProof/>
             </w:rPr>
           </w:pPr>
-          <w:hyperlink w:anchor="_Toc240620647" w:history="1">
+          <w:hyperlink w:anchor="_Toc240987602" w:history="1">
             <w:r>
               <w:rPr>
                 <w:rStyle w:val="Collegamentoipertestuale"/>
@@ -1093,7 +1064,7 @@
               <w:rPr>
                 <w:noProof/>
               </w:rPr>
-              <w:instrText xml:space="preserve"> PAGEREF _Toc240620647 \h </w:instrText>
+              <w:instrText xml:space="preserve"> PAGEREF _Toc240987602 \h </w:instrText>
             </w:r>
             <w:r>
               <w:rPr>
@@ -1130,7 +1101,7 @@
               <w:noProof/>
             </w:rPr>
           </w:pPr>
-          <w:hyperlink w:anchor="_Toc240620648" w:history="1">
+          <w:hyperlink w:anchor="_Toc240987603" w:history="1">
             <w:r>
               <w:rPr>
                 <w:rStyle w:val="Collegamentoipertestuale"/>
@@ -1154,7 +1125,7 @@
               <w:rPr>
                 <w:noProof/>
               </w:rPr>
-              <w:instrText xml:space="preserve"> PAGEREF _Toc240620648 \h </w:instrText>
+              <w:instrText xml:space="preserve"> PAGEREF _Toc240987603 \h </w:instrText>
             </w:r>
             <w:r>
               <w:rPr>
@@ -1191,7 +1162,7 @@
               <w:noProof/>
             </w:rPr>
           </w:pPr>
-          <w:hyperlink w:anchor="_Toc240620649" w:history="1">
+          <w:hyperlink w:anchor="_Toc240987604" w:history="1">
             <w:r>
               <w:rPr>
                 <w:rStyle w:val="Collegamentoipertestuale"/>
@@ -1215,7 +1186,7 @@
               <w:rPr>
                 <w:noProof/>
               </w:rPr>
-              <w:instrText xml:space="preserve"> PAGEREF _Toc240620649 \h </w:instrText>
+              <w:instrText xml:space="preserve"> PAGEREF _Toc240987604 \h </w:instrText>
             </w:r>
             <w:r>
               <w:rPr>
@@ -1252,7 +1223,7 @@
               <w:noProof/>
             </w:rPr>
           </w:pPr>
-          <w:hyperlink w:anchor="_Toc240620650" w:history="1">
+          <w:hyperlink w:anchor="_Toc240987605" w:history="1">
             <w:r>
               <w:rPr>
                 <w:rStyle w:val="Collegamentoipertestuale"/>
@@ -1276,7 +1247,7 @@
               <w:rPr>
                 <w:noProof/>
               </w:rPr>
-              <w:instrText xml:space="preserve"> PAGEREF _Toc240620650 \h </w:instrText>
+              <w:instrText xml:space="preserve"> PAGEREF _Toc240987605 \h </w:instrText>
             </w:r>
             <w:r>
               <w:rPr>
@@ -1313,7 +1284,7 @@
               <w:noProof/>
             </w:rPr>
           </w:pPr>
-          <w:hyperlink w:anchor="_Toc240620651" w:history="1">
+          <w:hyperlink w:anchor="_Toc240987606" w:history="1">
             <w:r>
               <w:rPr>
                 <w:rStyle w:val="Collegamentoipertestuale"/>
@@ -1337,7 +1308,7 @@
               <w:rPr>
                 <w:noProof/>
               </w:rPr>
-              <w:instrText xml:space="preserve"> PAGEREF _Toc240620651 \h </w:instrText>
+              <w:instrText xml:space="preserve"> PAGEREF _Toc240987606 \h </w:instrText>
             </w:r>
             <w:r>
               <w:rPr>
@@ -1374,7 +1345,7 @@
               <w:noProof/>
             </w:rPr>
           </w:pPr>
-          <w:hyperlink w:anchor="_Toc240620652" w:history="1">
+          <w:hyperlink w:anchor="_Toc240987607" w:history="1">
             <w:r>
               <w:rPr>
                 <w:rStyle w:val="Collegamentoipertestuale"/>
@@ -1398,7 +1369,7 @@
               <w:rPr>
                 <w:noProof/>
               </w:rPr>
-              <w:instrText xml:space="preserve"> PAGEREF _Toc240620652 \h </w:instrText>
+              <w:instrText xml:space="preserve"> PAGEREF _Toc240987607 \h </w:instrText>
             </w:r>
             <w:r>
               <w:rPr>
@@ -1435,7 +1406,7 @@
               <w:noProof/>
             </w:rPr>
           </w:pPr>
-          <w:hyperlink w:anchor="_Toc240620653" w:history="1">
+          <w:hyperlink w:anchor="_Toc240987608" w:history="1">
             <w:r>
               <w:rPr>
                 <w:rStyle w:val="Collegamentoipertestuale"/>
@@ -1459,7 +1430,7 @@
               <w:rPr>
                 <w:noProof/>
               </w:rPr>
-              <w:instrText xml:space="preserve"> PAGEREF _Toc240620653 \h </w:instrText>
+              <w:instrText xml:space="preserve"> PAGEREF _Toc240987608 \h </w:instrText>
             </w:r>
             <w:r>
               <w:rPr>
@@ -1496,7 +1467,7 @@
               <w:noProof/>
             </w:rPr>
           </w:pPr>
-          <w:hyperlink w:anchor="_Toc240620654" w:history="1">
+          <w:hyperlink w:anchor="_Toc240987609" w:history="1">
             <w:r>
               <w:rPr>
                 <w:rStyle w:val="Collegamentoipertestuale"/>
@@ -1520,7 +1491,7 @@
               <w:rPr>
                 <w:noProof/>
               </w:rPr>
-              <w:instrText xml:space="preserve"> PAGEREF _Toc240620654 \h </w:instrText>
+              <w:instrText xml:space="preserve"> PAGEREF _Toc240987609 \h </w:instrText>
             </w:r>
             <w:r>
               <w:rPr>
@@ -1557,7 +1528,7 @@
               <w:noProof/>
             </w:rPr>
           </w:pPr>
-          <w:hyperlink w:anchor="_Toc240620655" w:history="1">
+          <w:hyperlink w:anchor="_Toc240987610" w:history="1">
             <w:r>
               <w:rPr>
                 <w:rStyle w:val="Collegamentoipertestuale"/>
@@ -1581,7 +1552,7 @@
               <w:rPr>
                 <w:noProof/>
               </w:rPr>
-              <w:instrText xml:space="preserve"> PAGEREF _Toc240620655 \h </w:instrText>
+              <w:instrText xml:space="preserve"> PAGEREF _Toc240987610 \h </w:instrText>
             </w:r>
             <w:r>
               <w:rPr>
@@ -1618,7 +1589,7 @@
               <w:noProof/>
             </w:rPr>
           </w:pPr>
-          <w:hyperlink w:anchor="_Toc240620656" w:history="1">
+          <w:hyperlink w:anchor="_Toc240987611" w:history="1">
             <w:r>
               <w:rPr>
                 <w:rStyle w:val="Collegamentoipertestuale"/>
@@ -1642,7 +1613,7 @@
               <w:rPr>
                 <w:noProof/>
               </w:rPr>
-              <w:instrText xml:space="preserve"> PAGEREF _Toc240620656 \h </w:instrText>
+              <w:instrText xml:space="preserve"> PAGEREF _Toc240987611 \h </w:instrText>
             </w:r>
             <w:r>
               <w:rPr>
@@ -1679,7 +1650,7 @@
               <w:noProof/>
             </w:rPr>
           </w:pPr>
-          <w:hyperlink w:anchor="_Toc240620657" w:history="1">
+          <w:hyperlink w:anchor="_Toc240987612" w:history="1">
             <w:r>
               <w:rPr>
                 <w:rStyle w:val="Collegamentoipertestuale"/>
@@ -1703,7 +1674,7 @@
               <w:rPr>
                 <w:noProof/>
               </w:rPr>
-              <w:instrText xml:space="preserve"> PAGEREF _Toc240620657 \h </w:instrText>
+              <w:instrText xml:space="preserve"> PAGEREF _Toc240987612 \h </w:instrText>
             </w:r>
             <w:r>
               <w:rPr>
@@ -1740,7 +1711,7 @@
               <w:noProof/>
             </w:rPr>
           </w:pPr>
-          <w:hyperlink w:anchor="_Toc240620658" w:history="1">
+          <w:hyperlink w:anchor="_Toc240987613" w:history="1">
             <w:r>
               <w:rPr>
                 <w:rStyle w:val="Collegamentoipertestuale"/>
@@ -1764,7 +1735,7 @@
               <w:rPr>
                 <w:noProof/>
               </w:rPr>
-              <w:instrText xml:space="preserve"> PAGEREF _Toc240620658 \h </w:instrText>
+              <w:instrText xml:space="preserve"> PAGEREF _Toc240987613 \h </w:instrText>
             </w:r>
             <w:r>
               <w:rPr>
@@ -1801,7 +1772,7 @@
               <w:noProof/>
             </w:rPr>
           </w:pPr>
-          <w:hyperlink w:anchor="_Toc240620659" w:history="1">
+          <w:hyperlink w:anchor="_Toc240987614" w:history="1">
             <w:r>
               <w:rPr>
                 <w:rStyle w:val="Collegamentoipertestuale"/>
@@ -1825,7 +1796,7 @@
               <w:rPr>
                 <w:noProof/>
               </w:rPr>
-              <w:instrText xml:space="preserve"> PAGEREF _Toc240620659 \h </w:instrText>
+              <w:instrText xml:space="preserve"> PAGEREF _Toc240987614 \h </w:instrText>
             </w:r>
             <w:r>
               <w:rPr>
@@ -1862,7 +1833,7 @@
               <w:noProof/>
             </w:rPr>
           </w:pPr>
-          <w:hyperlink w:anchor="_Toc240620660" w:history="1">
+          <w:hyperlink w:anchor="_Toc240987615" w:history="1">
             <w:r>
               <w:rPr>
                 <w:rStyle w:val="Collegamentoipertestuale"/>
@@ -1886,7 +1857,7 @@
               <w:rPr>
                 <w:noProof/>
               </w:rPr>
-              <w:instrText xml:space="preserve"> PAGEREF _Toc240620660 \h </w:instrText>
+              <w:instrText xml:space="preserve"> PAGEREF _Toc240987615 \h </w:instrText>
             </w:r>
             <w:r>
               <w:rPr>
@@ -1923,7 +1894,7 @@
               <w:noProof/>
             </w:rPr>
           </w:pPr>
-          <w:hyperlink w:anchor="_Toc240620661" w:history="1">
+          <w:hyperlink w:anchor="_Toc240987616" w:history="1">
             <w:r>
               <w:rPr>
                 <w:rStyle w:val="Collegamentoipertestuale"/>
@@ -1947,7 +1918,7 @@
               <w:rPr>
                 <w:noProof/>
               </w:rPr>
-              <w:instrText xml:space="preserve"> PAGEREF _Toc240620661 \h </w:instrText>
+              <w:instrText xml:space="preserve"> PAGEREF _Toc240987616 \h </w:instrText>
             </w:r>
             <w:r>
               <w:rPr>
@@ -1984,7 +1955,7 @@
               <w:noProof/>
             </w:rPr>
           </w:pPr>
-          <w:hyperlink w:anchor="_Toc240620662" w:history="1">
+          <w:hyperlink w:anchor="_Toc240987617" w:history="1">
             <w:r>
               <w:rPr>
                 <w:rStyle w:val="Collegamentoipertestuale"/>
@@ -2008,7 +1979,7 @@
               <w:rPr>
                 <w:noProof/>
               </w:rPr>
-              <w:instrText xml:space="preserve"> PAGEREF _Toc240620662 \h </w:instrText>
+              <w:instrText xml:space="preserve"> PAGEREF _Toc240987617 \h </w:instrText>
             </w:r>
             <w:r>
               <w:rPr>
@@ -2045,7 +2016,7 @@
               <w:noProof/>
             </w:rPr>
           </w:pPr>
-          <w:hyperlink w:anchor="_Toc240620663" w:history="1">
+          <w:hyperlink w:anchor="_Toc240987618" w:history="1">
             <w:r>
               <w:rPr>
                 <w:rStyle w:val="Collegamentoipertestuale"/>
@@ -2069,7 +2040,7 @@
               <w:rPr>
                 <w:noProof/>
               </w:rPr>
-              <w:instrText xml:space="preserve"> PAGEREF _Toc240620663 \h </w:instrText>
+              <w:instrText xml:space="preserve"> PAGEREF _Toc240987618 \h </w:instrText>
             </w:r>
             <w:r>
               <w:rPr>
@@ -2106,7 +2077,7 @@
               <w:noProof/>
             </w:rPr>
           </w:pPr>
-          <w:hyperlink w:anchor="_Toc240620664" w:history="1">
+          <w:hyperlink w:anchor="_Toc240987619" w:history="1">
             <w:r>
               <w:rPr>
                 <w:rStyle w:val="Collegamentoipertestuale"/>
@@ -2130,7 +2101,7 @@
               <w:rPr>
                 <w:noProof/>
               </w:rPr>
-              <w:instrText xml:space="preserve"> PAGEREF _Toc240620664 \h </w:instrText>
+              <w:instrText xml:space="preserve"> PAGEREF _Toc240987619 \h </w:instrText>
             </w:r>
             <w:r>
               <w:rPr>
@@ -2167,7 +2138,7 @@
               <w:noProof/>
             </w:rPr>
           </w:pPr>
-          <w:hyperlink w:anchor="_Toc240620665" w:history="1">
+          <w:hyperlink w:anchor="_Toc240987620" w:history="1">
             <w:r>
               <w:rPr>
                 <w:rStyle w:val="Collegamentoipertestuale"/>
@@ -2191,7 +2162,7 @@
               <w:rPr>
                 <w:noProof/>
               </w:rPr>
-              <w:instrText xml:space="preserve"> PAGEREF _Toc240620665 \h </w:instrText>
+              <w:instrText xml:space="preserve"> PAGEREF _Toc240987620 \h </w:instrText>
             </w:r>
             <w:r>
               <w:rPr>
@@ -2228,7 +2199,7 @@
               <w:noProof/>
             </w:rPr>
           </w:pPr>
-          <w:hyperlink w:anchor="_Toc240620666" w:history="1">
+          <w:hyperlink w:anchor="_Toc240987621" w:history="1">
             <w:r>
               <w:rPr>
                 <w:rStyle w:val="Collegamentoipertestuale"/>
@@ -2252,7 +2223,7 @@
               <w:rPr>
                 <w:noProof/>
               </w:rPr>
-              <w:instrText xml:space="preserve"> PAGEREF _Toc240620666 \h </w:instrText>
+              <w:instrText xml:space="preserve"> PAGEREF _Toc240987621 \h </w:instrText>
             </w:r>
             <w:r>
               <w:rPr>
@@ -2289,7 +2260,7 @@
               <w:noProof/>
             </w:rPr>
           </w:pPr>
-          <w:hyperlink w:anchor="_Toc240620667" w:history="1">
+          <w:hyperlink w:anchor="_Toc240987622" w:history="1">
             <w:r>
               <w:rPr>
                 <w:rStyle w:val="Collegamentoipertestuale"/>
@@ -2313,7 +2284,7 @@
               <w:rPr>
                 <w:noProof/>
               </w:rPr>
-              <w:instrText xml:space="preserve"> PAGEREF _Toc240620667 \h </w:instrText>
+              <w:instrText xml:space="preserve"> PAGEREF _Toc240987622 \h </w:instrText>
             </w:r>
             <w:r>
               <w:rPr>
@@ -2350,7 +2321,7 @@
               <w:noProof/>
             </w:rPr>
           </w:pPr>
-          <w:hyperlink w:anchor="_Toc240620668" w:history="1">
+          <w:hyperlink w:anchor="_Toc240987623" w:history="1">
             <w:r>
               <w:rPr>
                 <w:rStyle w:val="Collegamentoipertestuale"/>
@@ -2374,7 +2345,7 @@
               <w:rPr>
                 <w:noProof/>
               </w:rPr>
-              <w:instrText xml:space="preserve"> PAGEREF _Toc240620668 \h </w:instrText>
+              <w:instrText xml:space="preserve"> PAGEREF _Toc240987623 \h </w:instrText>
             </w:r>
             <w:r>
               <w:rPr>
@@ -2411,7 +2382,7 @@
               <w:noProof/>
             </w:rPr>
           </w:pPr>
-          <w:hyperlink w:anchor="_Toc240620669" w:history="1">
+          <w:hyperlink w:anchor="_Toc240987624" w:history="1">
             <w:r>
               <w:rPr>
                 <w:rStyle w:val="Collegamentoipertestuale"/>
@@ -2435,7 +2406,7 @@
               <w:rPr>
                 <w:noProof/>
               </w:rPr>
-              <w:instrText xml:space="preserve"> PAGEREF _Toc240620669 \h </w:instrText>
+              <w:instrText xml:space="preserve"> PAGEREF _Toc240987624 \h </w:instrText>
             </w:r>
             <w:r>
               <w:rPr>
@@ -2472,7 +2443,7 @@
               <w:noProof/>
             </w:rPr>
           </w:pPr>
-          <w:hyperlink w:anchor="_Toc240620670" w:history="1">
+          <w:hyperlink w:anchor="_Toc240987625" w:history="1">
             <w:r>
               <w:rPr>
                 <w:rStyle w:val="Collegamentoipertestuale"/>
@@ -2496,7 +2467,7 @@
               <w:rPr>
                 <w:noProof/>
               </w:rPr>
-              <w:instrText xml:space="preserve"> PAGEREF _Toc240620670 \h </w:instrText>
+              <w:instrText xml:space="preserve"> PAGEREF _Toc240987625 \h </w:instrText>
             </w:r>
             <w:r>
               <w:rPr>
@@ -2533,7 +2504,7 @@
               <w:noProof/>
             </w:rPr>
           </w:pPr>
-          <w:hyperlink w:anchor="_Toc240620671" w:history="1">
+          <w:hyperlink w:anchor="_Toc240987626" w:history="1">
             <w:r>
               <w:rPr>
                 <w:rStyle w:val="Collegamentoipertestuale"/>
@@ -2557,7 +2528,7 @@
               <w:rPr>
                 <w:noProof/>
               </w:rPr>
-              <w:instrText xml:space="preserve"> PAGEREF _Toc240620671 \h </w:instrText>
+              <w:instrText xml:space="preserve"> PAGEREF _Toc240987626 \h </w:instrText>
             </w:r>
             <w:r>
               <w:rPr>
@@ -2594,7 +2565,7 @@
               <w:noProof/>
             </w:rPr>
           </w:pPr>
-          <w:hyperlink w:anchor="_Toc240620672" w:history="1">
+          <w:hyperlink w:anchor="_Toc240987627" w:history="1">
             <w:r>
               <w:rPr>
                 <w:rStyle w:val="Collegamentoipertestuale"/>
@@ -2618,7 +2589,7 @@
               <w:rPr>
                 <w:noProof/>
               </w:rPr>
-              <w:instrText xml:space="preserve"> PAGEREF _Toc240620672 \h </w:instrText>
+              <w:instrText xml:space="preserve"> PAGEREF _Toc240987627 \h </w:instrText>
             </w:r>
             <w:r>
               <w:rPr>
@@ -2655,7 +2626,7 @@
               <w:noProof/>
             </w:rPr>
           </w:pPr>
-          <w:hyperlink w:anchor="_Toc240620673" w:history="1">
+          <w:hyperlink w:anchor="_Toc240987628" w:history="1">
             <w:r>
               <w:rPr>
                 <w:rStyle w:val="Collegamentoipertestuale"/>
@@ -2679,7 +2650,7 @@
               <w:rPr>
                 <w:noProof/>
               </w:rPr>
-              <w:instrText xml:space="preserve"> PAGEREF _Toc240620673 \h </w:instrText>
+              <w:instrText xml:space="preserve"> PAGEREF _Toc240987628 \h </w:instrText>
             </w:r>
             <w:r>
               <w:rPr>
@@ -2716,7 +2687,7 @@
               <w:noProof/>
             </w:rPr>
           </w:pPr>
-          <w:hyperlink w:anchor="_Toc240620674" w:history="1">
+          <w:hyperlink w:anchor="_Toc240987629" w:history="1">
             <w:r>
               <w:rPr>
                 <w:rStyle w:val="Collegamentoipertestuale"/>
@@ -2740,7 +2711,7 @@
               <w:rPr>
                 <w:noProof/>
               </w:rPr>
-              <w:instrText xml:space="preserve"> PAGEREF _Toc240620674 \h </w:instrText>
+              <w:instrText xml:space="preserve"> PAGEREF _Toc240987629 \h </w:instrText>
             </w:r>
             <w:r>
               <w:rPr>
@@ -2777,7 +2748,7 @@
               <w:noProof/>
             </w:rPr>
           </w:pPr>
-          <w:hyperlink w:anchor="_Toc240620675" w:history="1">
+          <w:hyperlink w:anchor="_Toc240987630" w:history="1">
             <w:r>
               <w:rPr>
                 <w:rStyle w:val="Collegamentoipertestuale"/>
@@ -2801,7 +2772,7 @@
               <w:rPr>
                 <w:noProof/>
               </w:rPr>
-              <w:instrText xml:space="preserve"> PAGEREF _Toc240620675 \h </w:instrText>
+              <w:instrText xml:space="preserve"> PAGEREF _Toc240987630 \h </w:instrText>
             </w:r>
             <w:r>
               <w:rPr>
@@ -2838,7 +2809,7 @@
               <w:noProof/>
             </w:rPr>
           </w:pPr>
-          <w:hyperlink w:anchor="_Toc240620676" w:history="1">
+          <w:hyperlink w:anchor="_Toc240987631" w:history="1">
             <w:r>
               <w:rPr>
                 <w:rStyle w:val="Collegamentoipertestuale"/>
@@ -2862,7 +2833,7 @@
               <w:rPr>
                 <w:noProof/>
               </w:rPr>
-              <w:instrText xml:space="preserve"> PAGEREF _Toc240620676 \h </w:instrText>
+              <w:instrText xml:space="preserve"> PAGEREF _Toc240987631 \h </w:instrText>
             </w:r>
             <w:r>
               <w:rPr>
@@ -2899,7 +2870,7 @@
               <w:noProof/>
             </w:rPr>
           </w:pPr>
-          <w:hyperlink w:anchor="_Toc240620677" w:history="1">
+          <w:hyperlink w:anchor="_Toc240987632" w:history="1">
             <w:r>
               <w:rPr>
                 <w:rStyle w:val="Collegamentoipertestuale"/>
@@ -2923,7 +2894,7 @@
               <w:rPr>
                 <w:noProof/>
               </w:rPr>
-              <w:instrText xml:space="preserve"> PAGEREF _Toc240620677 \h </w:instrText>
+              <w:instrText xml:space="preserve"> PAGEREF _Toc240987632 \h </w:instrText>
             </w:r>
             <w:r>
               <w:rPr>
@@ -2967,8 +2938,7 @@
         </w:pBdr>
         <w:spacing w:after="220"/>
       </w:pPr>
-      <w:bookmarkStart w:id="0" w:name="_Toc240620645"/>
-      <w:proofErr w:type="gramStart"/>
+      <w:bookmarkStart w:id="0" w:name="_Toc240987600"/>
       <w:r>
         <w:rPr>
           <w:color w:val="DC3230"/>
@@ -2977,11 +2947,7 @@
         <w:t xml:space="preserve">1  </w:t>
       </w:r>
       <w:r>
-        <w:t>Scopo</w:t>
-      </w:r>
-      <w:proofErr w:type="gramEnd"/>
-      <w:r>
-        <w:t xml:space="preserve"> e ambito del documento</w:t>
+        <w:t>Scopo e ambito del documento</w:t>
       </w:r>
       <w:bookmarkEnd w:id="0"/>
     </w:p>
@@ -3008,8 +2974,7 @@
         <w:keepNext/>
         <w:spacing w:before="340" w:after="130"/>
       </w:pPr>
-      <w:bookmarkStart w:id="1" w:name="_Toc240620646"/>
-      <w:proofErr w:type="gramStart"/>
+      <w:bookmarkStart w:id="1" w:name="_Toc240987601"/>
       <w:r>
         <w:rPr>
           <w:color w:val="DC3230"/>
@@ -3020,7 +2985,6 @@
         <w:t>Obiettivo</w:t>
       </w:r>
       <w:bookmarkEnd w:id="1"/>
-      <w:proofErr w:type="gramEnd"/>
     </w:p>
     <w:p>
       <w:r>
@@ -3031,23 +2995,7 @@
           <w:b/>
           <w:bCs/>
         </w:rPr>
-        <w:t xml:space="preserve">Cisco </w:t>
-      </w:r>
-      <w:proofErr w:type="spellStart"/>
-      <w:r>
-        <w:rPr>
-          <w:b/>
-          <w:bCs/>
-        </w:rPr>
-        <w:t>Catalyst</w:t>
-      </w:r>
-      <w:proofErr w:type="spellEnd"/>
-      <w:r>
-        <w:rPr>
-          <w:b/>
-          <w:bCs/>
-        </w:rPr>
-        <w:t xml:space="preserve"> 9800</w:t>
+        <w:t>Cisco Catalyst 9800</w:t>
       </w:r>
       <w:r>
         <w:t>, che richiedeva credenziali di rete privilegiate e non lasciava traccia di chi avesse rilasciato quale accesso.</w:t>
@@ -3094,8 +3042,7 @@
         <w:keepNext/>
         <w:spacing w:before="340" w:after="130"/>
       </w:pPr>
-      <w:bookmarkStart w:id="2" w:name="_Toc240620647"/>
-      <w:proofErr w:type="gramStart"/>
+      <w:bookmarkStart w:id="2" w:name="_Toc240987602"/>
       <w:r>
         <w:rPr>
           <w:color w:val="DC3230"/>
@@ -3106,7 +3053,6 @@
         <w:t>Destinatari</w:t>
       </w:r>
       <w:bookmarkEnd w:id="2"/>
-      <w:proofErr w:type="gramEnd"/>
     </w:p>
     <w:tbl>
       <w:tblPr>
@@ -3518,8 +3464,7 @@
         <w:keepNext/>
         <w:spacing w:before="340" w:after="130"/>
       </w:pPr>
-      <w:bookmarkStart w:id="3" w:name="_Toc240620648"/>
-      <w:proofErr w:type="gramStart"/>
+      <w:bookmarkStart w:id="3" w:name="_Toc240987603"/>
       <w:r>
         <w:rPr>
           <w:color w:val="DC3230"/>
@@ -3527,11 +3472,7 @@
         <w:t xml:space="preserve">1.3  </w:t>
       </w:r>
       <w:r>
-        <w:t>Documenti</w:t>
-      </w:r>
-      <w:proofErr w:type="gramEnd"/>
-      <w:r>
-        <w:t xml:space="preserve"> correlati</w:t>
+        <w:t>Documenti correlati</w:t>
       </w:r>
       <w:bookmarkEnd w:id="3"/>
     </w:p>
@@ -4167,23 +4108,7 @@
                 <w:sz w:val="19"/>
                 <w:szCs w:val="19"/>
               </w:rPr>
-              <w:t xml:space="preserve">Contratto REST e </w:t>
-            </w:r>
-            <w:proofErr w:type="spellStart"/>
-            <w:r>
-              <w:rPr>
-                <w:sz w:val="19"/>
-                <w:szCs w:val="19"/>
-              </w:rPr>
-              <w:t>WebSocket</w:t>
-            </w:r>
-            <w:proofErr w:type="spellEnd"/>
-            <w:r>
-              <w:rPr>
-                <w:sz w:val="19"/>
-                <w:szCs w:val="19"/>
-              </w:rPr>
-              <w:t>, codici di errore, matrice permessi.</w:t>
+              <w:t>Contratto REST e WebSocket, codici di errore, matrice permessi.</w:t>
             </w:r>
           </w:p>
         </w:tc>
@@ -4349,21 +4274,12 @@
             <w:pPr>
               <w:spacing w:after="0" w:line="264" w:lineRule="auto"/>
             </w:pPr>
-            <w:proofErr w:type="spellStart"/>
-            <w:r>
-              <w:rPr>
-                <w:sz w:val="19"/>
-                <w:szCs w:val="19"/>
-              </w:rPr>
-              <w:t>Runbook</w:t>
-            </w:r>
-            <w:proofErr w:type="spellEnd"/>
-            <w:r>
-              <w:rPr>
-                <w:sz w:val="19"/>
-                <w:szCs w:val="19"/>
-              </w:rPr>
-              <w:t xml:space="preserve"> operativo</w:t>
+            <w:r>
+              <w:rPr>
+                <w:sz w:val="19"/>
+                <w:szCs w:val="19"/>
+              </w:rPr>
+              <w:t>Runbook operativo</w:t>
             </w:r>
           </w:p>
         </w:tc>
@@ -4394,39 +4310,7 @@
                 <w:sz w:val="19"/>
                 <w:szCs w:val="19"/>
               </w:rPr>
-              <w:t xml:space="preserve">Deploy, configurazione, manutenzione, </w:t>
-            </w:r>
-            <w:proofErr w:type="spellStart"/>
-            <w:r>
-              <w:rPr>
-                <w:sz w:val="19"/>
-                <w:szCs w:val="19"/>
-              </w:rPr>
-              <w:t>troubleshooting</w:t>
-            </w:r>
-            <w:proofErr w:type="spellEnd"/>
-            <w:r>
-              <w:rPr>
-                <w:sz w:val="19"/>
-                <w:szCs w:val="19"/>
-              </w:rPr>
-              <w:t xml:space="preserve">, </w:t>
-            </w:r>
-            <w:proofErr w:type="spellStart"/>
-            <w:r>
-              <w:rPr>
-                <w:sz w:val="19"/>
-                <w:szCs w:val="19"/>
-              </w:rPr>
-              <w:t>rollback</w:t>
-            </w:r>
-            <w:proofErr w:type="spellEnd"/>
-            <w:r>
-              <w:rPr>
-                <w:sz w:val="19"/>
-                <w:szCs w:val="19"/>
-              </w:rPr>
-              <w:t>.</w:t>
+              <w:t>Deploy, configurazione, manutenzione, troubleshooting, rollback.</w:t>
             </w:r>
           </w:p>
         </w:tc>
@@ -4467,8 +4351,7 @@
         </w:pBdr>
         <w:spacing w:after="220"/>
       </w:pPr>
-      <w:bookmarkStart w:id="4" w:name="_Toc240620649"/>
-      <w:proofErr w:type="gramStart"/>
+      <w:bookmarkStart w:id="4" w:name="_Toc240987604"/>
       <w:r>
         <w:rPr>
           <w:color w:val="DC3230"/>
@@ -4480,7 +4363,6 @@
         <w:t>Contesto</w:t>
       </w:r>
       <w:bookmarkEnd w:id="4"/>
-      <w:proofErr w:type="gramEnd"/>
     </w:p>
     <w:p>
       <w:pPr>
@@ -4488,8 +4370,7 @@
         <w:keepNext/>
         <w:spacing w:before="340" w:after="130"/>
       </w:pPr>
-      <w:bookmarkStart w:id="5" w:name="_Toc240620650"/>
-      <w:proofErr w:type="gramStart"/>
+      <w:bookmarkStart w:id="5" w:name="_Toc240987605"/>
       <w:r>
         <w:rPr>
           <w:color w:val="DC3230"/>
@@ -4497,25 +4378,13 @@
         <w:t xml:space="preserve">2.1  </w:t>
       </w:r>
       <w:r>
-        <w:t>Il</w:t>
-      </w:r>
-      <w:proofErr w:type="gramEnd"/>
-      <w:r>
-        <w:t xml:space="preserve"> problema</w:t>
+        <w:t>Il problema</w:t>
       </w:r>
       <w:bookmarkEnd w:id="5"/>
     </w:p>
     <w:p>
       <w:r>
-        <w:t xml:space="preserve">Un visitatore che arriva in una sede Dompé ha bisogno di una connessione Wi-Fi temporanea. Sui controller </w:t>
-      </w:r>
-      <w:proofErr w:type="spellStart"/>
-      <w:r>
-        <w:t>Catalyst</w:t>
-      </w:r>
-      <w:proofErr w:type="spellEnd"/>
-      <w:r>
-        <w:t xml:space="preserve"> 9800 questo si traduce nella creazione di un utente locale di tipo </w:t>
+        <w:t xml:space="preserve">Un visitatore che arriva in una sede Dompé ha bisogno di una connessione Wi-Fi temporanea. Sui controller Catalyst 9800 questo si traduce nella creazione di un utente locale di tipo </w:t>
       </w:r>
       <w:r>
         <w:rPr>
@@ -4529,7 +4398,6 @@
       <w:r>
         <w:t xml:space="preserve"> con una durata (</w:t>
       </w:r>
-      <w:proofErr w:type="spellStart"/>
       <w:r>
         <w:rPr>
           <w:rFonts w:ascii="Consolas" w:eastAsia="Consolas" w:hAnsi="Consolas" w:cs="Consolas"/>
@@ -4539,7 +4407,6 @@
         </w:rPr>
         <w:t>lifetime</w:t>
       </w:r>
-      <w:proofErr w:type="spellEnd"/>
       <w:r>
         <w:t>) e nella sua rimozione a scadenza. Farlo a mano comporta tre problemi: richiede accesso amministrativo al controller, è soggetto a errore, e non lascia una traccia consultabile di chi ha rilasciato l’accesso e a chi.</w:t>
       </w:r>
@@ -4550,8 +4417,7 @@
         <w:keepNext/>
         <w:spacing w:before="340" w:after="130"/>
       </w:pPr>
-      <w:bookmarkStart w:id="6" w:name="_Toc240620651"/>
-      <w:proofErr w:type="gramStart"/>
+      <w:bookmarkStart w:id="6" w:name="_Toc240987606"/>
       <w:r>
         <w:rPr>
           <w:color w:val="DC3230"/>
@@ -4559,11 +4425,7 @@
         <w:t xml:space="preserve">2.2  </w:t>
       </w:r>
       <w:r>
-        <w:t>Gli</w:t>
-      </w:r>
-      <w:proofErr w:type="gramEnd"/>
-      <w:r>
-        <w:t xml:space="preserve"> attori</w:t>
+        <w:t>Gli attori</w:t>
       </w:r>
       <w:bookmarkEnd w:id="6"/>
     </w:p>
@@ -4795,7 +4657,7 @@
                 <w:sz w:val="19"/>
                 <w:szCs w:val="19"/>
               </w:rPr>
-              <w:t>Registra ospiti, consegna o rinvia credenziali, revoca accessi della propria sede.</w:t>
+              <w:t>Registra ospiti, consegna o rinvia credenziali, elimina accessi della propria sede.</w:t>
             </w:r>
           </w:p>
         </w:tc>
@@ -5199,39 +5061,7 @@
                 <w:sz w:val="19"/>
                 <w:szCs w:val="19"/>
               </w:rPr>
-              <w:t>Pre-</w:t>
-            </w:r>
-            <w:proofErr w:type="spellStart"/>
-            <w:r>
-              <w:rPr>
-                <w:sz w:val="19"/>
-                <w:szCs w:val="19"/>
-              </w:rPr>
-              <w:t>provisiona</w:t>
-            </w:r>
-            <w:proofErr w:type="spellEnd"/>
-            <w:r>
-              <w:rPr>
-                <w:sz w:val="19"/>
-                <w:szCs w:val="19"/>
-              </w:rPr>
-              <w:t xml:space="preserve"> l’infrastruttura, popola Key Vault, gestisce rete e </w:t>
-            </w:r>
-            <w:proofErr w:type="spellStart"/>
-            <w:r>
-              <w:rPr>
-                <w:sz w:val="19"/>
-                <w:szCs w:val="19"/>
-              </w:rPr>
-              <w:t>ingress</w:t>
-            </w:r>
-            <w:proofErr w:type="spellEnd"/>
-            <w:r>
-              <w:rPr>
-                <w:sz w:val="19"/>
-                <w:szCs w:val="19"/>
-              </w:rPr>
-              <w:t>.</w:t>
+              <w:t>Pre-provisiona l’infrastruttura, popola Key Vault, gestisce rete e ingress.</w:t>
             </w:r>
           </w:p>
         </w:tc>
@@ -5268,8 +5098,7 @@
         <w:keepNext/>
         <w:spacing w:before="340" w:after="130"/>
       </w:pPr>
-      <w:bookmarkStart w:id="7" w:name="_Toc240620652"/>
-      <w:proofErr w:type="gramStart"/>
+      <w:bookmarkStart w:id="7" w:name="_Toc240987607"/>
       <w:r>
         <w:rPr>
           <w:color w:val="DC3230"/>
@@ -5277,11 +5106,7 @@
         <w:t xml:space="preserve">2.3  </w:t>
       </w:r>
       <w:r>
-        <w:t>Perimetro</w:t>
-      </w:r>
-      <w:proofErr w:type="gramEnd"/>
-      <w:r>
-        <w:t xml:space="preserve"> funzionale</w:t>
+        <w:t>Perimetro funzionale</w:t>
       </w:r>
       <w:bookmarkEnd w:id="7"/>
     </w:p>
@@ -5294,7 +5119,7 @@
         <w:t>Nel perimetro:</w:t>
       </w:r>
       <w:r>
-        <w:t xml:space="preserve"> autenticazione aziendale degli operatori, selezione della sede di lavoro, creazione e revoca degli account ospite sul controller della sede, consegna delle credenziali via e-mail o stampa, monitoraggio in tempo reale della durata residua, riconciliazione periodica con i controller, amministrazione di utenti e sedi.</w:t>
+        <w:t xml:space="preserve"> autenticazione aziendale degli operatori, selezione della sede di lavoro, creazione e revoca degli account ospite sul controller della sede, consegna delle credenziali via e-mail o a voce, monitoraggio in tempo reale della durata residua, riconciliazione periodica con i controller, amministrazione di utenti e sedi.</w:t>
       </w:r>
     </w:p>
     <w:p>
@@ -5306,31 +5131,7 @@
         <w:t>Fuori perimetro:</w:t>
       </w:r>
       <w:r>
-        <w:t xml:space="preserve"> la configurazione radio e di rete dei controller, la gestione </w:t>
-      </w:r>
-      <w:proofErr w:type="gramStart"/>
-      <w:r>
-        <w:t>del captive</w:t>
-      </w:r>
-      <w:proofErr w:type="gramEnd"/>
-      <w:r>
-        <w:t xml:space="preserve"> </w:t>
-      </w:r>
-      <w:proofErr w:type="spellStart"/>
-      <w:r>
-        <w:t>portal</w:t>
-      </w:r>
-      <w:proofErr w:type="spellEnd"/>
-      <w:r>
-        <w:t xml:space="preserve">, l’anagrafica dei visitatori in sistemi terzi, l’invio SMS (la funzione è presente a schema ma dormiente), e la creazione delle risorse Azure, che appartiene </w:t>
-      </w:r>
-      <w:proofErr w:type="gramStart"/>
-      <w:r>
-        <w:t>al team</w:t>
-      </w:r>
-      <w:proofErr w:type="gramEnd"/>
-      <w:r>
-        <w:t xml:space="preserve"> di piattaforma.</w:t>
+        <w:t xml:space="preserve"> la configurazione radio e di rete dei controller, la gestione del captive portal, l’anagrafica dei visitatori in sistemi terzi, l’invio SMS (la funzione è presente a schema ma dormiente), e la creazione delle risorse Azure, che appartiene al team di piattaforma.</w:t>
       </w:r>
     </w:p>
     <w:p>
@@ -5339,8 +5140,7 @@
         <w:keepNext/>
         <w:spacing w:before="340" w:after="130"/>
       </w:pPr>
-      <w:bookmarkStart w:id="8" w:name="_Toc240620653"/>
-      <w:proofErr w:type="gramStart"/>
+      <w:bookmarkStart w:id="8" w:name="_Toc240987608"/>
       <w:r>
         <w:rPr>
           <w:color w:val="DC3230"/>
@@ -5348,25 +5148,13 @@
         <w:t xml:space="preserve">2.4  </w:t>
       </w:r>
       <w:r>
-        <w:t>Sedi</w:t>
-      </w:r>
-      <w:proofErr w:type="gramEnd"/>
-      <w:r>
-        <w:t xml:space="preserve"> servite</w:t>
+        <w:t>Sedi servite</w:t>
       </w:r>
       <w:bookmarkEnd w:id="8"/>
     </w:p>
     <w:p>
       <w:r>
-        <w:t xml:space="preserve">L’applicazione </w:t>
-      </w:r>
-      <w:proofErr w:type="gramStart"/>
-      <w:r>
-        <w:t>è</w:t>
-      </w:r>
-      <w:proofErr w:type="gramEnd"/>
-      <w:r>
-        <w:t xml:space="preserve"> multi-sede per costruzione: ogni sede ha il proprio controller, i propri operatori abilitati e i propri ospiti. Il confine fra sedi è applicato dall’API, non soltanto dall’interfaccia.</w:t>
+        <w:t>L’applicazione è multi-sede per costruzione: ogni sede ha il proprio controller, i propri operatori abilitati e i propri ospiti. Il confine fra sedi è applicato dall’API, non soltanto dall’interfaccia.</w:t>
       </w:r>
     </w:p>
     <w:tbl>
@@ -6408,95 +6196,7 @@
           <w:sz w:val="17"/>
           <w:szCs w:val="17"/>
         </w:rPr>
-        <w:t>Sedi configurate come dati di riferimento (`</w:t>
-      </w:r>
-      <w:proofErr w:type="spellStart"/>
-      <w:r>
-        <w:rPr>
-          <w:i/>
-          <w:iCs/>
-          <w:color w:val="5A5A5A"/>
-          <w:sz w:val="17"/>
-          <w:szCs w:val="17"/>
-        </w:rPr>
-        <w:t>backend</w:t>
-      </w:r>
-      <w:proofErr w:type="spellEnd"/>
-      <w:r>
-        <w:rPr>
-          <w:i/>
-          <w:iCs/>
-          <w:color w:val="5A5A5A"/>
-          <w:sz w:val="17"/>
-          <w:szCs w:val="17"/>
-        </w:rPr>
-        <w:t>/</w:t>
-      </w:r>
-      <w:proofErr w:type="spellStart"/>
-      <w:r>
-        <w:rPr>
-          <w:i/>
-          <w:iCs/>
-          <w:color w:val="5A5A5A"/>
-          <w:sz w:val="17"/>
-          <w:szCs w:val="17"/>
-        </w:rPr>
-        <w:t>src</w:t>
-      </w:r>
-      <w:proofErr w:type="spellEnd"/>
-      <w:r>
-        <w:rPr>
-          <w:i/>
-          <w:iCs/>
-          <w:color w:val="5A5A5A"/>
-          <w:sz w:val="17"/>
-          <w:szCs w:val="17"/>
-        </w:rPr>
-        <w:t>/</w:t>
-      </w:r>
-      <w:proofErr w:type="spellStart"/>
-      <w:r>
-        <w:rPr>
-          <w:i/>
-          <w:iCs/>
-          <w:color w:val="5A5A5A"/>
-          <w:sz w:val="17"/>
-          <w:szCs w:val="17"/>
-        </w:rPr>
-        <w:t>db</w:t>
-      </w:r>
-      <w:proofErr w:type="spellEnd"/>
-      <w:r>
-        <w:rPr>
-          <w:i/>
-          <w:iCs/>
-          <w:color w:val="5A5A5A"/>
-          <w:sz w:val="17"/>
-          <w:szCs w:val="17"/>
-        </w:rPr>
-        <w:t>/</w:t>
-      </w:r>
-      <w:proofErr w:type="spellStart"/>
-      <w:r>
-        <w:rPr>
-          <w:i/>
-          <w:iCs/>
-          <w:color w:val="5A5A5A"/>
-          <w:sz w:val="17"/>
-          <w:szCs w:val="17"/>
-        </w:rPr>
-        <w:t>seed.ts</w:t>
-      </w:r>
-      <w:proofErr w:type="spellEnd"/>
-      <w:r>
-        <w:rPr>
-          <w:i/>
-          <w:iCs/>
-          <w:color w:val="5A5A5A"/>
-          <w:sz w:val="17"/>
-          <w:szCs w:val="17"/>
-        </w:rPr>
-        <w:t>`).</w:t>
+        <w:t>Sedi configurate come dati di riferimento (`backend/src/db/seed.ts`).</w:t>
       </w:r>
     </w:p>
     <w:p>
@@ -6509,8 +6209,7 @@
         </w:pBdr>
         <w:spacing w:after="220"/>
       </w:pPr>
-      <w:bookmarkStart w:id="9" w:name="_Toc240620654"/>
-      <w:proofErr w:type="gramStart"/>
+      <w:bookmarkStart w:id="9" w:name="_Toc240987609"/>
       <w:r>
         <w:rPr>
           <w:color w:val="DC3230"/>
@@ -6519,33 +6218,13 @@
         <w:t xml:space="preserve">3  </w:t>
       </w:r>
       <w:r>
-        <w:t>Visione</w:t>
-      </w:r>
-      <w:proofErr w:type="gramEnd"/>
-      <w:r>
-        <w:t xml:space="preserve"> d’insieme</w:t>
+        <w:t>Visione d’insieme</w:t>
       </w:r>
       <w:bookmarkEnd w:id="9"/>
     </w:p>
     <w:p>
       <w:r>
-        <w:t xml:space="preserve">La soluzione è composta da due container indipendenti — una single-page </w:t>
-      </w:r>
-      <w:proofErr w:type="spellStart"/>
-      <w:r>
-        <w:t>application</w:t>
-      </w:r>
-      <w:proofErr w:type="spellEnd"/>
-      <w:r>
-        <w:t xml:space="preserve"> servita da </w:t>
-      </w:r>
-      <w:proofErr w:type="spellStart"/>
-      <w:r>
-        <w:t>nginx</w:t>
-      </w:r>
-      <w:proofErr w:type="spellEnd"/>
-      <w:r>
-        <w:t xml:space="preserve"> e una API Node.js — pubblicati su Azure Container Apps dietro un Application Gateway con WAF. La API è l’unico componente che parla con il database, con Key Vault, con Microsoft Graph e con i controller wireless.</w:t>
+        <w:t>La soluzione è composta da due container indipendenti — una single-page application servita da nginx e una API Node.js — pubblicati su Azure Container Apps dietro un Application Gateway con WAF. La API è l’unico componente che parla con il database, con Key Vault, con Microsoft Graph e con i controller wireless.</w:t>
       </w:r>
     </w:p>
     <w:p>
@@ -6558,10 +6237,10 @@
           <w:noProof/>
         </w:rPr>
         <w:drawing>
-          <wp:inline distT="0" distB="0" distL="0" distR="0" wp14:anchorId="1BE24301" wp14:editId="52314EE2">
+          <wp:inline distT="0" distB="0" distL="0" distR="0" wp14:anchorId="730A99FF" wp14:editId="78C2B07D">
             <wp:extent cx="6096000" cy="4648200"/>
             <wp:effectExtent l="0" t="0" r="0" b="0"/>
-            <wp:docPr id="1462406921" name="Immagine 1462406921"/>
+            <wp:docPr id="1750494890" name="Immagine 1750494890"/>
             <wp:cNvGraphicFramePr>
               <a:graphicFrameLocks xmlns:a="http://schemas.openxmlformats.org/drawingml/2006/main" noChangeAspect="1"/>
             </wp:cNvGraphicFramePr>
@@ -6629,8 +6308,7 @@
         <w:keepNext/>
         <w:spacing w:before="340" w:after="130"/>
       </w:pPr>
-      <w:bookmarkStart w:id="10" w:name="_Toc240620655"/>
-      <w:proofErr w:type="gramStart"/>
+      <w:bookmarkStart w:id="10" w:name="_Toc240987610"/>
       <w:r>
         <w:rPr>
           <w:color w:val="DC3230"/>
@@ -6638,11 +6316,7 @@
         <w:t xml:space="preserve">3.1  </w:t>
       </w:r>
       <w:r>
-        <w:t>Principi</w:t>
-      </w:r>
-      <w:proofErr w:type="gramEnd"/>
-      <w:r>
-        <w:t xml:space="preserve"> architetturali</w:t>
+        <w:t>Principi architetturali</w:t>
       </w:r>
       <w:bookmarkEnd w:id="10"/>
     </w:p>
@@ -6663,31 +6337,7 @@
         <w:t>Due immagini, nessuno stato locale.</w:t>
       </w:r>
       <w:r>
-        <w:t xml:space="preserve"> </w:t>
-      </w:r>
-      <w:proofErr w:type="spellStart"/>
-      <w:r>
-        <w:t>Frontend</w:t>
-      </w:r>
-      <w:proofErr w:type="spellEnd"/>
-      <w:r>
-        <w:t xml:space="preserve"> e </w:t>
-      </w:r>
-      <w:proofErr w:type="spellStart"/>
-      <w:r>
-        <w:t>backend</w:t>
-      </w:r>
-      <w:proofErr w:type="spellEnd"/>
-      <w:r>
-        <w:t xml:space="preserve"> sono immagini separate, entrambe </w:t>
-      </w:r>
-      <w:proofErr w:type="spellStart"/>
-      <w:r>
-        <w:t>stateless</w:t>
-      </w:r>
-      <w:proofErr w:type="spellEnd"/>
-      <w:r>
-        <w:t xml:space="preserve"> e con utente non privilegiato: qualunque replica può servire qualunque richiesta.</w:t>
+        <w:t xml:space="preserve"> Frontend e backend sono immagini separate, entrambe stateless e con utente non privilegiato: qualunque replica può servire qualunque richiesta.</w:t>
       </w:r>
     </w:p>
     <w:p>
@@ -6744,23 +6394,7 @@
           <w:b/>
           <w:bCs/>
         </w:rPr>
-        <w:t xml:space="preserve">Fail </w:t>
-      </w:r>
-      <w:proofErr w:type="spellStart"/>
-      <w:r>
-        <w:rPr>
-          <w:b/>
-          <w:bCs/>
-        </w:rPr>
-        <w:t>closed</w:t>
-      </w:r>
-      <w:proofErr w:type="spellEnd"/>
-      <w:r>
-        <w:rPr>
-          <w:b/>
-          <w:bCs/>
-        </w:rPr>
-        <w:t>.</w:t>
+        <w:t>Fail closed.</w:t>
       </w:r>
       <w:r>
         <w:t xml:space="preserve"> Ogni percorso di autorizzazione che non può concludersi rifiuta la richiesta: un errore nella risoluzione dei permessi produce 503, mai un ruolo di ripiego.</w:t>
@@ -6801,34 +6435,10 @@
           <w:b/>
           <w:bCs/>
         </w:rPr>
-        <w:t xml:space="preserve">Modello </w:t>
-      </w:r>
-      <w:proofErr w:type="spellStart"/>
-      <w:r>
-        <w:rPr>
-          <w:b/>
-          <w:bCs/>
-        </w:rPr>
-        <w:t>consume-only</w:t>
-      </w:r>
-      <w:proofErr w:type="spellEnd"/>
-      <w:r>
-        <w:rPr>
-          <w:b/>
-          <w:bCs/>
-        </w:rPr>
-        <w:t>.</w:t>
-      </w:r>
-      <w:r>
-        <w:t xml:space="preserve"> L’applicazione e la sua pipeline consumano risorse </w:t>
-      </w:r>
-      <w:proofErr w:type="spellStart"/>
-      <w:r>
-        <w:t>pre-provisionate</w:t>
-      </w:r>
-      <w:proofErr w:type="spellEnd"/>
-      <w:r>
-        <w:t>; non ne creano.</w:t>
+        <w:t>Modello consume-only.</w:t>
+      </w:r>
+      <w:r>
+        <w:t xml:space="preserve"> L’applicazione e la sua pipeline consumano risorse pre-provisionate; non ne creano.</w:t>
       </w:r>
     </w:p>
     <w:p>
@@ -6837,8 +6447,7 @@
         <w:keepNext/>
         <w:spacing w:before="340" w:after="130"/>
       </w:pPr>
-      <w:bookmarkStart w:id="11" w:name="_Toc240620656"/>
-      <w:proofErr w:type="gramStart"/>
+      <w:bookmarkStart w:id="11" w:name="_Toc240987611"/>
       <w:r>
         <w:rPr>
           <w:color w:val="DC3230"/>
@@ -6849,7 +6458,6 @@
         <w:t>Componenti</w:t>
       </w:r>
       <w:bookmarkEnd w:id="11"/>
-      <w:proofErr w:type="gramEnd"/>
     </w:p>
     <w:tbl>
       <w:tblPr>
@@ -7012,7 +6620,6 @@
             <w:pPr>
               <w:spacing w:after="0" w:line="264" w:lineRule="auto"/>
             </w:pPr>
-            <w:proofErr w:type="spellStart"/>
             <w:r>
               <w:rPr>
                 <w:sz w:val="19"/>
@@ -7020,7 +6627,6 @@
               </w:rPr>
               <w:t>Frontend</w:t>
             </w:r>
-            <w:proofErr w:type="spellEnd"/>
           </w:p>
         </w:tc>
         <w:tc>
@@ -7044,15 +6650,11 @@
           <w:p>
             <w:pPr>
               <w:spacing w:after="0" w:line="264" w:lineRule="auto"/>
-              <w:rPr>
-                <w:lang w:val="en-US"/>
-              </w:rPr>
-            </w:pPr>
-            <w:r>
-              <w:rPr>
-                <w:sz w:val="19"/>
-                <w:szCs w:val="19"/>
-                <w:lang w:val="en-US"/>
+            </w:pPr>
+            <w:r>
+              <w:rPr>
+                <w:sz w:val="19"/>
+                <w:szCs w:val="19"/>
               </w:rPr>
               <w:t>React 18 · Vite · Tailwind · nginx 1.28 unprivileged</w:t>
             </w:r>
@@ -7119,7 +6721,6 @@
             <w:pPr>
               <w:spacing w:after="0" w:line="264" w:lineRule="auto"/>
             </w:pPr>
-            <w:proofErr w:type="spellStart"/>
             <w:r>
               <w:rPr>
                 <w:sz w:val="19"/>
@@ -7127,7 +6728,6 @@
               </w:rPr>
               <w:t>Backend</w:t>
             </w:r>
-            <w:proofErr w:type="spellEnd"/>
           </w:p>
         </w:tc>
         <w:tc>
@@ -7151,15 +6751,11 @@
           <w:p>
             <w:pPr>
               <w:spacing w:after="0" w:line="264" w:lineRule="auto"/>
-              <w:rPr>
-                <w:lang w:val="en-US"/>
-              </w:rPr>
-            </w:pPr>
-            <w:r>
-              <w:rPr>
-                <w:sz w:val="19"/>
-                <w:szCs w:val="19"/>
-                <w:lang w:val="en-US"/>
+            </w:pPr>
+            <w:r>
+              <w:rPr>
+                <w:sz w:val="19"/>
+                <w:szCs w:val="19"/>
               </w:rPr>
               <w:t>Node.js 22 · Express · TypeScript (ESM)</w:t>
             </w:r>
@@ -7208,39 +6804,7 @@
                 <w:sz w:val="19"/>
                 <w:szCs w:val="19"/>
               </w:rPr>
-              <w:t xml:space="preserve">, canale </w:t>
-            </w:r>
-            <w:proofErr w:type="spellStart"/>
-            <w:r>
-              <w:rPr>
-                <w:sz w:val="19"/>
-                <w:szCs w:val="19"/>
-              </w:rPr>
-              <w:t>WebSocket</w:t>
-            </w:r>
-            <w:proofErr w:type="spellEnd"/>
-            <w:r>
-              <w:rPr>
-                <w:sz w:val="19"/>
-                <w:szCs w:val="19"/>
-              </w:rPr>
-              <w:t xml:space="preserve">, autenticazione, autorizzazione, dialogo con i controller, invio e-mail, servizi di </w:t>
-            </w:r>
-            <w:proofErr w:type="gramStart"/>
-            <w:r>
-              <w:rPr>
-                <w:sz w:val="19"/>
-                <w:szCs w:val="19"/>
-              </w:rPr>
-              <w:t>background</w:t>
-            </w:r>
-            <w:proofErr w:type="gramEnd"/>
-            <w:r>
-              <w:rPr>
-                <w:sz w:val="19"/>
-                <w:szCs w:val="19"/>
-              </w:rPr>
-              <w:t>.</w:t>
+              <w:t>, canale WebSocket, autenticazione, autorizzazione, dialogo con i controller, invio e-mail, servizi di background.</w:t>
             </w:r>
           </w:p>
         </w:tc>
@@ -7304,15 +6868,11 @@
           <w:p>
             <w:pPr>
               <w:spacing w:after="0" w:line="264" w:lineRule="auto"/>
-              <w:rPr>
-                <w:lang w:val="en-US"/>
-              </w:rPr>
-            </w:pPr>
-            <w:r>
-              <w:rPr>
-                <w:sz w:val="19"/>
-                <w:szCs w:val="19"/>
-                <w:lang w:val="en-US"/>
+            </w:pPr>
+            <w:r>
+              <w:rPr>
+                <w:sz w:val="19"/>
+                <w:szCs w:val="19"/>
               </w:rPr>
               <w:t>Azure Database for PostgreSQL Flexible Server</w:t>
             </w:r>
@@ -7446,23 +7006,7 @@
                 <w:sz w:val="19"/>
                 <w:szCs w:val="19"/>
               </w:rPr>
-              <w:t xml:space="preserve">Applica lo schema prima che la nuova revisione del </w:t>
-            </w:r>
-            <w:proofErr w:type="spellStart"/>
-            <w:r>
-              <w:rPr>
-                <w:sz w:val="19"/>
-                <w:szCs w:val="19"/>
-              </w:rPr>
-              <w:t>backend</w:t>
-            </w:r>
-            <w:proofErr w:type="spellEnd"/>
-            <w:r>
-              <w:rPr>
-                <w:sz w:val="19"/>
-                <w:szCs w:val="19"/>
-              </w:rPr>
-              <w:t xml:space="preserve"> entri in servizio.</w:t>
+              <w:t>Applica lo schema prima che la nuova revisione del backend entri in servizio.</w:t>
             </w:r>
           </w:p>
         </w:tc>
@@ -7526,15 +7070,11 @@
           <w:p>
             <w:pPr>
               <w:spacing w:after="0" w:line="264" w:lineRule="auto"/>
-              <w:rPr>
-                <w:lang w:val="en-US"/>
-              </w:rPr>
-            </w:pPr>
-            <w:r>
-              <w:rPr>
-                <w:sz w:val="19"/>
-                <w:szCs w:val="19"/>
-                <w:lang w:val="en-US"/>
+            </w:pPr>
+            <w:r>
+              <w:rPr>
+                <w:sz w:val="19"/>
+                <w:szCs w:val="19"/>
               </w:rPr>
               <w:t>Azure Application Gateway WAF v2</w:t>
             </w:r>
@@ -7583,39 +7123,7 @@
                 <w:sz w:val="19"/>
                 <w:szCs w:val="19"/>
               </w:rPr>
-              <w:t xml:space="preserve"> al </w:t>
-            </w:r>
-            <w:proofErr w:type="spellStart"/>
-            <w:r>
-              <w:rPr>
-                <w:sz w:val="19"/>
-                <w:szCs w:val="19"/>
-              </w:rPr>
-              <w:t>backend</w:t>
-            </w:r>
-            <w:proofErr w:type="spellEnd"/>
-            <w:r>
-              <w:rPr>
-                <w:sz w:val="19"/>
-                <w:szCs w:val="19"/>
-              </w:rPr>
-              <w:t xml:space="preserve">, tutto il resto al </w:t>
-            </w:r>
-            <w:proofErr w:type="spellStart"/>
-            <w:r>
-              <w:rPr>
-                <w:sz w:val="19"/>
-                <w:szCs w:val="19"/>
-              </w:rPr>
-              <w:t>frontend</w:t>
-            </w:r>
-            <w:proofErr w:type="spellEnd"/>
-            <w:r>
-              <w:rPr>
-                <w:sz w:val="19"/>
-                <w:szCs w:val="19"/>
-              </w:rPr>
-              <w:t>.</w:t>
+              <w:t xml:space="preserve"> al backend, tutto il resto al frontend.</w:t>
             </w:r>
           </w:p>
         </w:tc>
@@ -7716,23 +7224,7 @@
                 <w:sz w:val="19"/>
                 <w:szCs w:val="19"/>
               </w:rPr>
-              <w:t xml:space="preserve">Autenticazione degli operatori, </w:t>
-            </w:r>
-            <w:proofErr w:type="spellStart"/>
-            <w:r>
-              <w:rPr>
-                <w:sz w:val="19"/>
-                <w:szCs w:val="19"/>
-              </w:rPr>
-              <w:t>Conditional</w:t>
-            </w:r>
-            <w:proofErr w:type="spellEnd"/>
-            <w:r>
-              <w:rPr>
-                <w:sz w:val="19"/>
-                <w:szCs w:val="19"/>
-              </w:rPr>
-              <w:t xml:space="preserve"> Access, Single Logout.</w:t>
+              <w:t>Autenticazione degli operatori, Conditional Access, Single Logout.</w:t>
             </w:r>
           </w:p>
         </w:tc>
@@ -7903,23 +7395,7 @@
                 <w:sz w:val="19"/>
                 <w:szCs w:val="19"/>
               </w:rPr>
-              <w:t>Microsoft Graph (</w:t>
-            </w:r>
-            <w:proofErr w:type="spellStart"/>
-            <w:r>
-              <w:rPr>
-                <w:sz w:val="19"/>
-                <w:szCs w:val="19"/>
-              </w:rPr>
-              <w:t>Mail.Send</w:t>
-            </w:r>
-            <w:proofErr w:type="spellEnd"/>
-            <w:r>
-              <w:rPr>
-                <w:sz w:val="19"/>
-                <w:szCs w:val="19"/>
-              </w:rPr>
-              <w:t>)</w:t>
+              <w:t>Microsoft Graph (Mail.Send)</w:t>
             </w:r>
           </w:p>
         </w:tc>
@@ -8020,23 +7496,7 @@
                 <w:sz w:val="19"/>
                 <w:szCs w:val="19"/>
               </w:rPr>
-              <w:t xml:space="preserve">Cisco </w:t>
-            </w:r>
-            <w:proofErr w:type="spellStart"/>
-            <w:r>
-              <w:rPr>
-                <w:sz w:val="19"/>
-                <w:szCs w:val="19"/>
-              </w:rPr>
-              <w:t>Catalyst</w:t>
-            </w:r>
-            <w:proofErr w:type="spellEnd"/>
-            <w:r>
-              <w:rPr>
-                <w:sz w:val="19"/>
-                <w:szCs w:val="19"/>
-              </w:rPr>
-              <w:t xml:space="preserve"> 9800 (IOS-XE)</w:t>
+              <w:t>Cisco Catalyst 9800 (IOS-XE)</w:t>
             </w:r>
           </w:p>
         </w:tc>
@@ -8205,8 +7665,7 @@
         <w:keepNext/>
         <w:spacing w:before="340" w:after="130"/>
       </w:pPr>
-      <w:bookmarkStart w:id="12" w:name="_Toc240620657"/>
-      <w:proofErr w:type="gramStart"/>
+      <w:bookmarkStart w:id="12" w:name="_Toc240987612"/>
       <w:r>
         <w:rPr>
           <w:color w:val="DC3230"/>
@@ -8214,46 +7673,13 @@
         <w:t xml:space="preserve">3.3  </w:t>
       </w:r>
       <w:r>
-        <w:t>Perché</w:t>
-      </w:r>
-      <w:proofErr w:type="gramEnd"/>
-      <w:r>
-        <w:t xml:space="preserve"> nessun CORS</w:t>
+        <w:t>Perché nessun CORS</w:t>
       </w:r>
       <w:bookmarkEnd w:id="12"/>
     </w:p>
     <w:p>
-      <w:proofErr w:type="spellStart"/>
-      <w:r>
-        <w:t>Frontend</w:t>
-      </w:r>
-      <w:proofErr w:type="spellEnd"/>
-      <w:r>
-        <w:t xml:space="preserve"> e </w:t>
-      </w:r>
-      <w:proofErr w:type="spellStart"/>
-      <w:r>
-        <w:t>backend</w:t>
-      </w:r>
-      <w:proofErr w:type="spellEnd"/>
-      <w:r>
-        <w:t xml:space="preserve"> sono esposti sullo stesso </w:t>
-      </w:r>
-      <w:proofErr w:type="spellStart"/>
-      <w:r>
-        <w:t>hostname</w:t>
-      </w:r>
-      <w:proofErr w:type="spellEnd"/>
-      <w:r>
-        <w:t xml:space="preserve"> e distinti solo per percorso: il browser non effettua mai una richiesta cross-</w:t>
-      </w:r>
-      <w:proofErr w:type="spellStart"/>
-      <w:r>
-        <w:t>origin</w:t>
-      </w:r>
-      <w:proofErr w:type="spellEnd"/>
-      <w:r>
-        <w:t xml:space="preserve"> verso la API. Abilitare CORS non servirebbe a nulla e amplierebbe la superficie: è deliberatamente assente.</w:t>
+      <w:r>
+        <w:t>Frontend e backend sono esposti sullo stesso hostname e distinti solo per percorso: il browser non effettua mai una richiesta cross-origin verso la API. Abilitare CORS non servirebbe a nulla e amplierebbe la superficie: è deliberatamente assente.</w:t>
       </w:r>
     </w:p>
     <w:p>
@@ -8266,8 +7692,7 @@
         </w:pBdr>
         <w:spacing w:after="220"/>
       </w:pPr>
-      <w:bookmarkStart w:id="13" w:name="_Toc240620658"/>
-      <w:proofErr w:type="gramStart"/>
+      <w:bookmarkStart w:id="13" w:name="_Toc240987613"/>
       <w:r>
         <w:rPr>
           <w:color w:val="DC3230"/>
@@ -8276,11 +7701,7 @@
         <w:t xml:space="preserve">4  </w:t>
       </w:r>
       <w:r>
-        <w:t>Flussi</w:t>
-      </w:r>
-      <w:proofErr w:type="gramEnd"/>
-      <w:r>
-        <w:t xml:space="preserve"> principali</w:t>
+        <w:t>Flussi principali</w:t>
       </w:r>
       <w:bookmarkEnd w:id="13"/>
     </w:p>
@@ -8295,8 +7716,7 @@
         <w:keepNext/>
         <w:spacing w:before="340" w:after="130"/>
       </w:pPr>
-      <w:bookmarkStart w:id="14" w:name="_Toc240620659"/>
-      <w:proofErr w:type="gramStart"/>
+      <w:bookmarkStart w:id="14" w:name="_Toc240987614"/>
       <w:r>
         <w:rPr>
           <w:color w:val="DC3230"/>
@@ -8304,11 +7724,7 @@
         <w:t xml:space="preserve">4.1  </w:t>
       </w:r>
       <w:r>
-        <w:t>Accesso</w:t>
-      </w:r>
-      <w:proofErr w:type="gramEnd"/>
-      <w:r>
-        <w:t xml:space="preserve"> alla console</w:t>
+        <w:t>Accesso alla console</w:t>
       </w:r>
       <w:bookmarkEnd w:id="14"/>
     </w:p>
@@ -8358,15 +7774,7 @@
         <w:spacing w:after="70" w:line="280" w:lineRule="auto"/>
       </w:pPr>
       <w:r>
-        <w:t xml:space="preserve">Un amministratore assegna ruolo, stato e sedi. Il cambiamento ha effetto entro pochi secondi, senza che l’utente debba </w:t>
-      </w:r>
-      <w:proofErr w:type="spellStart"/>
-      <w:r>
-        <w:t>riautenticarsi</w:t>
-      </w:r>
-      <w:proofErr w:type="spellEnd"/>
-      <w:r>
-        <w:t>.</w:t>
+        <w:t>Un amministratore assegna ruolo, stato e sedi. Il cambiamento ha effetto entro pochi secondi, senza che l’utente debba riautenticarsi.</w:t>
       </w:r>
     </w:p>
     <w:p>
@@ -8388,8 +7796,7 @@
         <w:keepNext/>
         <w:spacing w:before="340" w:after="130"/>
       </w:pPr>
-      <w:bookmarkStart w:id="15" w:name="_Toc240620660"/>
-      <w:proofErr w:type="gramStart"/>
+      <w:bookmarkStart w:id="15" w:name="_Toc240987615"/>
       <w:r>
         <w:rPr>
           <w:color w:val="DC3230"/>
@@ -8397,11 +7804,7 @@
         <w:t xml:space="preserve">4.2  </w:t>
       </w:r>
       <w:r>
-        <w:t>Rilascio</w:t>
-      </w:r>
-      <w:proofErr w:type="gramEnd"/>
-      <w:r>
-        <w:t xml:space="preserve"> di un accesso ospite</w:t>
+        <w:t>Rilascio di un accesso ospite</w:t>
       </w:r>
       <w:bookmarkEnd w:id="15"/>
     </w:p>
@@ -8415,15 +7818,7 @@
         <w:spacing w:after="70" w:line="280" w:lineRule="auto"/>
       </w:pPr>
       <w:r>
-        <w:t>L’operatore compila nome, referente interno e durata (</w:t>
-      </w:r>
-      <w:proofErr w:type="spellStart"/>
-      <w:r>
-        <w:t>preset</w:t>
-      </w:r>
-      <w:proofErr w:type="spellEnd"/>
-      <w:r>
-        <w:t xml:space="preserve"> fino a una settimana, oppure una data di fine).</w:t>
+        <w:t>L’operatore compila nome, referente interno e durata (preset fino a una settimana, oppure una data di fine).</w:t>
       </w:r>
     </w:p>
     <w:p>
@@ -8485,15 +7880,7 @@
         <w:spacing w:after="70" w:line="280" w:lineRule="auto"/>
       </w:pPr>
       <w:r>
-        <w:t xml:space="preserve">Un evento </w:t>
-      </w:r>
-      <w:proofErr w:type="spellStart"/>
-      <w:r>
-        <w:t>WebSocket</w:t>
-      </w:r>
-      <w:proofErr w:type="spellEnd"/>
-      <w:r>
-        <w:t xml:space="preserve"> aggiorna in tempo reale le altre postazioni della stessa sede.</w:t>
+        <w:t>Un evento WebSocket aggiorna in tempo reale le altre postazioni della stessa sede.</w:t>
       </w:r>
     </w:p>
     <w:p>
@@ -8502,8 +7889,7 @@
         <w:keepNext/>
         <w:spacing w:before="340" w:after="130"/>
       </w:pPr>
-      <w:bookmarkStart w:id="16" w:name="_Toc240620661"/>
-      <w:proofErr w:type="gramStart"/>
+      <w:bookmarkStart w:id="16" w:name="_Toc240987616"/>
       <w:r>
         <w:rPr>
           <w:color w:val="DC3230"/>
@@ -8511,11 +7897,7 @@
         <w:t xml:space="preserve">4.3  </w:t>
       </w:r>
       <w:r>
-        <w:t>Scadenza</w:t>
-      </w:r>
-      <w:proofErr w:type="gramEnd"/>
-      <w:r>
-        <w:t xml:space="preserve"> e revoca</w:t>
+        <w:t>Scadenza e revoca</w:t>
       </w:r>
       <w:bookmarkEnd w:id="16"/>
     </w:p>
@@ -8540,8 +7922,7 @@
         <w:keepNext/>
         <w:spacing w:before="340" w:after="130"/>
       </w:pPr>
-      <w:bookmarkStart w:id="17" w:name="_Toc240620662"/>
-      <w:proofErr w:type="gramStart"/>
+      <w:bookmarkStart w:id="17" w:name="_Toc240987617"/>
       <w:r>
         <w:rPr>
           <w:color w:val="DC3230"/>
@@ -8552,7 +7933,6 @@
         <w:t>Amministrazione</w:t>
       </w:r>
       <w:bookmarkEnd w:id="17"/>
-      <w:proofErr w:type="gramEnd"/>
     </w:p>
     <w:p>
       <w:r>
@@ -8601,8 +7981,7 @@
         </w:pBdr>
         <w:spacing w:after="220"/>
       </w:pPr>
-      <w:bookmarkStart w:id="18" w:name="_Toc240620663"/>
-      <w:proofErr w:type="gramStart"/>
+      <w:bookmarkStart w:id="18" w:name="_Toc240987618"/>
       <w:r>
         <w:rPr>
           <w:color w:val="DC3230"/>
@@ -8611,11 +7990,7 @@
         <w:t xml:space="preserve">5  </w:t>
       </w:r>
       <w:r>
-        <w:t>Modello</w:t>
-      </w:r>
-      <w:proofErr w:type="gramEnd"/>
-      <w:r>
-        <w:t xml:space="preserve"> di sicurezza (sintesi)</w:t>
+        <w:t>Modello di sicurezza (sintesi)</w:t>
       </w:r>
       <w:bookmarkEnd w:id="18"/>
     </w:p>
@@ -8630,8 +8005,7 @@
         <w:keepNext/>
         <w:spacing w:before="340" w:after="130"/>
       </w:pPr>
-      <w:bookmarkStart w:id="19" w:name="_Toc240620664"/>
-      <w:proofErr w:type="gramStart"/>
+      <w:bookmarkStart w:id="19" w:name="_Toc240987619"/>
       <w:r>
         <w:rPr>
           <w:color w:val="DC3230"/>
@@ -8642,7 +8016,6 @@
         <w:t>Autenticazione</w:t>
       </w:r>
       <w:bookmarkEnd w:id="19"/>
-      <w:proofErr w:type="gramEnd"/>
     </w:p>
     <w:p>
       <w:pPr>
@@ -8675,7 +8048,6 @@
       <w:r>
         <w:t xml:space="preserve"> e </w:t>
       </w:r>
-      <w:proofErr w:type="spellStart"/>
       <w:r>
         <w:rPr>
           <w:rFonts w:ascii="Consolas" w:eastAsia="Consolas" w:hAnsi="Consolas" w:cs="Consolas"/>
@@ -8685,7 +8057,6 @@
         </w:rPr>
         <w:t>InResponseTo</w:t>
       </w:r>
-      <w:proofErr w:type="spellEnd"/>
       <w:r>
         <w:t>, e Single Logout.</w:t>
       </w:r>
@@ -8710,17 +8081,8 @@
         <w:t>non impone il metodo di autenticazione</w:t>
       </w:r>
       <w:r>
-        <w:t>: l’</w:t>
-      </w:r>
-      <w:proofErr w:type="spellStart"/>
-      <w:r>
-        <w:t>AuthnRequest</w:t>
-      </w:r>
-      <w:proofErr w:type="spellEnd"/>
-      <w:r>
-        <w:t xml:space="preserve"> non contiene </w:t>
-      </w:r>
-      <w:proofErr w:type="spellStart"/>
+        <w:t xml:space="preserve">: l’AuthnRequest non contiene </w:t>
+      </w:r>
       <w:r>
         <w:rPr>
           <w:rFonts w:ascii="Consolas" w:eastAsia="Consolas" w:hAnsi="Consolas" w:cs="Consolas"/>
@@ -8730,25 +8092,8 @@
         </w:rPr>
         <w:t>RequestedAuthnContext</w:t>
       </w:r>
-      <w:proofErr w:type="spellEnd"/>
-      <w:r>
-        <w:t xml:space="preserve">, così l’accesso senza password (certificato, Windows Hello, FIDO2) resta una decisione di </w:t>
-      </w:r>
-      <w:proofErr w:type="spellStart"/>
-      <w:r>
-        <w:t>Conditional</w:t>
-      </w:r>
-      <w:proofErr w:type="spellEnd"/>
-      <w:r>
-        <w:t xml:space="preserve"> Access del </w:t>
-      </w:r>
-      <w:proofErr w:type="spellStart"/>
-      <w:r>
-        <w:t>tenant</w:t>
-      </w:r>
-      <w:proofErr w:type="spellEnd"/>
-      <w:r>
-        <w:t>.</w:t>
+      <w:r>
+        <w:t>, così l’accesso senza password (certificato, Windows Hello, FIDO2) resta una decisione di Conditional Access del tenant.</w:t>
       </w:r>
     </w:p>
     <w:p>
@@ -8768,15 +8113,7 @@
         <w:t>Accesso di emergenza (break-glass)</w:t>
       </w:r>
       <w:r>
-        <w:t xml:space="preserve"> locale, disattivato per impostazione predefinita, da usare solo quando </w:t>
-      </w:r>
-      <w:proofErr w:type="spellStart"/>
-      <w:r>
-        <w:t>l’IdP</w:t>
-      </w:r>
-      <w:proofErr w:type="spellEnd"/>
-      <w:r>
-        <w:t xml:space="preserve"> non è disponibile.</w:t>
+        <w:t xml:space="preserve"> locale, disattivato per impostazione predefinita, da usare solo quando l’IdP non è disponibile.</w:t>
       </w:r>
     </w:p>
     <w:p>
@@ -8785,8 +8122,7 @@
         <w:keepNext/>
         <w:spacing w:before="340" w:after="130"/>
       </w:pPr>
-      <w:bookmarkStart w:id="20" w:name="_Toc240620665"/>
-      <w:proofErr w:type="gramStart"/>
+      <w:bookmarkStart w:id="20" w:name="_Toc240987620"/>
       <w:r>
         <w:rPr>
           <w:color w:val="DC3230"/>
@@ -8797,7 +8133,6 @@
         <w:t>Autorizzazione</w:t>
       </w:r>
       <w:bookmarkEnd w:id="20"/>
-      <w:proofErr w:type="gramEnd"/>
     </w:p>
     <w:tbl>
       <w:tblPr>
@@ -8926,7 +8261,6 @@
             <w:pPr>
               <w:spacing w:after="0" w:line="264" w:lineRule="auto"/>
             </w:pPr>
-            <w:proofErr w:type="spellStart"/>
             <w:r>
               <w:rPr>
                 <w:sz w:val="19"/>
@@ -8934,7 +8268,6 @@
               </w:rPr>
               <w:t>viewer</w:t>
             </w:r>
-            <w:proofErr w:type="spellEnd"/>
           </w:p>
         </w:tc>
         <w:tc>
@@ -9147,15 +8480,7 @@
         <w:t>a ogni richiesta</w:t>
       </w:r>
       <w:r>
-        <w:t xml:space="preserve"> e non è mai serializzata in sessione: una sospensione ha effetto entro il tempo di vita della cache (15 secondi), non al prossimo accesso dell’utente. Lo stesso controllo si applica all’apertura del canale </w:t>
-      </w:r>
-      <w:proofErr w:type="spellStart"/>
-      <w:r>
-        <w:t>WebSocket</w:t>
-      </w:r>
-      <w:proofErr w:type="spellEnd"/>
-      <w:r>
-        <w:t>.</w:t>
+        <w:t xml:space="preserve"> e non è mai serializzata in sessione: una sospensione ha effetto entro il tempo di vita della cache (15 secondi), non al prossimo accesso dell’utente. Lo stesso controllo si applica all’apertura del canale WebSocket.</w:t>
       </w:r>
     </w:p>
     <w:p>
@@ -9164,8 +8489,7 @@
         <w:keepNext/>
         <w:spacing w:before="340" w:after="130"/>
       </w:pPr>
-      <w:bookmarkStart w:id="21" w:name="_Toc240620666"/>
-      <w:proofErr w:type="gramStart"/>
+      <w:bookmarkStart w:id="21" w:name="_Toc240987621"/>
       <w:r>
         <w:rPr>
           <w:color w:val="DC3230"/>
@@ -9173,11 +8497,7 @@
         <w:t xml:space="preserve">5.3  </w:t>
       </w:r>
       <w:r>
-        <w:t>Segreti</w:t>
-      </w:r>
-      <w:proofErr w:type="gramEnd"/>
-      <w:r>
-        <w:t xml:space="preserve"> e dati sensibili</w:t>
+        <w:t>Segreti e dati sensibili</w:t>
       </w:r>
       <w:bookmarkEnd w:id="21"/>
     </w:p>
@@ -9201,15 +8521,7 @@
         <w:t>Azure Key Vault</w:t>
       </w:r>
       <w:r>
-        <w:t xml:space="preserve"> ed è iniettato come variabile d’ambiente tramite l’identità gestita del </w:t>
-      </w:r>
-      <w:proofErr w:type="spellStart"/>
-      <w:r>
-        <w:t>backend</w:t>
-      </w:r>
-      <w:proofErr w:type="spellEnd"/>
-      <w:r>
-        <w:t>.</w:t>
+        <w:t xml:space="preserve"> ed è iniettato come variabile d’ambiente tramite l’identità gestita del backend.</w:t>
       </w:r>
     </w:p>
     <w:p>
@@ -9303,8 +8615,7 @@
         </w:pBdr>
         <w:spacing w:after="220"/>
       </w:pPr>
-      <w:bookmarkStart w:id="22" w:name="_Toc240620667"/>
-      <w:proofErr w:type="gramStart"/>
+      <w:bookmarkStart w:id="22" w:name="_Toc240987622"/>
       <w:r>
         <w:rPr>
           <w:color w:val="DC3230"/>
@@ -9313,25 +8624,13 @@
         <w:t xml:space="preserve">6  </w:t>
       </w:r>
       <w:r>
-        <w:t>Modello</w:t>
-      </w:r>
-      <w:proofErr w:type="gramEnd"/>
-      <w:r>
-        <w:t xml:space="preserve"> dati (sintesi)</w:t>
+        <w:t>Modello dati (sintesi)</w:t>
       </w:r>
       <w:bookmarkEnd w:id="22"/>
     </w:p>
     <w:p>
       <w:r>
-        <w:t xml:space="preserve">Il modello completo, con tipi, vincoli e indici, è nel documento DB. </w:t>
-      </w:r>
-      <w:proofErr w:type="gramStart"/>
-      <w:r>
-        <w:t>In sintesi</w:t>
-      </w:r>
-      <w:proofErr w:type="gramEnd"/>
-      <w:r>
-        <w:t xml:space="preserve"> ruota attorno a tre nuclei.</w:t>
+        <w:t>Il modello completo, con tipi, vincoli e indici, è nel documento DB. In sintesi ruota attorno a tre nuclei.</w:t>
       </w:r>
     </w:p>
     <w:tbl>
@@ -9558,7 +8857,6 @@
               </w:rPr>
               <w:t xml:space="preserve">, </w:t>
             </w:r>
-            <w:proofErr w:type="spellStart"/>
             <w:r>
               <w:rPr>
                 <w:rFonts w:ascii="Consolas" w:eastAsia="Consolas" w:hAnsi="Consolas" w:cs="Consolas"/>
@@ -9568,7 +8866,6 @@
               </w:rPr>
               <w:t>sync_logs</w:t>
             </w:r>
-            <w:proofErr w:type="spellEnd"/>
           </w:p>
         </w:tc>
         <w:tc>
@@ -9662,67 +8959,52 @@
           <w:p>
             <w:pPr>
               <w:spacing w:after="0" w:line="264" w:lineRule="auto"/>
-              <w:rPr>
-                <w:lang w:val="en-US"/>
-              </w:rPr>
-            </w:pPr>
-            <w:proofErr w:type="spellStart"/>
+            </w:pPr>
             <w:r>
               <w:rPr>
                 <w:rFonts w:ascii="Consolas" w:eastAsia="Consolas" w:hAnsi="Consolas" w:cs="Consolas"/>
                 <w:color w:val="0A5D65"/>
                 <w:sz w:val="17"/>
                 <w:szCs w:val="17"/>
-                <w:lang w:val="en-US"/>
               </w:rPr>
               <w:t>app_users</w:t>
             </w:r>
-            <w:proofErr w:type="spellEnd"/>
-            <w:r>
-              <w:rPr>
-                <w:sz w:val="19"/>
-                <w:szCs w:val="19"/>
-                <w:lang w:val="en-US"/>
+            <w:r>
+              <w:rPr>
+                <w:sz w:val="19"/>
+                <w:szCs w:val="19"/>
               </w:rPr>
               <w:t xml:space="preserve">, </w:t>
             </w:r>
-            <w:proofErr w:type="spellStart"/>
             <w:r>
               <w:rPr>
                 <w:rFonts w:ascii="Consolas" w:eastAsia="Consolas" w:hAnsi="Consolas" w:cs="Consolas"/>
                 <w:color w:val="0A5D65"/>
                 <w:sz w:val="17"/>
                 <w:szCs w:val="17"/>
-                <w:lang w:val="en-US"/>
               </w:rPr>
               <w:t>app_user_sedi</w:t>
             </w:r>
-            <w:proofErr w:type="spellEnd"/>
-            <w:r>
-              <w:rPr>
-                <w:sz w:val="19"/>
-                <w:szCs w:val="19"/>
-                <w:lang w:val="en-US"/>
+            <w:r>
+              <w:rPr>
+                <w:sz w:val="19"/>
+                <w:szCs w:val="19"/>
               </w:rPr>
               <w:t xml:space="preserve">, </w:t>
             </w:r>
-            <w:proofErr w:type="spellStart"/>
             <w:r>
               <w:rPr>
                 <w:rFonts w:ascii="Consolas" w:eastAsia="Consolas" w:hAnsi="Consolas" w:cs="Consolas"/>
                 <w:color w:val="0A5D65"/>
                 <w:sz w:val="17"/>
                 <w:szCs w:val="17"/>
-                <w:lang w:val="en-US"/>
               </w:rPr>
               <w:t>breakglass_users</w:t>
             </w:r>
-            <w:proofErr w:type="spellEnd"/>
-            <w:r>
-              <w:rPr>
-                <w:sz w:val="19"/>
-                <w:szCs w:val="19"/>
-                <w:lang w:val="en-US"/>
+            <w:r>
+              <w:rPr>
+                <w:sz w:val="19"/>
+                <w:szCs w:val="19"/>
               </w:rPr>
               <w:t xml:space="preserve">, </w:t>
             </w:r>
@@ -9732,7 +9014,6 @@
                 <w:color w:val="0A5D65"/>
                 <w:sz w:val="17"/>
                 <w:szCs w:val="17"/>
-                <w:lang w:val="en-US"/>
               </w:rPr>
               <w:t>session</w:t>
             </w:r>
@@ -9829,62 +9110,48 @@
           <w:p>
             <w:pPr>
               <w:spacing w:after="0" w:line="264" w:lineRule="auto"/>
-              <w:rPr>
-                <w:lang w:val="en-US"/>
-              </w:rPr>
-            </w:pPr>
-            <w:proofErr w:type="spellStart"/>
+            </w:pPr>
             <w:r>
               <w:rPr>
                 <w:rFonts w:ascii="Consolas" w:eastAsia="Consolas" w:hAnsi="Consolas" w:cs="Consolas"/>
                 <w:color w:val="0A5D65"/>
                 <w:sz w:val="17"/>
                 <w:szCs w:val="17"/>
-                <w:lang w:val="en-US"/>
               </w:rPr>
               <w:t>saml_request_ids</w:t>
             </w:r>
-            <w:proofErr w:type="spellEnd"/>
-            <w:r>
-              <w:rPr>
-                <w:sz w:val="19"/>
-                <w:szCs w:val="19"/>
-                <w:lang w:val="en-US"/>
+            <w:r>
+              <w:rPr>
+                <w:sz w:val="19"/>
+                <w:szCs w:val="19"/>
               </w:rPr>
               <w:t xml:space="preserve">, </w:t>
             </w:r>
-            <w:proofErr w:type="spellStart"/>
             <w:r>
               <w:rPr>
                 <w:rFonts w:ascii="Consolas" w:eastAsia="Consolas" w:hAnsi="Consolas" w:cs="Consolas"/>
                 <w:color w:val="0A5D65"/>
                 <w:sz w:val="17"/>
                 <w:szCs w:val="17"/>
-                <w:lang w:val="en-US"/>
               </w:rPr>
               <w:t>sms_config</w:t>
             </w:r>
-            <w:proofErr w:type="spellEnd"/>
-            <w:r>
-              <w:rPr>
-                <w:sz w:val="19"/>
-                <w:szCs w:val="19"/>
-                <w:lang w:val="en-US"/>
+            <w:r>
+              <w:rPr>
+                <w:sz w:val="19"/>
+                <w:szCs w:val="19"/>
               </w:rPr>
               <w:t xml:space="preserve">, </w:t>
             </w:r>
-            <w:proofErr w:type="spellStart"/>
             <w:r>
               <w:rPr>
                 <w:rFonts w:ascii="Consolas" w:eastAsia="Consolas" w:hAnsi="Consolas" w:cs="Consolas"/>
                 <w:color w:val="0A5D65"/>
                 <w:sz w:val="17"/>
                 <w:szCs w:val="17"/>
-                <w:lang w:val="en-US"/>
               </w:rPr>
               <w:t>wlc_config</w:t>
             </w:r>
-            <w:proofErr w:type="spellEnd"/>
           </w:p>
         </w:tc>
         <w:tc>
@@ -9914,23 +9181,7 @@
                 <w:sz w:val="19"/>
                 <w:szCs w:val="19"/>
               </w:rPr>
-              <w:t xml:space="preserve">Identificativi delle </w:t>
-            </w:r>
-            <w:proofErr w:type="spellStart"/>
-            <w:r>
-              <w:rPr>
-                <w:sz w:val="19"/>
-                <w:szCs w:val="19"/>
-              </w:rPr>
-              <w:t>AuthnRequest</w:t>
-            </w:r>
-            <w:proofErr w:type="spellEnd"/>
-            <w:r>
-              <w:rPr>
-                <w:sz w:val="19"/>
-                <w:szCs w:val="19"/>
-              </w:rPr>
-              <w:t xml:space="preserve"> in attesa, configurazione SMS dormiente, residuo legacy in via di dismissione.</w:t>
+              <w:t>Identificativi delle AuthnRequest in attesa, configurazione SMS dormiente, residuo legacy in via di dismissione.</w:t>
             </w:r>
           </w:p>
         </w:tc>
@@ -10066,8 +9317,7 @@
         </w:pBdr>
         <w:spacing w:after="220"/>
       </w:pPr>
-      <w:bookmarkStart w:id="23" w:name="_Toc240620668"/>
-      <w:proofErr w:type="gramStart"/>
+      <w:bookmarkStart w:id="23" w:name="_Toc240987623"/>
       <w:r>
         <w:rPr>
           <w:color w:val="DC3230"/>
@@ -10076,11 +9326,7 @@
         <w:t xml:space="preserve">7  </w:t>
       </w:r>
       <w:r>
-        <w:t>Architettura</w:t>
-      </w:r>
-      <w:proofErr w:type="gramEnd"/>
-      <w:r>
-        <w:t xml:space="preserve"> di deployment</w:t>
+        <w:t>Architettura di deployment</w:t>
       </w:r>
       <w:bookmarkEnd w:id="23"/>
     </w:p>
@@ -10090,8 +9336,7 @@
         <w:keepNext/>
         <w:spacing w:before="340" w:after="130"/>
       </w:pPr>
-      <w:bookmarkStart w:id="24" w:name="_Toc240620669"/>
-      <w:proofErr w:type="gramStart"/>
+      <w:bookmarkStart w:id="24" w:name="_Toc240987624"/>
       <w:r>
         <w:rPr>
           <w:color w:val="DC3230"/>
@@ -10102,7 +9347,6 @@
         <w:t>Ambienti</w:t>
       </w:r>
       <w:bookmarkEnd w:id="24"/>
-      <w:proofErr w:type="gramEnd"/>
     </w:p>
     <w:tbl>
       <w:tblPr>
@@ -10258,7 +9502,6 @@
             <w:pPr>
               <w:spacing w:after="0" w:line="264" w:lineRule="auto"/>
             </w:pPr>
-            <w:proofErr w:type="spellStart"/>
             <w:r>
               <w:rPr>
                 <w:b/>
@@ -10268,7 +9511,6 @@
               </w:rPr>
               <w:t>Hostname</w:t>
             </w:r>
-            <w:proofErr w:type="spellEnd"/>
           </w:p>
         </w:tc>
       </w:tr>
@@ -10332,7 +9574,6 @@
             <w:pPr>
               <w:spacing w:after="0" w:line="264" w:lineRule="auto"/>
             </w:pPr>
-            <w:proofErr w:type="spellStart"/>
             <w:r>
               <w:rPr>
                 <w:sz w:val="19"/>
@@ -10340,7 +9581,6 @@
               </w:rPr>
               <w:t>dev</w:t>
             </w:r>
-            <w:proofErr w:type="spellEnd"/>
           </w:p>
         </w:tc>
         <w:tc>
@@ -10466,7 +9706,6 @@
             <w:pPr>
               <w:spacing w:after="0" w:line="264" w:lineRule="auto"/>
             </w:pPr>
-            <w:proofErr w:type="spellStart"/>
             <w:r>
               <w:rPr>
                 <w:sz w:val="19"/>
@@ -10474,7 +9713,6 @@
               </w:rPr>
               <w:t>stg</w:t>
             </w:r>
-            <w:proofErr w:type="spellEnd"/>
           </w:p>
         </w:tc>
         <w:tc>
@@ -10506,7 +9744,6 @@
               </w:rPr>
               <w:t xml:space="preserve">Push sul ramo </w:t>
             </w:r>
-            <w:proofErr w:type="spellStart"/>
             <w:r>
               <w:rPr>
                 <w:rFonts w:ascii="Consolas" w:eastAsia="Consolas" w:hAnsi="Consolas" w:cs="Consolas"/>
@@ -10516,7 +9753,6 @@
               </w:rPr>
               <w:t>staging</w:t>
             </w:r>
-            <w:proofErr w:type="spellEnd"/>
           </w:p>
         </w:tc>
         <w:tc>
@@ -10611,7 +9847,6 @@
             <w:pPr>
               <w:spacing w:after="0" w:line="264" w:lineRule="auto"/>
             </w:pPr>
-            <w:proofErr w:type="spellStart"/>
             <w:r>
               <w:rPr>
                 <w:sz w:val="19"/>
@@ -10619,7 +9854,6 @@
               </w:rPr>
               <w:t>prod</w:t>
             </w:r>
-            <w:proofErr w:type="spellEnd"/>
           </w:p>
         </w:tc>
         <w:tc>
@@ -10651,7 +9885,6 @@
               </w:rPr>
               <w:t xml:space="preserve">Push sul ramo </w:t>
             </w:r>
-            <w:proofErr w:type="spellStart"/>
             <w:r>
               <w:rPr>
                 <w:rFonts w:ascii="Consolas" w:eastAsia="Consolas" w:hAnsi="Consolas" w:cs="Consolas"/>
@@ -10661,7 +9894,6 @@
               </w:rPr>
               <w:t>main</w:t>
             </w:r>
-            <w:proofErr w:type="spellEnd"/>
           </w:p>
         </w:tc>
         <w:tc>
@@ -10743,8 +9975,7 @@
         <w:keepNext/>
         <w:spacing w:before="340" w:after="130"/>
       </w:pPr>
-      <w:bookmarkStart w:id="25" w:name="_Toc240620670"/>
-      <w:proofErr w:type="gramStart"/>
+      <w:bookmarkStart w:id="25" w:name="_Toc240987625"/>
       <w:r>
         <w:rPr>
           <w:color w:val="DC3230"/>
@@ -10755,7 +9986,6 @@
         <w:t>Pipeline</w:t>
       </w:r>
       <w:bookmarkEnd w:id="25"/>
-      <w:proofErr w:type="gramEnd"/>
     </w:p>
     <w:p>
       <w:pPr>
@@ -10767,10 +9997,10 @@
           <w:noProof/>
         </w:rPr>
         <w:drawing>
-          <wp:inline distT="0" distB="0" distL="0" distR="0" wp14:anchorId="48AC25EB" wp14:editId="0F377ED7">
+          <wp:inline distT="0" distB="0" distL="0" distR="0" wp14:anchorId="5FF99821" wp14:editId="054E1969">
             <wp:extent cx="6096000" cy="2895600"/>
             <wp:effectExtent l="0" t="0" r="0" b="0"/>
-            <wp:docPr id="1968007890" name="Immagine 1968007890"/>
+            <wp:docPr id="1433917583" name="Immagine 1433917583"/>
             <wp:cNvGraphicFramePr>
               <a:graphicFrameLocks xmlns:a="http://schemas.openxmlformats.org/drawingml/2006/main" noChangeAspect="1"/>
             </wp:cNvGraphicFramePr>
@@ -10853,8 +10083,7 @@
         <w:keepNext/>
         <w:spacing w:before="340" w:after="130"/>
       </w:pPr>
-      <w:bookmarkStart w:id="26" w:name="_Toc240620671"/>
-      <w:proofErr w:type="gramStart"/>
+      <w:bookmarkStart w:id="26" w:name="_Toc240987626"/>
       <w:r>
         <w:rPr>
           <w:color w:val="DC3230"/>
@@ -10862,70 +10091,20 @@
         <w:t xml:space="preserve">7.3  </w:t>
       </w:r>
       <w:r>
-        <w:t>Modello</w:t>
-      </w:r>
-      <w:proofErr w:type="gramEnd"/>
-      <w:r>
-        <w:t xml:space="preserve"> </w:t>
-      </w:r>
-      <w:proofErr w:type="spellStart"/>
-      <w:r>
-        <w:t>consume-only</w:t>
+        <w:t>Modello consume-only</w:t>
       </w:r>
       <w:bookmarkEnd w:id="26"/>
-      <w:proofErr w:type="spellEnd"/>
     </w:p>
     <w:p>
       <w:r>
-        <w:t xml:space="preserve">Resource Group, ambiente Container Apps, le due Container App, le identità gestite, Key Vault, </w:t>
-      </w:r>
-      <w:proofErr w:type="spellStart"/>
-      <w:r>
-        <w:t>PostgreSQL</w:t>
-      </w:r>
-      <w:proofErr w:type="spellEnd"/>
-      <w:r>
-        <w:t xml:space="preserve">, Container </w:t>
-      </w:r>
-      <w:proofErr w:type="spellStart"/>
-      <w:r>
-        <w:t>Registry</w:t>
-      </w:r>
-      <w:proofErr w:type="spellEnd"/>
-      <w:r>
-        <w:t xml:space="preserve">, Application Gateway e il job di migrazione sono </w:t>
-      </w:r>
-      <w:proofErr w:type="spellStart"/>
+        <w:t xml:space="preserve">Resource Group, ambiente Container Apps, le due Container App, le identità gestite, Key Vault, PostgreSQL, Container Registry, Application Gateway e il job di migrazione sono </w:t>
+      </w:r>
       <w:r>
         <w:rPr>
           <w:b/>
           <w:bCs/>
         </w:rPr>
-        <w:t>pre-provisionati</w:t>
-      </w:r>
-      <w:proofErr w:type="spellEnd"/>
-      <w:r>
-        <w:rPr>
-          <w:b/>
-          <w:bCs/>
-        </w:rPr>
-        <w:t xml:space="preserve"> </w:t>
-      </w:r>
-      <w:proofErr w:type="gramStart"/>
-      <w:r>
-        <w:rPr>
-          <w:b/>
-          <w:bCs/>
-        </w:rPr>
-        <w:t>dal team</w:t>
-      </w:r>
-      <w:proofErr w:type="gramEnd"/>
-      <w:r>
-        <w:rPr>
-          <w:b/>
-          <w:bCs/>
-        </w:rPr>
-        <w:t xml:space="preserve"> di piattaforma</w:t>
+        <w:t>pre-provisionati dal team di piattaforma</w:t>
       </w:r>
       <w:r>
         <w:t xml:space="preserve">. La pipeline esegue soltanto aggiornamenti; lo script </w:t>
@@ -10949,8 +10128,7 @@
         <w:keepNext/>
         <w:spacing w:before="340" w:after="130"/>
       </w:pPr>
-      <w:bookmarkStart w:id="27" w:name="_Toc240620672"/>
-      <w:proofErr w:type="gramStart"/>
+      <w:bookmarkStart w:id="27" w:name="_Toc240987627"/>
       <w:r>
         <w:rPr>
           <w:color w:val="DC3230"/>
@@ -10958,19 +10136,15 @@
         <w:lastRenderedPageBreak/>
         <w:t xml:space="preserve">7.4  </w:t>
       </w:r>
-      <w:proofErr w:type="spellStart"/>
       <w:r>
         <w:t>Ingress</w:t>
       </w:r>
       <w:bookmarkEnd w:id="27"/>
-      <w:proofErr w:type="spellEnd"/>
-      <w:proofErr w:type="gramEnd"/>
     </w:p>
     <w:p>
       <w:r>
         <w:t xml:space="preserve">L’ambiente Container Apps è </w:t>
       </w:r>
-      <w:proofErr w:type="spellStart"/>
       <w:r>
         <w:rPr>
           <w:b/>
@@ -10978,19 +10152,9 @@
         </w:rPr>
         <w:t>internal</w:t>
       </w:r>
-      <w:proofErr w:type="spellEnd"/>
-      <w:r>
-        <w:t xml:space="preserve">: non possiede un indirizzo pubblico. Le due applicazioni sono create con </w:t>
-      </w:r>
-      <w:proofErr w:type="spellStart"/>
-      <w:r>
-        <w:t>ingress</w:t>
-      </w:r>
-      <w:proofErr w:type="spellEnd"/>
-      <w:r>
-        <w:t xml:space="preserve"> </w:t>
-      </w:r>
-      <w:proofErr w:type="spellStart"/>
+      <w:r>
+        <w:t xml:space="preserve">: non possiede un indirizzo pubblico. Le due applicazioni sono create con ingress </w:t>
+      </w:r>
       <w:r>
         <w:rPr>
           <w:rFonts w:ascii="Consolas" w:eastAsia="Consolas" w:hAnsi="Consolas" w:cs="Consolas"/>
@@ -11000,17 +10164,8 @@
         </w:rPr>
         <w:t>external</w:t>
       </w:r>
-      <w:proofErr w:type="spellEnd"/>
-      <w:r>
-        <w:t xml:space="preserve">, che in Container Apps significa «raggiungibile dall’intera rete virtuale», non «esposto su Internet»: è la condizione necessaria perché l’Application Gateway, che vive fuori dall’ambiente, possa raggiungerle. La conformità «nessun </w:t>
-      </w:r>
-      <w:proofErr w:type="spellStart"/>
-      <w:r>
-        <w:t>ingress</w:t>
-      </w:r>
-      <w:proofErr w:type="spellEnd"/>
-      <w:r>
-        <w:t xml:space="preserve"> pubblico» è garantita dall’ambiente, non dal singolo flag applicativo.</w:t>
+      <w:r>
+        <w:t>, che in Container Apps significa «raggiungibile dall’intera rete virtuale», non «esposto su Internet»: è la condizione necessaria perché l’Application Gateway, che vive fuori dall’ambiente, possa raggiungerle. La conformità «nessun ingress pubblico» è garantita dall’ambiente, non dal singolo flag applicativo.</w:t>
       </w:r>
     </w:p>
     <w:p>
@@ -11023,8 +10178,7 @@
         </w:pBdr>
         <w:spacing w:after="220"/>
       </w:pPr>
-      <w:bookmarkStart w:id="28" w:name="_Toc240620673"/>
-      <w:proofErr w:type="gramStart"/>
+      <w:bookmarkStart w:id="28" w:name="_Toc240987628"/>
       <w:r>
         <w:rPr>
           <w:color w:val="DC3230"/>
@@ -11033,11 +10187,7 @@
         <w:t xml:space="preserve">8  </w:t>
       </w:r>
       <w:r>
-        <w:t>Requisiti</w:t>
-      </w:r>
-      <w:proofErr w:type="gramEnd"/>
-      <w:r>
-        <w:t xml:space="preserve"> non funzionali</w:t>
+        <w:t>Requisiti non funzionali</w:t>
       </w:r>
       <w:bookmarkEnd w:id="28"/>
     </w:p>
@@ -11238,55 +10388,7 @@
                 <w:sz w:val="19"/>
                 <w:szCs w:val="19"/>
               </w:rPr>
-              <w:t xml:space="preserve">Componenti </w:t>
-            </w:r>
-            <w:proofErr w:type="spellStart"/>
-            <w:r>
-              <w:rPr>
-                <w:sz w:val="19"/>
-                <w:szCs w:val="19"/>
-              </w:rPr>
-              <w:t>stateless</w:t>
-            </w:r>
-            <w:proofErr w:type="spellEnd"/>
-            <w:r>
-              <w:rPr>
-                <w:sz w:val="19"/>
-                <w:szCs w:val="19"/>
-              </w:rPr>
-              <w:t xml:space="preserve">, sessioni su </w:t>
-            </w:r>
-            <w:proofErr w:type="spellStart"/>
-            <w:r>
-              <w:rPr>
-                <w:sz w:val="19"/>
-                <w:szCs w:val="19"/>
-              </w:rPr>
-              <w:t>PostgreSQL</w:t>
-            </w:r>
-            <w:proofErr w:type="spellEnd"/>
-            <w:r>
-              <w:rPr>
-                <w:sz w:val="19"/>
-                <w:szCs w:val="19"/>
-              </w:rPr>
-              <w:t xml:space="preserve">, revisione singola senza </w:t>
-            </w:r>
-            <w:proofErr w:type="spellStart"/>
-            <w:r>
-              <w:rPr>
-                <w:sz w:val="19"/>
-                <w:szCs w:val="19"/>
-              </w:rPr>
-              <w:t>autoscaling</w:t>
-            </w:r>
-            <w:proofErr w:type="spellEnd"/>
-            <w:r>
-              <w:rPr>
-                <w:sz w:val="19"/>
-                <w:szCs w:val="19"/>
-              </w:rPr>
-              <w:t>.</w:t>
+              <w:t>Componenti stateless, sessioni su PostgreSQL, revisione singola senza autoscaling.</w:t>
             </w:r>
           </w:p>
         </w:tc>
@@ -11387,23 +10489,7 @@
                 <w:sz w:val="19"/>
                 <w:szCs w:val="19"/>
               </w:rPr>
-              <w:t xml:space="preserve">Cruscotto aggiornato da eventi </w:t>
-            </w:r>
-            <w:proofErr w:type="spellStart"/>
-            <w:r>
-              <w:rPr>
-                <w:sz w:val="19"/>
-                <w:szCs w:val="19"/>
-              </w:rPr>
-              <w:t>WebSocket</w:t>
-            </w:r>
-            <w:proofErr w:type="spellEnd"/>
-            <w:r>
-              <w:rPr>
-                <w:sz w:val="19"/>
-                <w:szCs w:val="19"/>
-              </w:rPr>
-              <w:t xml:space="preserve"> con polling di sicurezza a 30 s; timer lato server a 1 s.</w:t>
+              <w:t>Cruscotto aggiornato da eventi WebSocket con polling di sicurezza a 30 s; timer lato server a 1 s.</w:t>
             </w:r>
           </w:p>
         </w:tc>
@@ -11636,23 +10722,7 @@
                 <w:sz w:val="19"/>
                 <w:szCs w:val="19"/>
               </w:rPr>
-              <w:t xml:space="preserve">WAF in prevenzione, nessun </w:t>
-            </w:r>
-            <w:proofErr w:type="spellStart"/>
-            <w:r>
-              <w:rPr>
-                <w:sz w:val="19"/>
-                <w:szCs w:val="19"/>
-              </w:rPr>
-              <w:t>ingress</w:t>
-            </w:r>
-            <w:proofErr w:type="spellEnd"/>
-            <w:r>
-              <w:rPr>
-                <w:sz w:val="19"/>
-                <w:szCs w:val="19"/>
-              </w:rPr>
-              <w:t xml:space="preserve"> pubblico, segreti solo in Key Vault.</w:t>
+              <w:t>WAF in prevenzione, nessun ingress pubblico, segreti solo in Key Vault.</w:t>
             </w:r>
           </w:p>
         </w:tc>
@@ -11731,9 +10801,15 @@
                 <w:sz w:val="17"/>
                 <w:szCs w:val="17"/>
               </w:rPr>
-              <w:t>/api/</w:t>
-            </w:r>
-            <w:proofErr w:type="spellStart"/>
+              <w:t>/api/healthz</w:t>
+            </w:r>
+            <w:r>
+              <w:rPr>
+                <w:sz w:val="19"/>
+                <w:szCs w:val="19"/>
+              </w:rPr>
+              <w:t xml:space="preserve"> e </w:t>
+            </w:r>
             <w:r>
               <w:rPr>
                 <w:rFonts w:ascii="Consolas" w:eastAsia="Consolas" w:hAnsi="Consolas" w:cs="Consolas"/>
@@ -11741,15 +10817,45 @@
                 <w:sz w:val="17"/>
                 <w:szCs w:val="17"/>
               </w:rPr>
-              <w:t>healthz</w:t>
-            </w:r>
-            <w:proofErr w:type="spellEnd"/>
-            <w:r>
-              <w:rPr>
-                <w:sz w:val="19"/>
-                <w:szCs w:val="19"/>
-              </w:rPr>
-              <w:t xml:space="preserve"> e </w:t>
+              <w:t>/api/readyz</w:t>
+            </w:r>
+            <w:r>
+              <w:rPr>
+                <w:sz w:val="19"/>
+                <w:szCs w:val="19"/>
+              </w:rPr>
+              <w:t>.</w:t>
+            </w:r>
+          </w:p>
+        </w:tc>
+        <w:tc>
+          <w:tcPr>
+            <w:tcW w:w="4048" w:type="dxa"/>
+            <w:tcBorders>
+              <w:top w:val="single" w:sz="4" w:space="0" w:color="D9D9D9"/>
+              <w:left w:val="single" w:sz="4" w:space="0" w:color="D9D9D9"/>
+              <w:bottom w:val="single" w:sz="4" w:space="0" w:color="D9D9D9"/>
+              <w:right w:val="single" w:sz="4" w:space="0" w:color="D9D9D9"/>
+            </w:tcBorders>
+            <w:shd w:val="clear" w:color="auto" w:fill="FFFFFF"/>
+            <w:tcMar>
+              <w:top w:w="70" w:type="dxa"/>
+              <w:left w:w="110" w:type="dxa"/>
+              <w:bottom w:w="70" w:type="dxa"/>
+              <w:right w:w="110" w:type="dxa"/>
+            </w:tcMar>
+            <w:vAlign w:val="center"/>
+          </w:tcPr>
+          <w:p>
+            <w:pPr>
+              <w:spacing w:after="0" w:line="264" w:lineRule="auto"/>
+            </w:pPr>
+            <w:r>
+              <w:rPr>
+                <w:sz w:val="19"/>
+                <w:szCs w:val="19"/>
+              </w:rPr>
+              <w:t xml:space="preserve">Ogni richiesta è ricostruibile in Log Analytics; gli accessi di emergenza sono registrati a livello </w:t>
             </w:r>
             <w:r>
               <w:rPr>
@@ -11758,90 +10864,14 @@
                 <w:sz w:val="17"/>
                 <w:szCs w:val="17"/>
               </w:rPr>
-              <w:t>/api/</w:t>
-            </w:r>
-            <w:proofErr w:type="spellStart"/>
-            <w:r>
-              <w:rPr>
-                <w:rFonts w:ascii="Consolas" w:eastAsia="Consolas" w:hAnsi="Consolas" w:cs="Consolas"/>
-                <w:color w:val="0A5D65"/>
-                <w:sz w:val="17"/>
-                <w:szCs w:val="17"/>
-              </w:rPr>
-              <w:t>readyz</w:t>
-            </w:r>
-            <w:proofErr w:type="spellEnd"/>
-            <w:r>
-              <w:rPr>
-                <w:sz w:val="19"/>
-                <w:szCs w:val="19"/>
-              </w:rPr>
-              <w:t>.</w:t>
-            </w:r>
-          </w:p>
-        </w:tc>
-        <w:tc>
-          <w:tcPr>
-            <w:tcW w:w="4048" w:type="dxa"/>
-            <w:tcBorders>
-              <w:top w:val="single" w:sz="4" w:space="0" w:color="D9D9D9"/>
-              <w:left w:val="single" w:sz="4" w:space="0" w:color="D9D9D9"/>
-              <w:bottom w:val="single" w:sz="4" w:space="0" w:color="D9D9D9"/>
-              <w:right w:val="single" w:sz="4" w:space="0" w:color="D9D9D9"/>
-            </w:tcBorders>
-            <w:shd w:val="clear" w:color="auto" w:fill="FFFFFF"/>
-            <w:tcMar>
-              <w:top w:w="70" w:type="dxa"/>
-              <w:left w:w="110" w:type="dxa"/>
-              <w:bottom w:w="70" w:type="dxa"/>
-              <w:right w:w="110" w:type="dxa"/>
-            </w:tcMar>
-            <w:vAlign w:val="center"/>
-          </w:tcPr>
-          <w:p>
-            <w:pPr>
-              <w:spacing w:after="0" w:line="264" w:lineRule="auto"/>
-            </w:pPr>
-            <w:r>
-              <w:rPr>
-                <w:sz w:val="19"/>
-                <w:szCs w:val="19"/>
-              </w:rPr>
-              <w:t xml:space="preserve">Ogni richiesta è ricostruibile in Log Analytics; gli accessi di emergenza sono registrati a livello </w:t>
-            </w:r>
-            <w:proofErr w:type="spellStart"/>
-            <w:r>
-              <w:rPr>
-                <w:rFonts w:ascii="Consolas" w:eastAsia="Consolas" w:hAnsi="Consolas" w:cs="Consolas"/>
-                <w:color w:val="0A5D65"/>
-                <w:sz w:val="17"/>
-                <w:szCs w:val="17"/>
-              </w:rPr>
               <w:t>warn</w:t>
             </w:r>
-            <w:proofErr w:type="spellEnd"/>
-            <w:r>
-              <w:rPr>
-                <w:sz w:val="19"/>
-                <w:szCs w:val="19"/>
-              </w:rPr>
-              <w:t xml:space="preserve"> per l’</w:t>
-            </w:r>
-            <w:proofErr w:type="spellStart"/>
-            <w:r>
-              <w:rPr>
-                <w:sz w:val="19"/>
-                <w:szCs w:val="19"/>
-              </w:rPr>
-              <w:t>alerting</w:t>
-            </w:r>
-            <w:proofErr w:type="spellEnd"/>
-            <w:r>
-              <w:rPr>
-                <w:sz w:val="19"/>
-                <w:szCs w:val="19"/>
-              </w:rPr>
-              <w:t>.</w:t>
+            <w:r>
+              <w:rPr>
+                <w:sz w:val="19"/>
+                <w:szCs w:val="19"/>
+              </w:rPr>
+              <w:t xml:space="preserve"> per l’alerting.</w:t>
             </w:r>
           </w:p>
         </w:tc>
@@ -11942,39 +10972,7 @@
                 <w:sz w:val="19"/>
                 <w:szCs w:val="19"/>
               </w:rPr>
-              <w:t xml:space="preserve">Un </w:t>
-            </w:r>
-            <w:proofErr w:type="spellStart"/>
-            <w:r>
-              <w:rPr>
-                <w:sz w:val="19"/>
-                <w:szCs w:val="19"/>
-              </w:rPr>
-              <w:t>rollback</w:t>
-            </w:r>
-            <w:proofErr w:type="spellEnd"/>
-            <w:r>
-              <w:rPr>
-                <w:sz w:val="19"/>
-                <w:szCs w:val="19"/>
-              </w:rPr>
-              <w:t xml:space="preserve"> dell’immagine non richiede un </w:t>
-            </w:r>
-            <w:proofErr w:type="spellStart"/>
-            <w:r>
-              <w:rPr>
-                <w:sz w:val="19"/>
-                <w:szCs w:val="19"/>
-              </w:rPr>
-              <w:t>rollback</w:t>
-            </w:r>
-            <w:proofErr w:type="spellEnd"/>
-            <w:r>
-              <w:rPr>
-                <w:sz w:val="19"/>
-                <w:szCs w:val="19"/>
-              </w:rPr>
-              <w:t xml:space="preserve"> dello schema, purché le migrazioni restino additive.</w:t>
+              <w:t>Un rollback dell’immagine non richiede un rollback dello schema, purché le migrazioni restino additive.</w:t>
             </w:r>
           </w:p>
         </w:tc>
@@ -12044,39 +11042,7 @@
                 <w:sz w:val="19"/>
                 <w:szCs w:val="19"/>
               </w:rPr>
-              <w:t xml:space="preserve">Persistenza affidata al backup gestito di </w:t>
-            </w:r>
-            <w:proofErr w:type="spellStart"/>
-            <w:r>
-              <w:rPr>
-                <w:sz w:val="19"/>
-                <w:szCs w:val="19"/>
-              </w:rPr>
-              <w:t>PostgreSQL</w:t>
-            </w:r>
-            <w:proofErr w:type="spellEnd"/>
-            <w:r>
-              <w:rPr>
-                <w:sz w:val="19"/>
-                <w:szCs w:val="19"/>
-              </w:rPr>
-              <w:t xml:space="preserve"> </w:t>
-            </w:r>
-            <w:proofErr w:type="spellStart"/>
-            <w:r>
-              <w:rPr>
-                <w:sz w:val="19"/>
-                <w:szCs w:val="19"/>
-              </w:rPr>
-              <w:t>Flexible</w:t>
-            </w:r>
-            <w:proofErr w:type="spellEnd"/>
-            <w:r>
-              <w:rPr>
-                <w:sz w:val="19"/>
-                <w:szCs w:val="19"/>
-              </w:rPr>
-              <w:t xml:space="preserve"> Server.</w:t>
+              <w:t>Persistenza affidata al backup gestito di PostgreSQL Flexible Server.</w:t>
             </w:r>
           </w:p>
         </w:tc>
@@ -12107,23 +11073,7 @@
                 <w:sz w:val="19"/>
                 <w:szCs w:val="19"/>
               </w:rPr>
-              <w:t xml:space="preserve">RPO e RTO coincidono con quelli definiti </w:t>
-            </w:r>
-            <w:proofErr w:type="gramStart"/>
-            <w:r>
-              <w:rPr>
-                <w:sz w:val="19"/>
-                <w:szCs w:val="19"/>
-              </w:rPr>
-              <w:t>dal team</w:t>
-            </w:r>
-            <w:proofErr w:type="gramEnd"/>
-            <w:r>
-              <w:rPr>
-                <w:sz w:val="19"/>
-                <w:szCs w:val="19"/>
-              </w:rPr>
-              <w:t xml:space="preserve"> di piattaforma per il servizio gestito.</w:t>
+              <w:t>RPO e RTO coincidono con quelli definiti dal team di piattaforma per il servizio gestito.</w:t>
             </w:r>
           </w:p>
         </w:tc>
@@ -12265,8 +11215,7 @@
         </w:pBdr>
         <w:spacing w:after="220"/>
       </w:pPr>
-      <w:bookmarkStart w:id="29" w:name="_Toc240620674"/>
-      <w:proofErr w:type="gramStart"/>
+      <w:bookmarkStart w:id="29" w:name="_Toc240987629"/>
       <w:r>
         <w:rPr>
           <w:color w:val="DC3230"/>
@@ -12275,11 +11224,7 @@
         <w:t xml:space="preserve">9  </w:t>
       </w:r>
       <w:r>
-        <w:t>Decisioni</w:t>
-      </w:r>
-      <w:proofErr w:type="gramEnd"/>
-      <w:r>
-        <w:t xml:space="preserve"> architetturali</w:t>
+        <w:t>Decisioni architetturali</w:t>
       </w:r>
       <w:bookmarkEnd w:id="29"/>
     </w:p>
@@ -12617,23 +11562,7 @@
                 <w:sz w:val="19"/>
                 <w:szCs w:val="19"/>
               </w:rPr>
-              <w:t xml:space="preserve">Quando arrivava dalla query </w:t>
-            </w:r>
-            <w:proofErr w:type="spellStart"/>
-            <w:r>
-              <w:rPr>
-                <w:sz w:val="19"/>
-                <w:szCs w:val="19"/>
-              </w:rPr>
-              <w:t>string</w:t>
-            </w:r>
-            <w:proofErr w:type="spellEnd"/>
-            <w:r>
-              <w:rPr>
-                <w:sz w:val="19"/>
-                <w:szCs w:val="19"/>
-              </w:rPr>
-              <w:t>, chiunque poteva leggere gli ospiti di un’altra sede modificando l’URL.</w:t>
+              <w:t>Quando arrivava dalla query string, chiunque poteva leggere gli ospiti di un’altra sede modificando l’URL.</w:t>
             </w:r>
           </w:p>
         </w:tc>
@@ -13006,39 +11935,7 @@
                 <w:sz w:val="19"/>
                 <w:szCs w:val="19"/>
               </w:rPr>
-              <w:t xml:space="preserve">Gli identificativi delle </w:t>
-            </w:r>
-            <w:proofErr w:type="spellStart"/>
-            <w:r>
-              <w:rPr>
-                <w:sz w:val="19"/>
-                <w:szCs w:val="19"/>
-              </w:rPr>
-              <w:t>AuthnRequest</w:t>
-            </w:r>
-            <w:proofErr w:type="spellEnd"/>
-            <w:r>
-              <w:rPr>
-                <w:sz w:val="19"/>
-                <w:szCs w:val="19"/>
-              </w:rPr>
-              <w:t xml:space="preserve"> SAML sono persistiti su </w:t>
-            </w:r>
-            <w:proofErr w:type="spellStart"/>
-            <w:r>
-              <w:rPr>
-                <w:sz w:val="19"/>
-                <w:szCs w:val="19"/>
-              </w:rPr>
-              <w:t>PostgreSQL</w:t>
-            </w:r>
-            <w:proofErr w:type="spellEnd"/>
-            <w:r>
-              <w:rPr>
-                <w:sz w:val="19"/>
-                <w:szCs w:val="19"/>
-              </w:rPr>
-              <w:t>.</w:t>
+              <w:t>Gli identificativi delle AuthnRequest SAML sono persistiti su PostgreSQL.</w:t>
             </w:r>
           </w:p>
         </w:tc>
@@ -13071,7 +11968,6 @@
               </w:rPr>
               <w:t xml:space="preserve">La cache in memoria di </w:t>
             </w:r>
-            <w:proofErr w:type="spellStart"/>
             <w:r>
               <w:rPr>
                 <w:rFonts w:ascii="Consolas" w:eastAsia="Consolas" w:hAnsi="Consolas" w:cs="Consolas"/>
@@ -13081,45 +11977,12 @@
               </w:rPr>
               <w:t>node-saml</w:t>
             </w:r>
-            <w:proofErr w:type="spellEnd"/>
-            <w:r>
-              <w:rPr>
-                <w:sz w:val="19"/>
-                <w:szCs w:val="19"/>
-              </w:rPr>
-              <w:t xml:space="preserve"> non sopravvive a un riavvio fra il </w:t>
-            </w:r>
-            <w:proofErr w:type="spellStart"/>
-            <w:r>
-              <w:rPr>
-                <w:sz w:val="19"/>
-                <w:szCs w:val="19"/>
-              </w:rPr>
-              <w:t>redirect</w:t>
-            </w:r>
-            <w:proofErr w:type="spellEnd"/>
-            <w:r>
-              <w:rPr>
-                <w:sz w:val="19"/>
-                <w:szCs w:val="19"/>
-              </w:rPr>
-              <w:t xml:space="preserve"> e la risposta </w:t>
-            </w:r>
-            <w:proofErr w:type="spellStart"/>
-            <w:r>
-              <w:rPr>
-                <w:sz w:val="19"/>
-                <w:szCs w:val="19"/>
-              </w:rPr>
-              <w:t>dell’IdP</w:t>
-            </w:r>
-            <w:proofErr w:type="spellEnd"/>
-            <w:r>
-              <w:rPr>
-                <w:sz w:val="19"/>
-                <w:szCs w:val="19"/>
-              </w:rPr>
-              <w:t>, e non funziona affatto con più repliche.</w:t>
+            <w:r>
+              <w:rPr>
+                <w:sz w:val="19"/>
+                <w:szCs w:val="19"/>
+              </w:rPr>
+              <w:t xml:space="preserve"> non sopravvive a un riavvio fra il redirect e la risposta dell’IdP, e non funziona affatto con più repliche.</w:t>
             </w:r>
           </w:p>
         </w:tc>
@@ -13189,23 +12052,7 @@
                 <w:sz w:val="19"/>
                 <w:szCs w:val="19"/>
               </w:rPr>
-              <w:t xml:space="preserve">La sessione è persistita su </w:t>
-            </w:r>
-            <w:proofErr w:type="spellStart"/>
-            <w:r>
-              <w:rPr>
-                <w:sz w:val="19"/>
-                <w:szCs w:val="19"/>
-              </w:rPr>
-              <w:t>PostgreSQL</w:t>
-            </w:r>
-            <w:proofErr w:type="spellEnd"/>
-            <w:r>
-              <w:rPr>
-                <w:sz w:val="19"/>
-                <w:szCs w:val="19"/>
-              </w:rPr>
-              <w:t xml:space="preserve"> con un pool costruito dall’applicazione.</w:t>
+              <w:t>La sessione è persistita su PostgreSQL con un pool costruito dall’applicazione.</w:t>
             </w:r>
           </w:p>
         </w:tc>
@@ -13236,23 +12083,7 @@
                 <w:sz w:val="19"/>
                 <w:szCs w:val="19"/>
               </w:rPr>
-              <w:t xml:space="preserve">Il pool interno della libreria non usa TLS e non dispone del token Entra: contro Azure </w:t>
-            </w:r>
-            <w:proofErr w:type="spellStart"/>
-            <w:r>
-              <w:rPr>
-                <w:sz w:val="19"/>
-                <w:szCs w:val="19"/>
-              </w:rPr>
-              <w:t>PostgreSQL</w:t>
-            </w:r>
-            <w:proofErr w:type="spellEnd"/>
-            <w:r>
-              <w:rPr>
-                <w:sz w:val="19"/>
-                <w:szCs w:val="19"/>
-              </w:rPr>
-              <w:t xml:space="preserve"> non si connette.</w:t>
+              <w:t>Il pool interno della libreria non usa TLS e non dispone del token Entra: contro Azure PostgreSQL non si connette.</w:t>
             </w:r>
           </w:p>
         </w:tc>
@@ -13322,25 +12153,8 @@
                 <w:sz w:val="19"/>
                 <w:szCs w:val="19"/>
               </w:rPr>
-              <w:t>L’</w:t>
-            </w:r>
-            <w:proofErr w:type="spellStart"/>
-            <w:r>
-              <w:rPr>
-                <w:sz w:val="19"/>
-                <w:szCs w:val="19"/>
-              </w:rPr>
-              <w:t>AuthnRequest</w:t>
-            </w:r>
-            <w:proofErr w:type="spellEnd"/>
-            <w:r>
-              <w:rPr>
-                <w:sz w:val="19"/>
-                <w:szCs w:val="19"/>
-              </w:rPr>
-              <w:t xml:space="preserve"> non contiene </w:t>
-            </w:r>
-            <w:proofErr w:type="spellStart"/>
+              <w:t xml:space="preserve">L’AuthnRequest non contiene </w:t>
+            </w:r>
             <w:r>
               <w:rPr>
                 <w:rFonts w:ascii="Consolas" w:eastAsia="Consolas" w:hAnsi="Consolas" w:cs="Consolas"/>
@@ -13350,7 +12164,6 @@
               </w:rPr>
               <w:t>RequestedAuthnContext</w:t>
             </w:r>
-            <w:proofErr w:type="spellEnd"/>
             <w:r>
               <w:rPr>
                 <w:sz w:val="19"/>
@@ -13387,39 +12200,7 @@
                 <w:sz w:val="19"/>
                 <w:szCs w:val="19"/>
               </w:rPr>
-              <w:t xml:space="preserve">Il valore predefinito della libreria vincolava l’accesso a «password»: ogni accesso </w:t>
-            </w:r>
-            <w:proofErr w:type="spellStart"/>
-            <w:r>
-              <w:rPr>
-                <w:sz w:val="19"/>
-                <w:szCs w:val="19"/>
-              </w:rPr>
-              <w:t>passwordless</w:t>
-            </w:r>
-            <w:proofErr w:type="spellEnd"/>
-            <w:r>
-              <w:rPr>
-                <w:sz w:val="19"/>
-                <w:szCs w:val="19"/>
-              </w:rPr>
-              <w:t xml:space="preserve"> falliva con AADSTS75011. Il metodo di autenticazione è una decisione del </w:t>
-            </w:r>
-            <w:proofErr w:type="spellStart"/>
-            <w:r>
-              <w:rPr>
-                <w:sz w:val="19"/>
-                <w:szCs w:val="19"/>
-              </w:rPr>
-              <w:t>tenant</w:t>
-            </w:r>
-            <w:proofErr w:type="spellEnd"/>
-            <w:r>
-              <w:rPr>
-                <w:sz w:val="19"/>
-                <w:szCs w:val="19"/>
-              </w:rPr>
-              <w:t>.</w:t>
+              <w:t>Il valore predefinito della libreria vincolava l’accesso a «password»: ogni accesso passwordless falliva con AADSTS75011. Il metodo di autenticazione è una decisione del tenant.</w:t>
             </w:r>
           </w:p>
         </w:tc>
@@ -13763,8 +12544,7 @@
         </w:pBdr>
         <w:spacing w:after="220"/>
       </w:pPr>
-      <w:bookmarkStart w:id="30" w:name="_Toc240620675"/>
-      <w:proofErr w:type="gramStart"/>
+      <w:bookmarkStart w:id="30" w:name="_Toc240987630"/>
       <w:r>
         <w:rPr>
           <w:color w:val="DC3230"/>
@@ -13773,11 +12553,7 @@
         <w:t xml:space="preserve">10  </w:t>
       </w:r>
       <w:r>
-        <w:t>Rischi</w:t>
-      </w:r>
-      <w:proofErr w:type="gramEnd"/>
-      <w:r>
-        <w:t xml:space="preserve"> e deviazioni accettate</w:t>
+        <w:t>Rischi e deviazioni accettate</w:t>
       </w:r>
       <w:bookmarkEnd w:id="30"/>
     </w:p>
@@ -14016,7 +12792,6 @@
               </w:rPr>
               <w:t xml:space="preserve">Disattivato per impostazione predefinita, lista di indirizzi consentiti, blocco dell’account e limitazione per indirizzo di origine, sessione più breve, registrazione di ogni tentativo a livello </w:t>
             </w:r>
-            <w:proofErr w:type="spellStart"/>
             <w:r>
               <w:rPr>
                 <w:rFonts w:ascii="Consolas" w:eastAsia="Consolas" w:hAnsi="Consolas" w:cs="Consolas"/>
@@ -14026,29 +12801,12 @@
               </w:rPr>
               <w:t>warn</w:t>
             </w:r>
-            <w:proofErr w:type="spellEnd"/>
-            <w:r>
-              <w:rPr>
-                <w:sz w:val="19"/>
-                <w:szCs w:val="19"/>
-              </w:rPr>
-              <w:t xml:space="preserve"> per l’</w:t>
-            </w:r>
-            <w:proofErr w:type="spellStart"/>
-            <w:r>
-              <w:rPr>
-                <w:sz w:val="19"/>
-                <w:szCs w:val="19"/>
-              </w:rPr>
-              <w:t>alerting</w:t>
-            </w:r>
-            <w:proofErr w:type="spellEnd"/>
-            <w:r>
-              <w:rPr>
-                <w:sz w:val="19"/>
-                <w:szCs w:val="19"/>
-              </w:rPr>
-              <w:t>, account creabili solo da riga di comando.</w:t>
+            <w:r>
+              <w:rPr>
+                <w:sz w:val="19"/>
+                <w:szCs w:val="19"/>
+              </w:rPr>
+              <w:t xml:space="preserve"> per l’alerting, account creabili solo da riga di comando.</w:t>
             </w:r>
           </w:p>
         </w:tc>
@@ -14118,23 +12876,7 @@
                 <w:sz w:val="19"/>
                 <w:szCs w:val="19"/>
               </w:rPr>
-              <w:t xml:space="preserve">La verifica della chiave </w:t>
-            </w:r>
-            <w:proofErr w:type="spellStart"/>
-            <w:r>
-              <w:rPr>
-                <w:sz w:val="19"/>
-                <w:szCs w:val="19"/>
-              </w:rPr>
-              <w:t>host</w:t>
-            </w:r>
-            <w:proofErr w:type="spellEnd"/>
-            <w:r>
-              <w:rPr>
-                <w:sz w:val="19"/>
-                <w:szCs w:val="19"/>
-              </w:rPr>
-              <w:t xml:space="preserve"> SSH verso i controller è disattivata.</w:t>
+              <w:t>La verifica della chiave host SSH verso i controller è disattivata.</w:t>
             </w:r>
           </w:p>
         </w:tc>
@@ -14266,39 +13008,7 @@
                 <w:sz w:val="19"/>
                 <w:szCs w:val="19"/>
               </w:rPr>
-              <w:t xml:space="preserve">I </w:t>
-            </w:r>
-            <w:proofErr w:type="spellStart"/>
-            <w:r>
-              <w:rPr>
-                <w:sz w:val="19"/>
-                <w:szCs w:val="19"/>
-              </w:rPr>
-              <w:t>Catalyst</w:t>
-            </w:r>
-            <w:proofErr w:type="spellEnd"/>
-            <w:r>
-              <w:rPr>
-                <w:sz w:val="19"/>
-                <w:szCs w:val="19"/>
-              </w:rPr>
-              <w:t xml:space="preserve"> 9800 presentano un certificato </w:t>
-            </w:r>
-            <w:proofErr w:type="spellStart"/>
-            <w:r>
-              <w:rPr>
-                <w:sz w:val="19"/>
-                <w:szCs w:val="19"/>
-              </w:rPr>
-              <w:t>autofirmato</w:t>
-            </w:r>
-            <w:proofErr w:type="spellEnd"/>
-            <w:r>
-              <w:rPr>
-                <w:sz w:val="19"/>
-                <w:szCs w:val="19"/>
-              </w:rPr>
-              <w:t>; la connessione resta cifrata e confinata alla rete di gestione. La rimozione della deviazione richiede l’installazione di certificati attendibili sui controller.</w:t>
+              <w:t>I Catalyst 9800 presentano un certificato autofirmato; la connessione resta cifrata e confinata alla rete di gestione. La rimozione della deviazione richiede l’installazione di certificati attendibili sui controller.</w:t>
             </w:r>
           </w:p>
         </w:tc>
@@ -14335,8 +13045,7 @@
         <w:keepNext/>
         <w:spacing w:before="340" w:after="130"/>
       </w:pPr>
-      <w:bookmarkStart w:id="31" w:name="_Toc240620676"/>
-      <w:proofErr w:type="gramStart"/>
+      <w:bookmarkStart w:id="31" w:name="_Toc240987631"/>
       <w:r>
         <w:rPr>
           <w:color w:val="DC3230"/>
@@ -14344,11 +13053,7 @@
         <w:t xml:space="preserve">10.1  </w:t>
       </w:r>
       <w:r>
-        <w:t>Rischi</w:t>
-      </w:r>
-      <w:proofErr w:type="gramEnd"/>
-      <w:r>
-        <w:t xml:space="preserve"> residui</w:t>
+        <w:t>Rischi residui</w:t>
       </w:r>
       <w:bookmarkEnd w:id="31"/>
     </w:p>
@@ -14369,15 +13074,7 @@
         <w:t>Dipendenza da una sola istanza di database.</w:t>
       </w:r>
       <w:r>
-        <w:t xml:space="preserve"> Un’indisponibilità di </w:t>
-      </w:r>
-      <w:proofErr w:type="spellStart"/>
-      <w:r>
-        <w:t>PostgreSQL</w:t>
-      </w:r>
-      <w:proofErr w:type="spellEnd"/>
-      <w:r>
-        <w:t xml:space="preserve"> blocca autenticazione e operatività: le sessioni vivono lì.</w:t>
+        <w:t xml:space="preserve"> Un’indisponibilità di PostgreSQL blocca autenticazione e operatività: le sessioni vivono lì.</w:t>
       </w:r>
     </w:p>
     <w:p>
@@ -14430,8 +13127,7 @@
         </w:pBdr>
         <w:spacing w:after="220"/>
       </w:pPr>
-      <w:bookmarkStart w:id="32" w:name="_Toc240620677"/>
-      <w:proofErr w:type="gramStart"/>
+      <w:bookmarkStart w:id="32" w:name="_Toc240987632"/>
       <w:r>
         <w:rPr>
           <w:color w:val="DC3230"/>
@@ -14440,11 +13136,7 @@
         <w:t xml:space="preserve">11  </w:t>
       </w:r>
       <w:r>
-        <w:t>Evoluzioni</w:t>
-      </w:r>
-      <w:proofErr w:type="gramEnd"/>
-      <w:r>
-        <w:t xml:space="preserve"> previste</w:t>
+        <w:t>Evoluzioni previste</w:t>
       </w:r>
       <w:bookmarkEnd w:id="32"/>
     </w:p>
@@ -14614,23 +13306,7 @@
                 <w:sz w:val="19"/>
                 <w:szCs w:val="19"/>
               </w:rPr>
-              <w:t xml:space="preserve">Verifica della chiave </w:t>
-            </w:r>
-            <w:proofErr w:type="spellStart"/>
-            <w:r>
-              <w:rPr>
-                <w:sz w:val="19"/>
-                <w:szCs w:val="19"/>
-              </w:rPr>
-              <w:t>host</w:t>
-            </w:r>
-            <w:proofErr w:type="spellEnd"/>
-            <w:r>
-              <w:rPr>
-                <w:sz w:val="19"/>
-                <w:szCs w:val="19"/>
-              </w:rPr>
-              <w:t xml:space="preserve"> SSH</w:t>
+              <w:t>Verifica della chiave host SSH</w:t>
             </w:r>
           </w:p>
         </w:tc>
@@ -14773,21 +13449,12 @@
             <w:pPr>
               <w:spacing w:after="0" w:line="264" w:lineRule="auto"/>
             </w:pPr>
-            <w:proofErr w:type="spellStart"/>
-            <w:r>
-              <w:rPr>
-                <w:sz w:val="19"/>
-                <w:szCs w:val="19"/>
-              </w:rPr>
-              <w:t>Autofirmati</w:t>
-            </w:r>
-            <w:proofErr w:type="spellEnd"/>
-            <w:r>
-              <w:rPr>
-                <w:sz w:val="19"/>
-                <w:szCs w:val="19"/>
-              </w:rPr>
-              <w:t>.</w:t>
+            <w:r>
+              <w:rPr>
+                <w:sz w:val="19"/>
+                <w:szCs w:val="19"/>
+              </w:rPr>
+              <w:t>Autofirmati.</w:t>
             </w:r>
           </w:p>
         </w:tc>
@@ -14820,7 +13487,6 @@
               </w:rPr>
               <w:t xml:space="preserve">Installare certificati attendibili e riportare a </w:t>
             </w:r>
-            <w:proofErr w:type="spellStart"/>
             <w:r>
               <w:rPr>
                 <w:rFonts w:ascii="Consolas" w:eastAsia="Consolas" w:hAnsi="Consolas" w:cs="Consolas"/>
@@ -14830,7 +13496,6 @@
               </w:rPr>
               <w:t>true</w:t>
             </w:r>
-            <w:proofErr w:type="spellEnd"/>
             <w:r>
               <w:rPr>
                 <w:sz w:val="19"/>
@@ -14877,7 +13542,6 @@
               </w:rPr>
               <w:t xml:space="preserve">Tabella </w:t>
             </w:r>
-            <w:proofErr w:type="spellStart"/>
             <w:r>
               <w:rPr>
                 <w:rFonts w:ascii="Consolas" w:eastAsia="Consolas" w:hAnsi="Consolas" w:cs="Consolas"/>
@@ -14887,7 +13551,6 @@
               </w:rPr>
               <w:t>wlc_config</w:t>
             </w:r>
-            <w:proofErr w:type="spellEnd"/>
           </w:p>
         </w:tc>
         <w:tc>
@@ -15222,39 +13885,8 @@
                 <w:sz w:val="17"/>
                 <w:szCs w:val="17"/>
               </w:rPr>
-              <w:t>/api/</w:t>
-            </w:r>
-            <w:proofErr w:type="spellStart"/>
-            <w:r>
-              <w:rPr>
-                <w:rFonts w:ascii="Consolas" w:eastAsia="Consolas" w:hAnsi="Consolas" w:cs="Consolas"/>
-                <w:color w:val="0A5D65"/>
-                <w:sz w:val="17"/>
-                <w:szCs w:val="17"/>
-              </w:rPr>
-              <w:t>config</w:t>
-            </w:r>
-            <w:proofErr w:type="spellEnd"/>
-            <w:r>
-              <w:rPr>
-                <w:rFonts w:ascii="Consolas" w:eastAsia="Consolas" w:hAnsi="Consolas" w:cs="Consolas"/>
-                <w:color w:val="0A5D65"/>
-                <w:sz w:val="17"/>
-                <w:szCs w:val="17"/>
-              </w:rPr>
-              <w:t>/</w:t>
-            </w:r>
-            <w:proofErr w:type="spellStart"/>
-            <w:r>
-              <w:rPr>
-                <w:rFonts w:ascii="Consolas" w:eastAsia="Consolas" w:hAnsi="Consolas" w:cs="Consolas"/>
-                <w:color w:val="0A5D65"/>
-                <w:sz w:val="17"/>
-                <w:szCs w:val="17"/>
-              </w:rPr>
-              <w:t>wlc</w:t>
-            </w:r>
-            <w:proofErr w:type="spellEnd"/>
+              <w:t>/api/config/wlc</w:t>
+            </w:r>
             <w:r>
               <w:rPr>
                 <w:sz w:val="19"/>
@@ -15341,6 +13973,8 @@
     <w:sectPr>
       <w:headerReference w:type="default" r:id="rId10"/>
       <w:footerReference w:type="default" r:id="rId11"/>
+      <w:headerReference w:type="first" r:id="rId12"/>
+      <w:footerReference w:type="first" r:id="rId13"/>
       <w:pgSz w:w="11906" w:h="16838"/>
       <w:pgMar w:top="1191" w:right="1134" w:bottom="1134" w:left="1134" w:header="624" w:footer="567" w:gutter="0"/>
       <w:cols w:space="720"/>
@@ -15352,7 +13986,7 @@
 </file>
 
 <file path=word/endnotes.xml><?xml version="1.0" encoding="utf-8"?>
-<w:endnotes xmlns:wpc="http://schemas.microsoft.com/office/word/2010/wordprocessingCanvas" xmlns:cx="http://schemas.microsoft.com/office/drawing/2014/chartex" xmlns:cx1="http://schemas.microsoft.com/office/drawing/2015/9/8/chartex" xmlns:cx2="http://schemas.microsoft.com/office/drawing/2015/10/21/chartex" xmlns:cx3="http://schemas.microsoft.com/office/drawing/2016/5/9/chartex" xmlns:cx4="http://schemas.microsoft.com/office/drawing/2016/5/10/chartex" xmlns:cx5="http://schemas.microsoft.com/office/drawing/2016/5/11/chartex" xmlns:cx6="http://schemas.microsoft.com/office/drawing/2016/5/12/chartex" xmlns:cx7="http://schemas.microsoft.com/office/drawing/2016/5/13/chartex" xmlns:cx8="http://schemas.microsoft.com/office/drawing/2016/5/14/chartex" xmlns:mc="http://schemas.openxmlformats.org/markup-compatibility/2006" xmlns:aink="http://schemas.microsoft.com/office/drawing/2016/ink" xmlns:am3d="http://schemas.microsoft.com/office/drawing/2017/model3d" xmlns:o="urn:schemas-microsoft-com:office:office" xmlns:oel="http://schemas.microsoft.com/office/2019/extlst" xmlns:r="http://schemas.openxmlformats.org/officeDocument/2006/relationships" xmlns:m="http://schemas.openxmlformats.org/officeDocument/2006/math" xmlns:v="urn:schemas-microsoft-com:vml" xmlns:wp14="http://schemas.microsoft.com/office/word/2010/wordprocessingDrawing" xmlns:wp="http://schemas.openxmlformats.org/drawingml/2006/wordprocessingDrawing" xmlns:w10="urn:schemas-microsoft-com:office:word" xmlns:w="http://schemas.openxmlformats.org/wordprocessingml/2006/main" xmlns:w14="http://schemas.microsoft.com/office/word/2010/wordml" xmlns:w15="http://schemas.microsoft.com/office/word/2012/wordml" xmlns:w16cei="http://schemas.microsoft.com/office/word/2026/wordml/cei" xmlns:w16cex="http://schemas.microsoft.com/office/word/2018/wordml/cex" xmlns:w16cid="http://schemas.microsoft.com/office/word/2016/wordml/cid" xmlns:w16="http://schemas.microsoft.com/office/word/2018/wordml" xmlns:w16du="http://schemas.microsoft.com/office/word/2023/wordml/word16du" xmlns:w16sdtdh="http://schemas.microsoft.com/office/word/2020/wordml/sdtdatahash" xmlns:w16sdtfl="http://schemas.microsoft.com/office/word/2024/wordml/sdtformatlock" xmlns:w16se="http://schemas.microsoft.com/office/word/2015/wordml/symex" xmlns:wpg="http://schemas.microsoft.com/office/word/2010/wordprocessingGroup" xmlns:wpi="http://schemas.microsoft.com/office/word/2010/wordprocessingInk" xmlns:wne="http://schemas.microsoft.com/office/word/2006/wordml" xmlns:wps="http://schemas.microsoft.com/office/word/2010/wordprocessingShape" mc:Ignorable="w14 w15 w16se w16cid w16 w16cex w16sdtdh w16sdtfl w16du wp14">
+<w:endnotes xmlns:wpc="http://schemas.microsoft.com/office/word/2010/wordprocessingCanvas" xmlns:cx="http://schemas.microsoft.com/office/drawing/2014/chartex" xmlns:cx1="http://schemas.microsoft.com/office/drawing/2015/9/8/chartex" xmlns:cx2="http://schemas.microsoft.com/office/drawing/2015/10/21/chartex" xmlns:cx3="http://schemas.microsoft.com/office/drawing/2016/5/9/chartex" xmlns:cx4="http://schemas.microsoft.com/office/drawing/2016/5/10/chartex" xmlns:cx5="http://schemas.microsoft.com/office/drawing/2016/5/11/chartex" xmlns:cx6="http://schemas.microsoft.com/office/drawing/2016/5/12/chartex" xmlns:cx7="http://schemas.microsoft.com/office/drawing/2016/5/13/chartex" xmlns:cx8="http://schemas.microsoft.com/office/drawing/2016/5/14/chartex" xmlns:mc="http://schemas.openxmlformats.org/markup-compatibility/2006" xmlns:aink="http://schemas.microsoft.com/office/drawing/2016/ink" xmlns:am3d="http://schemas.microsoft.com/office/drawing/2017/model3d" xmlns:o="urn:schemas-microsoft-com:office:office" xmlns:oel="http://schemas.microsoft.com/office/2019/extlst" xmlns:r="http://schemas.openxmlformats.org/officeDocument/2006/relationships" xmlns:m="http://schemas.openxmlformats.org/officeDocument/2006/math" xmlns:v="urn:schemas-microsoft-com:vml" xmlns:wp14="http://schemas.microsoft.com/office/word/2010/wordprocessingDrawing" xmlns:wp="http://schemas.openxmlformats.org/drawingml/2006/wordprocessingDrawing" xmlns:w10="urn:schemas-microsoft-com:office:word" xmlns:w="http://schemas.openxmlformats.org/wordprocessingml/2006/main" xmlns:w14="http://schemas.microsoft.com/office/word/2010/wordml" xmlns:w15="http://schemas.microsoft.com/office/word/2012/wordml" xmlns:w16cex="http://schemas.microsoft.com/office/word/2018/wordml/cex" xmlns:w16cid="http://schemas.microsoft.com/office/word/2016/wordml/cid" xmlns:w16="http://schemas.microsoft.com/office/word/2018/wordml" xmlns:w16du="http://schemas.microsoft.com/office/word/2023/wordml/word16du" xmlns:w16sdtdh="http://schemas.microsoft.com/office/word/2020/wordml/sdtdatahash" xmlns:w16sdtfl="http://schemas.microsoft.com/office/word/2024/wordml/sdtformatlock" xmlns:w16se="http://schemas.microsoft.com/office/word/2015/wordml/symex" xmlns:wpg="http://schemas.microsoft.com/office/word/2010/wordprocessingGroup" xmlns:wpi="http://schemas.microsoft.com/office/word/2010/wordprocessingInk" xmlns:wne="http://schemas.microsoft.com/office/word/2006/wordml" xmlns:wps="http://schemas.microsoft.com/office/word/2010/wordprocessingShape" mc:Ignorable="w14 w15 w16se w16cid w16 w16cex w16sdtdh w16sdtfl w16du wp14">
   <w:endnote w:type="separator" w:id="-1">
     <w:p>
       <w:pPr>
@@ -15377,7 +14011,7 @@
 </file>
 
 <file path=word/footer1.xml><?xml version="1.0" encoding="utf-8"?>
-<w:ftr xmlns:wpc="http://schemas.microsoft.com/office/word/2010/wordprocessingCanvas" xmlns:cx="http://schemas.microsoft.com/office/drawing/2014/chartex" xmlns:cx1="http://schemas.microsoft.com/office/drawing/2015/9/8/chartex" xmlns:cx2="http://schemas.microsoft.com/office/drawing/2015/10/21/chartex" xmlns:cx3="http://schemas.microsoft.com/office/drawing/2016/5/9/chartex" xmlns:cx4="http://schemas.microsoft.com/office/drawing/2016/5/10/chartex" xmlns:cx5="http://schemas.microsoft.com/office/drawing/2016/5/11/chartex" xmlns:cx6="http://schemas.microsoft.com/office/drawing/2016/5/12/chartex" xmlns:cx7="http://schemas.microsoft.com/office/drawing/2016/5/13/chartex" xmlns:cx8="http://schemas.microsoft.com/office/drawing/2016/5/14/chartex" xmlns:mc="http://schemas.openxmlformats.org/markup-compatibility/2006" xmlns:aink="http://schemas.microsoft.com/office/drawing/2016/ink" xmlns:am3d="http://schemas.microsoft.com/office/drawing/2017/model3d" xmlns:o="urn:schemas-microsoft-com:office:office" xmlns:oel="http://schemas.microsoft.com/office/2019/extlst" xmlns:r="http://schemas.openxmlformats.org/officeDocument/2006/relationships" xmlns:m="http://schemas.openxmlformats.org/officeDocument/2006/math" xmlns:v="urn:schemas-microsoft-com:vml" xmlns:wp14="http://schemas.microsoft.com/office/word/2010/wordprocessingDrawing" xmlns:wp="http://schemas.openxmlformats.org/drawingml/2006/wordprocessingDrawing" xmlns:w10="urn:schemas-microsoft-com:office:word" xmlns:w="http://schemas.openxmlformats.org/wordprocessingml/2006/main" xmlns:w14="http://schemas.microsoft.com/office/word/2010/wordml" xmlns:w15="http://schemas.microsoft.com/office/word/2012/wordml" xmlns:w16cei="http://schemas.microsoft.com/office/word/2026/wordml/cei" xmlns:w16cex="http://schemas.microsoft.com/office/word/2018/wordml/cex" xmlns:w16cid="http://schemas.microsoft.com/office/word/2016/wordml/cid" xmlns:w16="http://schemas.microsoft.com/office/word/2018/wordml" xmlns:w16du="http://schemas.microsoft.com/office/word/2023/wordml/word16du" xmlns:w16sdtdh="http://schemas.microsoft.com/office/word/2020/wordml/sdtdatahash" xmlns:w16sdtfl="http://schemas.microsoft.com/office/word/2024/wordml/sdtformatlock" xmlns:w16se="http://schemas.microsoft.com/office/word/2015/wordml/symex" xmlns:wpg="http://schemas.microsoft.com/office/word/2010/wordprocessingGroup" xmlns:wpi="http://schemas.microsoft.com/office/word/2010/wordprocessingInk" xmlns:wne="http://schemas.microsoft.com/office/word/2006/wordml" xmlns:wps="http://schemas.microsoft.com/office/word/2010/wordprocessingShape" mc:Ignorable="w14 w15 w16se w16cid w16 w16cex w16sdtdh w16sdtfl w16du wp14">
+<w:ftr xmlns:wpc="http://schemas.microsoft.com/office/word/2010/wordprocessingCanvas" xmlns:cx="http://schemas.microsoft.com/office/drawing/2014/chartex" xmlns:cx1="http://schemas.microsoft.com/office/drawing/2015/9/8/chartex" xmlns:cx2="http://schemas.microsoft.com/office/drawing/2015/10/21/chartex" xmlns:cx3="http://schemas.microsoft.com/office/drawing/2016/5/9/chartex" xmlns:cx4="http://schemas.microsoft.com/office/drawing/2016/5/10/chartex" xmlns:cx5="http://schemas.microsoft.com/office/drawing/2016/5/11/chartex" xmlns:cx6="http://schemas.microsoft.com/office/drawing/2016/5/12/chartex" xmlns:cx7="http://schemas.microsoft.com/office/drawing/2016/5/13/chartex" xmlns:cx8="http://schemas.microsoft.com/office/drawing/2016/5/14/chartex" xmlns:mc="http://schemas.openxmlformats.org/markup-compatibility/2006" xmlns:aink="http://schemas.microsoft.com/office/drawing/2016/ink" xmlns:am3d="http://schemas.microsoft.com/office/drawing/2017/model3d" xmlns:o="urn:schemas-microsoft-com:office:office" xmlns:oel="http://schemas.microsoft.com/office/2019/extlst" xmlns:r="http://schemas.openxmlformats.org/officeDocument/2006/relationships" xmlns:m="http://schemas.openxmlformats.org/officeDocument/2006/math" xmlns:v="urn:schemas-microsoft-com:vml" xmlns:wp14="http://schemas.microsoft.com/office/word/2010/wordprocessingDrawing" xmlns:wp="http://schemas.openxmlformats.org/drawingml/2006/wordprocessingDrawing" xmlns:w10="urn:schemas-microsoft-com:office:word" xmlns:w="http://schemas.openxmlformats.org/wordprocessingml/2006/main" xmlns:w14="http://schemas.microsoft.com/office/word/2010/wordml" xmlns:w15="http://schemas.microsoft.com/office/word/2012/wordml" xmlns:w16cex="http://schemas.microsoft.com/office/word/2018/wordml/cex" xmlns:w16cid="http://schemas.microsoft.com/office/word/2016/wordml/cid" xmlns:w16="http://schemas.microsoft.com/office/word/2018/wordml" xmlns:w16du="http://schemas.microsoft.com/office/word/2023/wordml/word16du" xmlns:w16sdtdh="http://schemas.microsoft.com/office/word/2020/wordml/sdtdatahash" xmlns:w16sdtfl="http://schemas.microsoft.com/office/word/2024/wordml/sdtformatlock" xmlns:w16se="http://schemas.microsoft.com/office/word/2015/wordml/symex" xmlns:wpg="http://schemas.microsoft.com/office/word/2010/wordprocessingGroup" xmlns:wpi="http://schemas.microsoft.com/office/word/2010/wordprocessingInk" xmlns:wne="http://schemas.microsoft.com/office/word/2006/wordml" xmlns:wps="http://schemas.microsoft.com/office/word/2010/wordprocessingShape" mc:Ignorable="w14 w15 w16se w16cid w16 w16cex w16sdtdh w16sdtfl w16du wp14">
   <w:p>
     <w:pPr>
       <w:pBdr>
@@ -15387,59 +14021,13 @@
         <w:tab w:val="right" w:pos="9638"/>
       </w:tabs>
     </w:pPr>
-    <w:proofErr w:type="gramStart"/>
     <w:r>
       <w:rPr>
         <w:color w:val="5A5A5A"/>
         <w:sz w:val="15"/>
         <w:szCs w:val="15"/>
       </w:rPr>
-      <w:t>Dompé  |</w:t>
-    </w:r>
-    <w:proofErr w:type="gramEnd"/>
-    <w:r>
-      <w:rPr>
-        <w:color w:val="5A5A5A"/>
-        <w:sz w:val="15"/>
-        <w:szCs w:val="15"/>
-      </w:rPr>
-      <w:t xml:space="preserve">  Guest Portal — Cisco </w:t>
-    </w:r>
-    <w:proofErr w:type="spellStart"/>
-    <w:r>
-      <w:rPr>
-        <w:color w:val="5A5A5A"/>
-        <w:sz w:val="15"/>
-        <w:szCs w:val="15"/>
-      </w:rPr>
-      <w:t>Catalyst</w:t>
-    </w:r>
-    <w:proofErr w:type="spellEnd"/>
-    <w:r>
-      <w:rPr>
-        <w:color w:val="5A5A5A"/>
-        <w:sz w:val="15"/>
-        <w:szCs w:val="15"/>
-      </w:rPr>
-      <w:t xml:space="preserve"> 9800 Guest Management </w:t>
-    </w:r>
-    <w:proofErr w:type="gramStart"/>
-    <w:r>
-      <w:rPr>
-        <w:color w:val="5A5A5A"/>
-        <w:sz w:val="15"/>
-        <w:szCs w:val="15"/>
-      </w:rPr>
-      <w:t>Desk  ·</w:t>
-    </w:r>
-    <w:proofErr w:type="gramEnd"/>
-    <w:r>
-      <w:rPr>
-        <w:color w:val="5A5A5A"/>
-        <w:sz w:val="15"/>
-        <w:szCs w:val="15"/>
-      </w:rPr>
-      <w:t xml:space="preserve">  Uso interno</w:t>
+      <w:t>Dompé  |  Guest Portal — Cisco Catalyst 9800 Guest Management Desk  ·  Uso interno</w:t>
     </w:r>
     <w:r>
       <w:tab/>
@@ -15546,8 +14134,14 @@
 </w:ftr>
 </file>
 
+<file path=word/footer2.xml><?xml version="1.0" encoding="utf-8"?>
+<w:ftr xmlns:wpc="http://schemas.microsoft.com/office/word/2010/wordprocessingCanvas" xmlns:cx="http://schemas.microsoft.com/office/drawing/2014/chartex" xmlns:cx1="http://schemas.microsoft.com/office/drawing/2015/9/8/chartex" xmlns:cx2="http://schemas.microsoft.com/office/drawing/2015/10/21/chartex" xmlns:cx3="http://schemas.microsoft.com/office/drawing/2016/5/9/chartex" xmlns:cx4="http://schemas.microsoft.com/office/drawing/2016/5/10/chartex" xmlns:cx5="http://schemas.microsoft.com/office/drawing/2016/5/11/chartex" xmlns:cx6="http://schemas.microsoft.com/office/drawing/2016/5/12/chartex" xmlns:cx7="http://schemas.microsoft.com/office/drawing/2016/5/13/chartex" xmlns:cx8="http://schemas.microsoft.com/office/drawing/2016/5/14/chartex" xmlns:mc="http://schemas.openxmlformats.org/markup-compatibility/2006" xmlns:aink="http://schemas.microsoft.com/office/drawing/2016/ink" xmlns:am3d="http://schemas.microsoft.com/office/drawing/2017/model3d" xmlns:o="urn:schemas-microsoft-com:office:office" xmlns:oel="http://schemas.microsoft.com/office/2019/extlst" xmlns:r="http://schemas.openxmlformats.org/officeDocument/2006/relationships" xmlns:m="http://schemas.openxmlformats.org/officeDocument/2006/math" xmlns:v="urn:schemas-microsoft-com:vml" xmlns:wp14="http://schemas.microsoft.com/office/word/2010/wordprocessingDrawing" xmlns:wp="http://schemas.openxmlformats.org/drawingml/2006/wordprocessingDrawing" xmlns:w10="urn:schemas-microsoft-com:office:word" xmlns:w="http://schemas.openxmlformats.org/wordprocessingml/2006/main" xmlns:w14="http://schemas.microsoft.com/office/word/2010/wordml" xmlns:w15="http://schemas.microsoft.com/office/word/2012/wordml" xmlns:w16cex="http://schemas.microsoft.com/office/word/2018/wordml/cex" xmlns:w16cid="http://schemas.microsoft.com/office/word/2016/wordml/cid" xmlns:w16="http://schemas.microsoft.com/office/word/2018/wordml" xmlns:w16du="http://schemas.microsoft.com/office/word/2023/wordml/word16du" xmlns:w16sdtdh="http://schemas.microsoft.com/office/word/2020/wordml/sdtdatahash" xmlns:w16sdtfl="http://schemas.microsoft.com/office/word/2024/wordml/sdtformatlock" xmlns:w16se="http://schemas.microsoft.com/office/word/2015/wordml/symex" xmlns:wpg="http://schemas.microsoft.com/office/word/2010/wordprocessingGroup" xmlns:wpi="http://schemas.microsoft.com/office/word/2010/wordprocessingInk" xmlns:wne="http://schemas.microsoft.com/office/word/2006/wordml" xmlns:wps="http://schemas.microsoft.com/office/word/2010/wordprocessingShape" mc:Ignorable="w14 w15 w16se w16cid w16 w16cex w16sdtdh w16sdtfl w16du wp14">
+  <w:p/>
+</w:ftr>
+</file>
+
 <file path=word/footnotes.xml><?xml version="1.0" encoding="utf-8"?>
-<w:footnotes xmlns:wpc="http://schemas.microsoft.com/office/word/2010/wordprocessingCanvas" xmlns:cx="http://schemas.microsoft.com/office/drawing/2014/chartex" xmlns:cx1="http://schemas.microsoft.com/office/drawing/2015/9/8/chartex" xmlns:cx2="http://schemas.microsoft.com/office/drawing/2015/10/21/chartex" xmlns:cx3="http://schemas.microsoft.com/office/drawing/2016/5/9/chartex" xmlns:cx4="http://schemas.microsoft.com/office/drawing/2016/5/10/chartex" xmlns:cx5="http://schemas.microsoft.com/office/drawing/2016/5/11/chartex" xmlns:cx6="http://schemas.microsoft.com/office/drawing/2016/5/12/chartex" xmlns:cx7="http://schemas.microsoft.com/office/drawing/2016/5/13/chartex" xmlns:cx8="http://schemas.microsoft.com/office/drawing/2016/5/14/chartex" xmlns:mc="http://schemas.openxmlformats.org/markup-compatibility/2006" xmlns:aink="http://schemas.microsoft.com/office/drawing/2016/ink" xmlns:am3d="http://schemas.microsoft.com/office/drawing/2017/model3d" xmlns:o="urn:schemas-microsoft-com:office:office" xmlns:oel="http://schemas.microsoft.com/office/2019/extlst" xmlns:r="http://schemas.openxmlformats.org/officeDocument/2006/relationships" xmlns:m="http://schemas.openxmlformats.org/officeDocument/2006/math" xmlns:v="urn:schemas-microsoft-com:vml" xmlns:wp14="http://schemas.microsoft.com/office/word/2010/wordprocessingDrawing" xmlns:wp="http://schemas.openxmlformats.org/drawingml/2006/wordprocessingDrawing" xmlns:w10="urn:schemas-microsoft-com:office:word" xmlns:w="http://schemas.openxmlformats.org/wordprocessingml/2006/main" xmlns:w14="http://schemas.microsoft.com/office/word/2010/wordml" xmlns:w15="http://schemas.microsoft.com/office/word/2012/wordml" xmlns:w16cei="http://schemas.microsoft.com/office/word/2026/wordml/cei" xmlns:w16cex="http://schemas.microsoft.com/office/word/2018/wordml/cex" xmlns:w16cid="http://schemas.microsoft.com/office/word/2016/wordml/cid" xmlns:w16="http://schemas.microsoft.com/office/word/2018/wordml" xmlns:w16du="http://schemas.microsoft.com/office/word/2023/wordml/word16du" xmlns:w16sdtdh="http://schemas.microsoft.com/office/word/2020/wordml/sdtdatahash" xmlns:w16sdtfl="http://schemas.microsoft.com/office/word/2024/wordml/sdtformatlock" xmlns:w16se="http://schemas.microsoft.com/office/word/2015/wordml/symex" xmlns:wpg="http://schemas.microsoft.com/office/word/2010/wordprocessingGroup" xmlns:wpi="http://schemas.microsoft.com/office/word/2010/wordprocessingInk" xmlns:wne="http://schemas.microsoft.com/office/word/2006/wordml" xmlns:wps="http://schemas.microsoft.com/office/word/2010/wordprocessingShape" mc:Ignorable="w14 w15 w16se w16cid w16 w16cex w16sdtdh w16sdtfl w16du wp14">
+<w:footnotes xmlns:wpc="http://schemas.microsoft.com/office/word/2010/wordprocessingCanvas" xmlns:cx="http://schemas.microsoft.com/office/drawing/2014/chartex" xmlns:cx1="http://schemas.microsoft.com/office/drawing/2015/9/8/chartex" xmlns:cx2="http://schemas.microsoft.com/office/drawing/2015/10/21/chartex" xmlns:cx3="http://schemas.microsoft.com/office/drawing/2016/5/9/chartex" xmlns:cx4="http://schemas.microsoft.com/office/drawing/2016/5/10/chartex" xmlns:cx5="http://schemas.microsoft.com/office/drawing/2016/5/11/chartex" xmlns:cx6="http://schemas.microsoft.com/office/drawing/2016/5/12/chartex" xmlns:cx7="http://schemas.microsoft.com/office/drawing/2016/5/13/chartex" xmlns:cx8="http://schemas.microsoft.com/office/drawing/2016/5/14/chartex" xmlns:mc="http://schemas.openxmlformats.org/markup-compatibility/2006" xmlns:aink="http://schemas.microsoft.com/office/drawing/2016/ink" xmlns:am3d="http://schemas.microsoft.com/office/drawing/2017/model3d" xmlns:o="urn:schemas-microsoft-com:office:office" xmlns:oel="http://schemas.microsoft.com/office/2019/extlst" xmlns:r="http://schemas.openxmlformats.org/officeDocument/2006/relationships" xmlns:m="http://schemas.openxmlformats.org/officeDocument/2006/math" xmlns:v="urn:schemas-microsoft-com:vml" xmlns:wp14="http://schemas.microsoft.com/office/word/2010/wordprocessingDrawing" xmlns:wp="http://schemas.openxmlformats.org/drawingml/2006/wordprocessingDrawing" xmlns:w10="urn:schemas-microsoft-com:office:word" xmlns:w="http://schemas.openxmlformats.org/wordprocessingml/2006/main" xmlns:w14="http://schemas.microsoft.com/office/word/2010/wordml" xmlns:w15="http://schemas.microsoft.com/office/word/2012/wordml" xmlns:w16cex="http://schemas.microsoft.com/office/word/2018/wordml/cex" xmlns:w16cid="http://schemas.microsoft.com/office/word/2016/wordml/cid" xmlns:w16="http://schemas.microsoft.com/office/word/2018/wordml" xmlns:w16du="http://schemas.microsoft.com/office/word/2023/wordml/word16du" xmlns:w16sdtdh="http://schemas.microsoft.com/office/word/2020/wordml/sdtdatahash" xmlns:w16sdtfl="http://schemas.microsoft.com/office/word/2024/wordml/sdtformatlock" xmlns:w16se="http://schemas.microsoft.com/office/word/2015/wordml/symex" xmlns:wpg="http://schemas.microsoft.com/office/word/2010/wordprocessingGroup" xmlns:wpi="http://schemas.microsoft.com/office/word/2010/wordprocessingInk" xmlns:wne="http://schemas.microsoft.com/office/word/2006/wordml" xmlns:wps="http://schemas.microsoft.com/office/word/2010/wordprocessingShape" mc:Ignorable="w14 w15 w16se w16cid w16 w16cex w16sdtdh w16sdtfl w16du wp14">
   <w:footnote w:type="separator" w:id="-1">
     <w:p>
       <w:pPr>
@@ -15572,7 +14166,7 @@
 </file>
 
 <file path=word/header1.xml><?xml version="1.0" encoding="utf-8"?>
-<w:hdr xmlns:wpc="http://schemas.microsoft.com/office/word/2010/wordprocessingCanvas" xmlns:cx="http://schemas.microsoft.com/office/drawing/2014/chartex" xmlns:cx1="http://schemas.microsoft.com/office/drawing/2015/9/8/chartex" xmlns:cx2="http://schemas.microsoft.com/office/drawing/2015/10/21/chartex" xmlns:cx3="http://schemas.microsoft.com/office/drawing/2016/5/9/chartex" xmlns:cx4="http://schemas.microsoft.com/office/drawing/2016/5/10/chartex" xmlns:cx5="http://schemas.microsoft.com/office/drawing/2016/5/11/chartex" xmlns:cx6="http://schemas.microsoft.com/office/drawing/2016/5/12/chartex" xmlns:cx7="http://schemas.microsoft.com/office/drawing/2016/5/13/chartex" xmlns:cx8="http://schemas.microsoft.com/office/drawing/2016/5/14/chartex" xmlns:mc="http://schemas.openxmlformats.org/markup-compatibility/2006" xmlns:aink="http://schemas.microsoft.com/office/drawing/2016/ink" xmlns:am3d="http://schemas.microsoft.com/office/drawing/2017/model3d" xmlns:o="urn:schemas-microsoft-com:office:office" xmlns:oel="http://schemas.microsoft.com/office/2019/extlst" xmlns:r="http://schemas.openxmlformats.org/officeDocument/2006/relationships" xmlns:m="http://schemas.openxmlformats.org/officeDocument/2006/math" xmlns:v="urn:schemas-microsoft-com:vml" xmlns:wp14="http://schemas.microsoft.com/office/word/2010/wordprocessingDrawing" xmlns:wp="http://schemas.openxmlformats.org/drawingml/2006/wordprocessingDrawing" xmlns:w10="urn:schemas-microsoft-com:office:word" xmlns:w="http://schemas.openxmlformats.org/wordprocessingml/2006/main" xmlns:w14="http://schemas.microsoft.com/office/word/2010/wordml" xmlns:w15="http://schemas.microsoft.com/office/word/2012/wordml" xmlns:w16cei="http://schemas.microsoft.com/office/word/2026/wordml/cei" xmlns:w16cex="http://schemas.microsoft.com/office/word/2018/wordml/cex" xmlns:w16cid="http://schemas.microsoft.com/office/word/2016/wordml/cid" xmlns:w16="http://schemas.microsoft.com/office/word/2018/wordml" xmlns:w16du="http://schemas.microsoft.com/office/word/2023/wordml/word16du" xmlns:w16sdtdh="http://schemas.microsoft.com/office/word/2020/wordml/sdtdatahash" xmlns:w16sdtfl="http://schemas.microsoft.com/office/word/2024/wordml/sdtformatlock" xmlns:w16se="http://schemas.microsoft.com/office/word/2015/wordml/symex" xmlns:wpg="http://schemas.microsoft.com/office/word/2010/wordprocessingGroup" xmlns:wpi="http://schemas.microsoft.com/office/word/2010/wordprocessingInk" xmlns:wne="http://schemas.microsoft.com/office/word/2006/wordml" xmlns:wps="http://schemas.microsoft.com/office/word/2010/wordprocessingShape" mc:Ignorable="w14 w15 w16se w16cid w16 w16cex w16sdtdh w16sdtfl w16du wp14">
+<w:hdr xmlns:wpc="http://schemas.microsoft.com/office/word/2010/wordprocessingCanvas" xmlns:cx="http://schemas.microsoft.com/office/drawing/2014/chartex" xmlns:cx1="http://schemas.microsoft.com/office/drawing/2015/9/8/chartex" xmlns:cx2="http://schemas.microsoft.com/office/drawing/2015/10/21/chartex" xmlns:cx3="http://schemas.microsoft.com/office/drawing/2016/5/9/chartex" xmlns:cx4="http://schemas.microsoft.com/office/drawing/2016/5/10/chartex" xmlns:cx5="http://schemas.microsoft.com/office/drawing/2016/5/11/chartex" xmlns:cx6="http://schemas.microsoft.com/office/drawing/2016/5/12/chartex" xmlns:cx7="http://schemas.microsoft.com/office/drawing/2016/5/13/chartex" xmlns:cx8="http://schemas.microsoft.com/office/drawing/2016/5/14/chartex" xmlns:mc="http://schemas.openxmlformats.org/markup-compatibility/2006" xmlns:aink="http://schemas.microsoft.com/office/drawing/2016/ink" xmlns:am3d="http://schemas.microsoft.com/office/drawing/2017/model3d" xmlns:o="urn:schemas-microsoft-com:office:office" xmlns:oel="http://schemas.microsoft.com/office/2019/extlst" xmlns:r="http://schemas.openxmlformats.org/officeDocument/2006/relationships" xmlns:m="http://schemas.openxmlformats.org/officeDocument/2006/math" xmlns:v="urn:schemas-microsoft-com:vml" xmlns:wp14="http://schemas.microsoft.com/office/word/2010/wordprocessingDrawing" xmlns:wp="http://schemas.openxmlformats.org/drawingml/2006/wordprocessingDrawing" xmlns:w10="urn:schemas-microsoft-com:office:word" xmlns:w="http://schemas.openxmlformats.org/wordprocessingml/2006/main" xmlns:w14="http://schemas.microsoft.com/office/word/2010/wordml" xmlns:w15="http://schemas.microsoft.com/office/word/2012/wordml" xmlns:w16cex="http://schemas.microsoft.com/office/word/2018/wordml/cex" xmlns:w16cid="http://schemas.microsoft.com/office/word/2016/wordml/cid" xmlns:w16="http://schemas.microsoft.com/office/word/2018/wordml" xmlns:w16du="http://schemas.microsoft.com/office/word/2023/wordml/word16du" xmlns:w16sdtdh="http://schemas.microsoft.com/office/word/2020/wordml/sdtdatahash" xmlns:w16sdtfl="http://schemas.microsoft.com/office/word/2024/wordml/sdtformatlock" xmlns:w16se="http://schemas.microsoft.com/office/word/2015/wordml/symex" xmlns:wpg="http://schemas.microsoft.com/office/word/2010/wordprocessingGroup" xmlns:wpi="http://schemas.microsoft.com/office/word/2010/wordprocessingInk" xmlns:wne="http://schemas.microsoft.com/office/word/2006/wordml" xmlns:wps="http://schemas.microsoft.com/office/word/2010/wordprocessingShape" mc:Ignorable="w14 w15 w16se w16cid w16 w16cex w16sdtdh w16sdtfl w16du wp14">
   <w:p>
     <w:pPr>
       <w:pBdr>
@@ -15600,10 +14194,10 @@
         <w:noProof/>
       </w:rPr>
       <w:drawing>
-        <wp:inline distT="0" distB="0" distL="0" distR="0" wp14:anchorId="2A96AEC7" wp14:editId="71BBE2E1">
+        <wp:inline distT="0" distB="0" distL="0" distR="0" wp14:anchorId="69FBA8F1" wp14:editId="768D0D06">
           <wp:extent cx="904875" cy="352425"/>
           <wp:effectExtent l="0" t="0" r="0" b="0"/>
-          <wp:docPr id="243774202" name="Immagine 243774202"/>
+          <wp:docPr id="1523060018" name="Immagine 1523060018"/>
           <wp:cNvGraphicFramePr>
             <a:graphicFrameLocks xmlns:a="http://schemas.openxmlformats.org/drawingml/2006/main" noChangeAspect="1"/>
           </wp:cNvGraphicFramePr>
@@ -15642,13 +14236,19 @@
 </w:hdr>
 </file>
 
+<file path=word/header2.xml><?xml version="1.0" encoding="utf-8"?>
+<w:hdr xmlns:wpc="http://schemas.microsoft.com/office/word/2010/wordprocessingCanvas" xmlns:cx="http://schemas.microsoft.com/office/drawing/2014/chartex" xmlns:cx1="http://schemas.microsoft.com/office/drawing/2015/9/8/chartex" xmlns:cx2="http://schemas.microsoft.com/office/drawing/2015/10/21/chartex" xmlns:cx3="http://schemas.microsoft.com/office/drawing/2016/5/9/chartex" xmlns:cx4="http://schemas.microsoft.com/office/drawing/2016/5/10/chartex" xmlns:cx5="http://schemas.microsoft.com/office/drawing/2016/5/11/chartex" xmlns:cx6="http://schemas.microsoft.com/office/drawing/2016/5/12/chartex" xmlns:cx7="http://schemas.microsoft.com/office/drawing/2016/5/13/chartex" xmlns:cx8="http://schemas.microsoft.com/office/drawing/2016/5/14/chartex" xmlns:mc="http://schemas.openxmlformats.org/markup-compatibility/2006" xmlns:aink="http://schemas.microsoft.com/office/drawing/2016/ink" xmlns:am3d="http://schemas.microsoft.com/office/drawing/2017/model3d" xmlns:o="urn:schemas-microsoft-com:office:office" xmlns:oel="http://schemas.microsoft.com/office/2019/extlst" xmlns:r="http://schemas.openxmlformats.org/officeDocument/2006/relationships" xmlns:m="http://schemas.openxmlformats.org/officeDocument/2006/math" xmlns:v="urn:schemas-microsoft-com:vml" xmlns:wp14="http://schemas.microsoft.com/office/word/2010/wordprocessingDrawing" xmlns:wp="http://schemas.openxmlformats.org/drawingml/2006/wordprocessingDrawing" xmlns:w10="urn:schemas-microsoft-com:office:word" xmlns:w="http://schemas.openxmlformats.org/wordprocessingml/2006/main" xmlns:w14="http://schemas.microsoft.com/office/word/2010/wordml" xmlns:w15="http://schemas.microsoft.com/office/word/2012/wordml" xmlns:w16cex="http://schemas.microsoft.com/office/word/2018/wordml/cex" xmlns:w16cid="http://schemas.microsoft.com/office/word/2016/wordml/cid" xmlns:w16="http://schemas.microsoft.com/office/word/2018/wordml" xmlns:w16du="http://schemas.microsoft.com/office/word/2023/wordml/word16du" xmlns:w16sdtdh="http://schemas.microsoft.com/office/word/2020/wordml/sdtdatahash" xmlns:w16sdtfl="http://schemas.microsoft.com/office/word/2024/wordml/sdtformatlock" xmlns:w16se="http://schemas.microsoft.com/office/word/2015/wordml/symex" xmlns:wpg="http://schemas.microsoft.com/office/word/2010/wordprocessingGroup" xmlns:wpi="http://schemas.microsoft.com/office/word/2010/wordprocessingInk" xmlns:wne="http://schemas.microsoft.com/office/word/2006/wordml" xmlns:wps="http://schemas.microsoft.com/office/word/2010/wordprocessingShape" mc:Ignorable="w14 w15 w16se w16cid w16 w16cex w16sdtdh w16sdtfl w16du wp14">
+  <w:p/>
+</w:hdr>
+</file>
+
 <file path=word/numbering.xml><?xml version="1.0" encoding="utf-8"?>
-<w:numbering xmlns:wpc="http://schemas.microsoft.com/office/word/2010/wordprocessingCanvas" xmlns:cx="http://schemas.microsoft.com/office/drawing/2014/chartex" xmlns:cx1="http://schemas.microsoft.com/office/drawing/2015/9/8/chartex" xmlns:cx2="http://schemas.microsoft.com/office/drawing/2015/10/21/chartex" xmlns:cx3="http://schemas.microsoft.com/office/drawing/2016/5/9/chartex" xmlns:cx4="http://schemas.microsoft.com/office/drawing/2016/5/10/chartex" xmlns:cx5="http://schemas.microsoft.com/office/drawing/2016/5/11/chartex" xmlns:cx6="http://schemas.microsoft.com/office/drawing/2016/5/12/chartex" xmlns:cx7="http://schemas.microsoft.com/office/drawing/2016/5/13/chartex" xmlns:cx8="http://schemas.microsoft.com/office/drawing/2016/5/14/chartex" xmlns:mc="http://schemas.openxmlformats.org/markup-compatibility/2006" xmlns:aink="http://schemas.microsoft.com/office/drawing/2016/ink" xmlns:am3d="http://schemas.microsoft.com/office/drawing/2017/model3d" xmlns:o="urn:schemas-microsoft-com:office:office" xmlns:oel="http://schemas.microsoft.com/office/2019/extlst" xmlns:r="http://schemas.openxmlformats.org/officeDocument/2006/relationships" xmlns:m="http://schemas.openxmlformats.org/officeDocument/2006/math" xmlns:v="urn:schemas-microsoft-com:vml" xmlns:wp14="http://schemas.microsoft.com/office/word/2010/wordprocessingDrawing" xmlns:wp="http://schemas.openxmlformats.org/drawingml/2006/wordprocessingDrawing" xmlns:w10="urn:schemas-microsoft-com:office:word" xmlns:w="http://schemas.openxmlformats.org/wordprocessingml/2006/main" xmlns:w14="http://schemas.microsoft.com/office/word/2010/wordml" xmlns:w15="http://schemas.microsoft.com/office/word/2012/wordml" xmlns:w16cei="http://schemas.microsoft.com/office/word/2026/wordml/cei" xmlns:w16cex="http://schemas.microsoft.com/office/word/2018/wordml/cex" xmlns:w16cid="http://schemas.microsoft.com/office/word/2016/wordml/cid" xmlns:w16="http://schemas.microsoft.com/office/word/2018/wordml" xmlns:w16du="http://schemas.microsoft.com/office/word/2023/wordml/word16du" xmlns:w16sdtdh="http://schemas.microsoft.com/office/word/2020/wordml/sdtdatahash" xmlns:w16sdtfl="http://schemas.microsoft.com/office/word/2024/wordml/sdtformatlock" xmlns:w16se="http://schemas.microsoft.com/office/word/2015/wordml/symex" xmlns:wpg="http://schemas.microsoft.com/office/word/2010/wordprocessingGroup" xmlns:wpi="http://schemas.microsoft.com/office/word/2010/wordprocessingInk" xmlns:wne="http://schemas.microsoft.com/office/word/2006/wordml" xmlns:wps="http://schemas.microsoft.com/office/word/2010/wordprocessingShape" mc:Ignorable="w14 w15 w16se w16cid w16 w16cex w16sdtdh w16sdtfl w16du wp14">
+<w:numbering xmlns:wpc="http://schemas.microsoft.com/office/word/2010/wordprocessingCanvas" xmlns:cx="http://schemas.microsoft.com/office/drawing/2014/chartex" xmlns:cx1="http://schemas.microsoft.com/office/drawing/2015/9/8/chartex" xmlns:cx2="http://schemas.microsoft.com/office/drawing/2015/10/21/chartex" xmlns:cx3="http://schemas.microsoft.com/office/drawing/2016/5/9/chartex" xmlns:cx4="http://schemas.microsoft.com/office/drawing/2016/5/10/chartex" xmlns:cx5="http://schemas.microsoft.com/office/drawing/2016/5/11/chartex" xmlns:cx6="http://schemas.microsoft.com/office/drawing/2016/5/12/chartex" xmlns:cx7="http://schemas.microsoft.com/office/drawing/2016/5/13/chartex" xmlns:cx8="http://schemas.microsoft.com/office/drawing/2016/5/14/chartex" xmlns:mc="http://schemas.openxmlformats.org/markup-compatibility/2006" xmlns:aink="http://schemas.microsoft.com/office/drawing/2016/ink" xmlns:am3d="http://schemas.microsoft.com/office/drawing/2017/model3d" xmlns:o="urn:schemas-microsoft-com:office:office" xmlns:oel="http://schemas.microsoft.com/office/2019/extlst" xmlns:r="http://schemas.openxmlformats.org/officeDocument/2006/relationships" xmlns:m="http://schemas.openxmlformats.org/officeDocument/2006/math" xmlns:v="urn:schemas-microsoft-com:vml" xmlns:wp14="http://schemas.microsoft.com/office/word/2010/wordprocessingDrawing" xmlns:wp="http://schemas.openxmlformats.org/drawingml/2006/wordprocessingDrawing" xmlns:w10="urn:schemas-microsoft-com:office:word" xmlns:w="http://schemas.openxmlformats.org/wordprocessingml/2006/main" xmlns:w14="http://schemas.microsoft.com/office/word/2010/wordml" xmlns:w15="http://schemas.microsoft.com/office/word/2012/wordml" xmlns:w16cex="http://schemas.microsoft.com/office/word/2018/wordml/cex" xmlns:w16cid="http://schemas.microsoft.com/office/word/2016/wordml/cid" xmlns:w16="http://schemas.microsoft.com/office/word/2018/wordml" xmlns:w16du="http://schemas.microsoft.com/office/word/2023/wordml/word16du" xmlns:w16sdtdh="http://schemas.microsoft.com/office/word/2020/wordml/sdtdatahash" xmlns:w16sdtfl="http://schemas.microsoft.com/office/word/2024/wordml/sdtformatlock" xmlns:w16se="http://schemas.microsoft.com/office/word/2015/wordml/symex" xmlns:wpg="http://schemas.microsoft.com/office/word/2010/wordprocessingGroup" xmlns:wpi="http://schemas.microsoft.com/office/word/2010/wordprocessingInk" xmlns:wne="http://schemas.microsoft.com/office/word/2006/wordml" xmlns:wps="http://schemas.microsoft.com/office/word/2010/wordprocessingShape" mc:Ignorable="w14 w15 w16se w16cid w16 w16cex w16sdtdh w16sdtfl w16du wp14">
   <w:abstractNum w:abstractNumId="0" w15:restartNumberingAfterBreak="0">
-    <w:nsid w:val="0E86612B"/>
+    <w:nsid w:val="17EF6434"/>
     <w:multiLevelType w:val="hybridMultilevel"/>
-    <w:tmpl w:val="F5E4DEF4"/>
-    <w:lvl w:ilvl="0" w:tplc="FA4E3ADE">
+    <w:tmpl w:val="CEECB02E"/>
+    <w:lvl w:ilvl="0" w:tplc="6B3E82AA">
       <w:start w:val="1"/>
       <w:numFmt w:val="bullet"/>
       <w:lvlText w:val="●"/>
@@ -15663,7 +14263,7 @@
         <w:szCs w:val="14"/>
       </w:rPr>
     </w:lvl>
-    <w:lvl w:ilvl="1" w:tplc="E480909E">
+    <w:lvl w:ilvl="1" w:tplc="2C2CFC7C">
       <w:start w:val="1"/>
       <w:numFmt w:val="bullet"/>
       <w:lvlText w:val="–"/>
@@ -15676,47 +14276,47 @@
         <w:color w:val="0A5D65"/>
       </w:rPr>
     </w:lvl>
-    <w:lvl w:ilvl="2" w:tplc="6D4C9C30">
+    <w:lvl w:ilvl="2" w:tplc="EF1A4898">
       <w:numFmt w:val="decimal"/>
       <w:lvlText w:val=""/>
       <w:lvlJc w:val="left"/>
     </w:lvl>
-    <w:lvl w:ilvl="3" w:tplc="79508ACA">
+    <w:lvl w:ilvl="3" w:tplc="4A08950E">
       <w:numFmt w:val="decimal"/>
       <w:lvlText w:val=""/>
       <w:lvlJc w:val="left"/>
     </w:lvl>
-    <w:lvl w:ilvl="4" w:tplc="CBC252EA">
+    <w:lvl w:ilvl="4" w:tplc="BC86E654">
       <w:numFmt w:val="decimal"/>
       <w:lvlText w:val=""/>
       <w:lvlJc w:val="left"/>
     </w:lvl>
-    <w:lvl w:ilvl="5" w:tplc="2BCC832E">
+    <w:lvl w:ilvl="5" w:tplc="C3F4ED0E">
       <w:numFmt w:val="decimal"/>
       <w:lvlText w:val=""/>
       <w:lvlJc w:val="left"/>
     </w:lvl>
-    <w:lvl w:ilvl="6" w:tplc="10747EEA">
+    <w:lvl w:ilvl="6" w:tplc="C6DA5016">
       <w:numFmt w:val="decimal"/>
       <w:lvlText w:val=""/>
       <w:lvlJc w:val="left"/>
     </w:lvl>
-    <w:lvl w:ilvl="7" w:tplc="782A6564">
+    <w:lvl w:ilvl="7" w:tplc="DB6E886E">
       <w:numFmt w:val="decimal"/>
       <w:lvlText w:val=""/>
       <w:lvlJc w:val="left"/>
     </w:lvl>
-    <w:lvl w:ilvl="8" w:tplc="4A20FA10">
+    <w:lvl w:ilvl="8" w:tplc="50DC9742">
       <w:numFmt w:val="decimal"/>
       <w:lvlText w:val=""/>
       <w:lvlJc w:val="left"/>
     </w:lvl>
   </w:abstractNum>
   <w:abstractNum w:abstractNumId="1" w15:restartNumberingAfterBreak="0">
-    <w:nsid w:val="268565E5"/>
+    <w:nsid w:val="6C8F66FF"/>
     <w:multiLevelType w:val="hybridMultilevel"/>
-    <w:tmpl w:val="A3E40B3C"/>
-    <w:lvl w:ilvl="0" w:tplc="4CF2544E">
+    <w:tmpl w:val="B7BA0328"/>
+    <w:lvl w:ilvl="0" w:tplc="6C2C3B9A">
       <w:start w:val="1"/>
       <w:numFmt w:val="bullet"/>
       <w:lvlText w:val="●"/>
@@ -15725,7 +14325,7 @@
         <w:ind w:left="720" w:hanging="360"/>
       </w:pPr>
     </w:lvl>
-    <w:lvl w:ilvl="1" w:tplc="C038998A">
+    <w:lvl w:ilvl="1" w:tplc="FA8422A4">
       <w:start w:val="1"/>
       <w:numFmt w:val="bullet"/>
       <w:lvlText w:val="○"/>
@@ -15734,7 +14334,7 @@
         <w:ind w:left="1440" w:hanging="360"/>
       </w:pPr>
     </w:lvl>
-    <w:lvl w:ilvl="2" w:tplc="BD8068D0">
+    <w:lvl w:ilvl="2" w:tplc="56A42224">
       <w:start w:val="1"/>
       <w:numFmt w:val="bullet"/>
       <w:lvlText w:val="■"/>
@@ -15743,7 +14343,7 @@
         <w:ind w:left="2160" w:hanging="360"/>
       </w:pPr>
     </w:lvl>
-    <w:lvl w:ilvl="3" w:tplc="5E8444EE">
+    <w:lvl w:ilvl="3" w:tplc="3666360E">
       <w:start w:val="1"/>
       <w:numFmt w:val="bullet"/>
       <w:lvlText w:val="●"/>
@@ -15752,7 +14352,7 @@
         <w:ind w:left="2880" w:hanging="360"/>
       </w:pPr>
     </w:lvl>
-    <w:lvl w:ilvl="4" w:tplc="EC02AACA">
+    <w:lvl w:ilvl="4" w:tplc="226A9C4A">
       <w:start w:val="1"/>
       <w:numFmt w:val="bullet"/>
       <w:lvlText w:val="○"/>
@@ -15761,7 +14361,7 @@
         <w:ind w:left="3600" w:hanging="360"/>
       </w:pPr>
     </w:lvl>
-    <w:lvl w:ilvl="5" w:tplc="B010D91C">
+    <w:lvl w:ilvl="5" w:tplc="69B0E2BC">
       <w:start w:val="1"/>
       <w:numFmt w:val="bullet"/>
       <w:lvlText w:val="■"/>
@@ -15770,7 +14370,7 @@
         <w:ind w:left="4320" w:hanging="360"/>
       </w:pPr>
     </w:lvl>
-    <w:lvl w:ilvl="6" w:tplc="AAE47FEC">
+    <w:lvl w:ilvl="6" w:tplc="DD2A194A">
       <w:start w:val="1"/>
       <w:numFmt w:val="bullet"/>
       <w:lvlText w:val="●"/>
@@ -15779,7 +14379,7 @@
         <w:ind w:left="5040" w:hanging="360"/>
       </w:pPr>
     </w:lvl>
-    <w:lvl w:ilvl="7" w:tplc="F692076C">
+    <w:lvl w:ilvl="7" w:tplc="6E3A0BBE">
       <w:start w:val="1"/>
       <w:numFmt w:val="bullet"/>
       <w:lvlText w:val="●"/>
@@ -15788,7 +14388,7 @@
         <w:ind w:left="5760" w:hanging="360"/>
       </w:pPr>
     </w:lvl>
-    <w:lvl w:ilvl="8" w:tplc="18CC8CFE">
+    <w:lvl w:ilvl="8" w:tplc="CF268176">
       <w:start w:val="1"/>
       <w:numFmt w:val="bullet"/>
       <w:lvlText w:val="●"/>
@@ -15799,10 +14399,10 @@
     </w:lvl>
   </w:abstractNum>
   <w:abstractNum w:abstractNumId="2" w15:restartNumberingAfterBreak="0">
-    <w:nsid w:val="59747B35"/>
+    <w:nsid w:val="718722DB"/>
     <w:multiLevelType w:val="hybridMultilevel"/>
-    <w:tmpl w:val="F3EEA1C0"/>
-    <w:lvl w:ilvl="0" w:tplc="EF9E4650">
+    <w:tmpl w:val="AD04E9D4"/>
+    <w:lvl w:ilvl="0" w:tplc="2D8A7FA2">
       <w:start w:val="1"/>
       <w:numFmt w:val="decimal"/>
       <w:lvlText w:val="%1."/>
@@ -15817,7 +14417,7 @@
         <w:color w:val="DC3230"/>
       </w:rPr>
     </w:lvl>
-    <w:lvl w:ilvl="1" w:tplc="DE4A7896">
+    <w:lvl w:ilvl="1" w:tplc="0B868028">
       <w:start w:val="1"/>
       <w:numFmt w:val="lowerLetter"/>
       <w:lvlText w:val="%2."/>
@@ -15832,61 +14432,61 @@
         <w:color w:val="0A5D65"/>
       </w:rPr>
     </w:lvl>
-    <w:lvl w:ilvl="2" w:tplc="8F2C0680">
+    <w:lvl w:ilvl="2" w:tplc="DDAEF320">
       <w:numFmt w:val="decimal"/>
       <w:lvlText w:val=""/>
       <w:lvlJc w:val="left"/>
     </w:lvl>
-    <w:lvl w:ilvl="3" w:tplc="B20617CC">
+    <w:lvl w:ilvl="3" w:tplc="A34AE716">
       <w:numFmt w:val="decimal"/>
       <w:lvlText w:val=""/>
       <w:lvlJc w:val="left"/>
     </w:lvl>
-    <w:lvl w:ilvl="4" w:tplc="4F6435E2">
+    <w:lvl w:ilvl="4" w:tplc="D8303BD6">
       <w:numFmt w:val="decimal"/>
       <w:lvlText w:val=""/>
       <w:lvlJc w:val="left"/>
     </w:lvl>
-    <w:lvl w:ilvl="5" w:tplc="75C45604">
+    <w:lvl w:ilvl="5" w:tplc="DABA8C80">
       <w:numFmt w:val="decimal"/>
       <w:lvlText w:val=""/>
       <w:lvlJc w:val="left"/>
     </w:lvl>
-    <w:lvl w:ilvl="6" w:tplc="6268C2E0">
+    <w:lvl w:ilvl="6" w:tplc="9288E4C0">
       <w:numFmt w:val="decimal"/>
       <w:lvlText w:val=""/>
       <w:lvlJc w:val="left"/>
     </w:lvl>
-    <w:lvl w:ilvl="7" w:tplc="96B05AE6">
+    <w:lvl w:ilvl="7" w:tplc="499EAA3C">
       <w:numFmt w:val="decimal"/>
       <w:lvlText w:val=""/>
       <w:lvlJc w:val="left"/>
     </w:lvl>
-    <w:lvl w:ilvl="8" w:tplc="A986E374">
+    <w:lvl w:ilvl="8" w:tplc="6A9C4F74">
       <w:numFmt w:val="decimal"/>
       <w:lvlText w:val=""/>
       <w:lvlJc w:val="left"/>
     </w:lvl>
   </w:abstractNum>
-  <w:num w:numId="1" w16cid:durableId="997265770">
+  <w:num w:numId="1" w16cid:durableId="739639677">
     <w:abstractNumId w:val="1"/>
     <w:lvlOverride w:ilvl="0">
       <w:startOverride w:val="1"/>
     </w:lvlOverride>
   </w:num>
-  <w:num w:numId="2" w16cid:durableId="1960259483">
+  <w:num w:numId="2" w16cid:durableId="89856584">
     <w:abstractNumId w:val="0"/>
     <w:lvlOverride w:ilvl="0">
       <w:startOverride w:val="1"/>
     </w:lvlOverride>
   </w:num>
-  <w:num w:numId="3" w16cid:durableId="851334453">
+  <w:num w:numId="3" w16cid:durableId="759371530">
     <w:abstractNumId w:val="2"/>
     <w:lvlOverride w:ilvl="0">
       <w:startOverride w:val="1"/>
     </w:lvlOverride>
   </w:num>
-  <w:num w:numId="4" w16cid:durableId="1449546101">
+  <w:num w:numId="4" w16cid:durableId="1115952053">
     <w:abstractNumId w:val="2"/>
     <w:lvlOverride w:ilvl="0">
       <w:startOverride w:val="1"/>
@@ -16532,7 +15132,7 @@
     <w:autoRedefine/>
     <w:uiPriority w:val="39"/>
     <w:unhideWhenUsed/>
-    <w:rsid w:val="00B747C0"/>
+    <w:rsid w:val="00F90D08"/>
     <w:pPr>
       <w:spacing w:after="100"/>
     </w:pPr>
@@ -16544,55 +15144,11 @@
     <w:autoRedefine/>
     <w:uiPriority w:val="39"/>
     <w:unhideWhenUsed/>
-    <w:rsid w:val="00B747C0"/>
+    <w:rsid w:val="00F90D08"/>
     <w:pPr>
       <w:spacing w:after="100"/>
       <w:ind w:left="210"/>
     </w:pPr>
-  </w:style>
-  <w:style w:type="paragraph" w:styleId="Intestazione">
-    <w:name w:val="header"/>
-    <w:basedOn w:val="Normale"/>
-    <w:link w:val="IntestazioneCarattere"/>
-    <w:uiPriority w:val="99"/>
-    <w:unhideWhenUsed/>
-    <w:rsid w:val="00B747C0"/>
-    <w:pPr>
-      <w:tabs>
-        <w:tab w:val="center" w:pos="4819"/>
-        <w:tab w:val="right" w:pos="9638"/>
-      </w:tabs>
-      <w:spacing w:after="0" w:line="240" w:lineRule="auto"/>
-    </w:pPr>
-  </w:style>
-  <w:style w:type="character" w:customStyle="1" w:styleId="IntestazioneCarattere">
-    <w:name w:val="Intestazione Carattere"/>
-    <w:basedOn w:val="Carpredefinitoparagrafo"/>
-    <w:link w:val="Intestazione"/>
-    <w:uiPriority w:val="99"/>
-    <w:rsid w:val="00B747C0"/>
-  </w:style>
-  <w:style w:type="paragraph" w:styleId="Pidipagina">
-    <w:name w:val="footer"/>
-    <w:basedOn w:val="Normale"/>
-    <w:link w:val="PidipaginaCarattere"/>
-    <w:uiPriority w:val="99"/>
-    <w:unhideWhenUsed/>
-    <w:rsid w:val="00B747C0"/>
-    <w:pPr>
-      <w:tabs>
-        <w:tab w:val="center" w:pos="4819"/>
-        <w:tab w:val="right" w:pos="9638"/>
-      </w:tabs>
-      <w:spacing w:after="0" w:line="240" w:lineRule="auto"/>
-    </w:pPr>
-  </w:style>
-  <w:style w:type="character" w:customStyle="1" w:styleId="PidipaginaCarattere">
-    <w:name w:val="Piè di pagina Carattere"/>
-    <w:basedOn w:val="Carpredefinitoparagrafo"/>
-    <w:link w:val="Pidipagina"/>
-    <w:uiPriority w:val="99"/>
-    <w:rsid w:val="00B747C0"/>
   </w:style>
 </w:styles>
 </file>

--- a/docs/word/01-HLD-High-Level-Design.docx
+++ b/docs/word/01-HLD-High-Level-Design.docx
@@ -11,7 +11,7 @@
           <w:noProof/>
         </w:rPr>
         <w:drawing>
-          <wp:inline distT="0" distB="0" distL="0" distR="0" wp14:anchorId="563BA922" wp14:editId="49D45D42">
+          <wp:inline distT="0" distB="0" distL="0" distR="0" wp14:anchorId="6EC0B446" wp14:editId="71D0E2D4">
             <wp:extent cx="1981200" cy="771525"/>
             <wp:effectExtent l="0" t="0" r="0" b="0"/>
             <wp:docPr id="1" name="Immagine 1"/>
@@ -298,11 +298,15 @@
           <w:p>
             <w:pPr>
               <w:spacing w:after="0" w:line="264" w:lineRule="auto"/>
-            </w:pPr>
-            <w:r>
-              <w:rPr>
-                <w:sz w:val="19"/>
-                <w:szCs w:val="19"/>
+              <w:rPr>
+                <w:lang w:val="fr-FR"/>
+              </w:rPr>
+            </w:pPr>
+            <w:r>
+              <w:rPr>
+                <w:sz w:val="19"/>
+                <w:szCs w:val="19"/>
+                <w:lang w:val="fr-FR"/>
               </w:rPr>
               <w:t>Guest Portal — Cisco Catalyst 9800 Guest Management Desk</w:t>
             </w:r>
@@ -343,7 +347,7 @@
                 <w:sz w:val="19"/>
                 <w:szCs w:val="19"/>
               </w:rPr>
-              <w:t>Documento</w:t>
+              <w:t>Indirizzo (produzione)</w:t>
             </w:r>
           </w:p>
         </w:tc>
@@ -374,7 +378,7 @@
                 <w:sz w:val="19"/>
                 <w:szCs w:val="19"/>
               </w:rPr>
-              <w:t>HLD — High Level Design</w:t>
+              <w:t>https://guestportal.dompe.com</w:t>
             </w:r>
           </w:p>
         </w:tc>
@@ -413,7 +417,7 @@
                 <w:sz w:val="19"/>
                 <w:szCs w:val="19"/>
               </w:rPr>
-              <w:t>Versione</w:t>
+              <w:t>Documento</w:t>
             </w:r>
           </w:p>
         </w:tc>
@@ -444,7 +448,7 @@
                 <w:sz w:val="19"/>
                 <w:szCs w:val="19"/>
               </w:rPr>
-              <w:t>1.0</w:t>
+              <w:t>HLD — High Level Design</w:t>
             </w:r>
           </w:p>
         </w:tc>
@@ -483,7 +487,7 @@
                 <w:sz w:val="19"/>
                 <w:szCs w:val="19"/>
               </w:rPr>
-              <w:t>Data di emissione</w:t>
+              <w:t>Versione</w:t>
             </w:r>
           </w:p>
         </w:tc>
@@ -514,7 +518,7 @@
                 <w:sz w:val="19"/>
                 <w:szCs w:val="19"/>
               </w:rPr>
-              <w:t>22 settembre 2026</w:t>
+              <w:t>1.0</w:t>
             </w:r>
           </w:p>
         </w:tc>
@@ -553,7 +557,7 @@
                 <w:sz w:val="19"/>
                 <w:szCs w:val="19"/>
               </w:rPr>
-              <w:t>Stato</w:t>
+              <w:t>Data di emissione</w:t>
             </w:r>
           </w:p>
         </w:tc>
@@ -584,7 +588,7 @@
                 <w:sz w:val="19"/>
                 <w:szCs w:val="19"/>
               </w:rPr>
-              <w:t>Emesso</w:t>
+              <w:t>25 settembre 2026</w:t>
             </w:r>
           </w:p>
         </w:tc>
@@ -623,7 +627,7 @@
                 <w:sz w:val="19"/>
                 <w:szCs w:val="19"/>
               </w:rPr>
-              <w:t>Destinatari</w:t>
+              <w:t>Stato</w:t>
             </w:r>
           </w:p>
         </w:tc>
@@ -654,7 +658,7 @@
                 <w:sz w:val="19"/>
                 <w:szCs w:val="19"/>
               </w:rPr>
-              <w:t>IT Infrastructure, Security, Sviluppo, Service Desk</w:t>
+              <w:t>Emesso</w:t>
             </w:r>
           </w:p>
         </w:tc>
@@ -693,7 +697,7 @@
                 <w:sz w:val="19"/>
                 <w:szCs w:val="19"/>
               </w:rPr>
-              <w:t>Classificazione</w:t>
+              <w:t>Destinatari</w:t>
             </w:r>
           </w:p>
         </w:tc>
@@ -724,7 +728,7 @@
                 <w:sz w:val="19"/>
                 <w:szCs w:val="19"/>
               </w:rPr>
-              <w:t>Uso interno</w:t>
+              <w:t>IT Infrastructure, Security, Sviluppo, Service Desk</w:t>
             </w:r>
           </w:p>
         </w:tc>
@@ -763,7 +767,7 @@
                 <w:sz w:val="19"/>
                 <w:szCs w:val="19"/>
               </w:rPr>
-              <w:t>Repository di riferimento</w:t>
+              <w:t>Classificazione</w:t>
             </w:r>
           </w:p>
         </w:tc>
@@ -794,7 +798,7 @@
                 <w:sz w:val="19"/>
                 <w:szCs w:val="19"/>
               </w:rPr>
-              <w:t>github.com/ACF-Dompe/Centralino</w:t>
+              <w:t>Uso interno</w:t>
             </w:r>
           </w:p>
         </w:tc>
@@ -833,6 +837,76 @@
                 <w:sz w:val="19"/>
                 <w:szCs w:val="19"/>
               </w:rPr>
+              <w:t>Repository di riferimento</w:t>
+            </w:r>
+          </w:p>
+        </w:tc>
+        <w:tc>
+          <w:tcPr>
+            <w:tcW w:w="6747" w:type="dxa"/>
+            <w:tcBorders>
+              <w:top w:val="single" w:sz="4" w:space="0" w:color="D9D9D9"/>
+              <w:left w:val="single" w:sz="4" w:space="0" w:color="D9D9D9"/>
+              <w:bottom w:val="single" w:sz="4" w:space="0" w:color="D9D9D9"/>
+              <w:right w:val="single" w:sz="4" w:space="0" w:color="D9D9D9"/>
+            </w:tcBorders>
+            <w:shd w:val="clear" w:color="auto" w:fill="FFFFFF"/>
+            <w:tcMar>
+              <w:top w:w="70" w:type="dxa"/>
+              <w:left w:w="110" w:type="dxa"/>
+              <w:bottom w:w="70" w:type="dxa"/>
+              <w:right w:w="110" w:type="dxa"/>
+            </w:tcMar>
+            <w:vAlign w:val="center"/>
+          </w:tcPr>
+          <w:p>
+            <w:pPr>
+              <w:spacing w:after="0" w:line="264" w:lineRule="auto"/>
+            </w:pPr>
+            <w:r>
+              <w:rPr>
+                <w:sz w:val="19"/>
+                <w:szCs w:val="19"/>
+              </w:rPr>
+              <w:t>github.com/ACF-Dompe/Centralino</w:t>
+            </w:r>
+          </w:p>
+        </w:tc>
+      </w:tr>
+      <w:tr>
+        <w:tblPrEx>
+          <w:tblCellMar>
+            <w:top w:w="0" w:type="dxa"/>
+            <w:bottom w:w="0" w:type="dxa"/>
+          </w:tblCellMar>
+        </w:tblPrEx>
+        <w:tc>
+          <w:tcPr>
+            <w:tcW w:w="2891" w:type="dxa"/>
+            <w:tcBorders>
+              <w:top w:val="single" w:sz="4" w:space="0" w:color="D9D9D9"/>
+              <w:left w:val="single" w:sz="4" w:space="0" w:color="D9D9D9"/>
+              <w:bottom w:val="single" w:sz="4" w:space="0" w:color="D9D9D9"/>
+              <w:right w:val="single" w:sz="4" w:space="0" w:color="D9D9D9"/>
+            </w:tcBorders>
+            <w:shd w:val="clear" w:color="auto" w:fill="F0F0F0"/>
+            <w:tcMar>
+              <w:top w:w="70" w:type="dxa"/>
+              <w:left w:w="110" w:type="dxa"/>
+              <w:bottom w:w="70" w:type="dxa"/>
+              <w:right w:w="110" w:type="dxa"/>
+            </w:tcMar>
+            <w:vAlign w:val="center"/>
+          </w:tcPr>
+          <w:p>
+            <w:pPr>
+              <w:spacing w:after="0" w:line="264" w:lineRule="auto"/>
+            </w:pPr>
+            <w:r>
+              <w:rPr>
+                <w:sz w:val="19"/>
+                <w:szCs w:val="19"/>
+              </w:rPr>
               <w:t>Revisione del codice</w:t>
             </w:r>
           </w:p>
@@ -846,7 +920,7 @@
               <w:bottom w:val="single" w:sz="4" w:space="0" w:color="D9D9D9"/>
               <w:right w:val="single" w:sz="4" w:space="0" w:color="D9D9D9"/>
             </w:tcBorders>
-            <w:shd w:val="clear" w:color="auto" w:fill="FFFFFF"/>
+            <w:shd w:val="clear" w:color="auto" w:fill="F0F0F0"/>
             <w:tcMar>
               <w:top w:w="70" w:type="dxa"/>
               <w:left w:w="110" w:type="dxa"/>
@@ -896,7 +970,7 @@
     <w:sdt>
       <w:sdtPr>
         <w:alias w:val="Indice"/>
-        <w:id w:val="730583920"/>
+        <w:id w:val="-2069254419"/>
       </w:sdtPr>
       <w:sdtContent>
         <w:p>
@@ -918,7 +992,7 @@
           <w:r>
             <w:fldChar w:fldCharType="separate"/>
           </w:r>
-          <w:hyperlink w:anchor="_Toc240987600" w:history="1">
+          <w:hyperlink w:anchor="_Toc241222137" w:history="1">
             <w:r>
               <w:rPr>
                 <w:rStyle w:val="Collegamentoipertestuale"/>
@@ -942,7 +1016,7 @@
               <w:rPr>
                 <w:noProof/>
               </w:rPr>
-              <w:instrText xml:space="preserve"> PAGEREF _Toc240987600 \h </w:instrText>
+              <w:instrText xml:space="preserve"> PAGEREF _Toc241222137 \h </w:instrText>
             </w:r>
             <w:r>
               <w:rPr>
@@ -979,7 +1053,7 @@
               <w:noProof/>
             </w:rPr>
           </w:pPr>
-          <w:hyperlink w:anchor="_Toc240987601" w:history="1">
+          <w:hyperlink w:anchor="_Toc241222138" w:history="1">
             <w:r>
               <w:rPr>
                 <w:rStyle w:val="Collegamentoipertestuale"/>
@@ -1003,7 +1077,7 @@
               <w:rPr>
                 <w:noProof/>
               </w:rPr>
-              <w:instrText xml:space="preserve"> PAGEREF _Toc240987601 \h </w:instrText>
+              <w:instrText xml:space="preserve"> PAGEREF _Toc241222138 \h </w:instrText>
             </w:r>
             <w:r>
               <w:rPr>
@@ -1040,7 +1114,7 @@
               <w:noProof/>
             </w:rPr>
           </w:pPr>
-          <w:hyperlink w:anchor="_Toc240987602" w:history="1">
+          <w:hyperlink w:anchor="_Toc241222139" w:history="1">
             <w:r>
               <w:rPr>
                 <w:rStyle w:val="Collegamentoipertestuale"/>
@@ -1064,7 +1138,7 @@
               <w:rPr>
                 <w:noProof/>
               </w:rPr>
-              <w:instrText xml:space="preserve"> PAGEREF _Toc240987602 \h </w:instrText>
+              <w:instrText xml:space="preserve"> PAGEREF _Toc241222139 \h </w:instrText>
             </w:r>
             <w:r>
               <w:rPr>
@@ -1101,7 +1175,7 @@
               <w:noProof/>
             </w:rPr>
           </w:pPr>
-          <w:hyperlink w:anchor="_Toc240987603" w:history="1">
+          <w:hyperlink w:anchor="_Toc241222140" w:history="1">
             <w:r>
               <w:rPr>
                 <w:rStyle w:val="Collegamentoipertestuale"/>
@@ -1125,7 +1199,7 @@
               <w:rPr>
                 <w:noProof/>
               </w:rPr>
-              <w:instrText xml:space="preserve"> PAGEREF _Toc240987603 \h </w:instrText>
+              <w:instrText xml:space="preserve"> PAGEREF _Toc241222140 \h </w:instrText>
             </w:r>
             <w:r>
               <w:rPr>
@@ -1162,7 +1236,7 @@
               <w:noProof/>
             </w:rPr>
           </w:pPr>
-          <w:hyperlink w:anchor="_Toc240987604" w:history="1">
+          <w:hyperlink w:anchor="_Toc241222141" w:history="1">
             <w:r>
               <w:rPr>
                 <w:rStyle w:val="Collegamentoipertestuale"/>
@@ -1186,7 +1260,7 @@
               <w:rPr>
                 <w:noProof/>
               </w:rPr>
-              <w:instrText xml:space="preserve"> PAGEREF _Toc240987604 \h </w:instrText>
+              <w:instrText xml:space="preserve"> PAGEREF _Toc241222141 \h </w:instrText>
             </w:r>
             <w:r>
               <w:rPr>
@@ -1223,7 +1297,7 @@
               <w:noProof/>
             </w:rPr>
           </w:pPr>
-          <w:hyperlink w:anchor="_Toc240987605" w:history="1">
+          <w:hyperlink w:anchor="_Toc241222142" w:history="1">
             <w:r>
               <w:rPr>
                 <w:rStyle w:val="Collegamentoipertestuale"/>
@@ -1247,7 +1321,7 @@
               <w:rPr>
                 <w:noProof/>
               </w:rPr>
-              <w:instrText xml:space="preserve"> PAGEREF _Toc240987605 \h </w:instrText>
+              <w:instrText xml:space="preserve"> PAGEREF _Toc241222142 \h </w:instrText>
             </w:r>
             <w:r>
               <w:rPr>
@@ -1284,7 +1358,7 @@
               <w:noProof/>
             </w:rPr>
           </w:pPr>
-          <w:hyperlink w:anchor="_Toc240987606" w:history="1">
+          <w:hyperlink w:anchor="_Toc241222143" w:history="1">
             <w:r>
               <w:rPr>
                 <w:rStyle w:val="Collegamentoipertestuale"/>
@@ -1308,7 +1382,7 @@
               <w:rPr>
                 <w:noProof/>
               </w:rPr>
-              <w:instrText xml:space="preserve"> PAGEREF _Toc240987606 \h </w:instrText>
+              <w:instrText xml:space="preserve"> PAGEREF _Toc241222143 \h </w:instrText>
             </w:r>
             <w:r>
               <w:rPr>
@@ -1345,7 +1419,7 @@
               <w:noProof/>
             </w:rPr>
           </w:pPr>
-          <w:hyperlink w:anchor="_Toc240987607" w:history="1">
+          <w:hyperlink w:anchor="_Toc241222144" w:history="1">
             <w:r>
               <w:rPr>
                 <w:rStyle w:val="Collegamentoipertestuale"/>
@@ -1369,7 +1443,7 @@
               <w:rPr>
                 <w:noProof/>
               </w:rPr>
-              <w:instrText xml:space="preserve"> PAGEREF _Toc240987607 \h </w:instrText>
+              <w:instrText xml:space="preserve"> PAGEREF _Toc241222144 \h </w:instrText>
             </w:r>
             <w:r>
               <w:rPr>
@@ -1406,7 +1480,7 @@
               <w:noProof/>
             </w:rPr>
           </w:pPr>
-          <w:hyperlink w:anchor="_Toc240987608" w:history="1">
+          <w:hyperlink w:anchor="_Toc241222145" w:history="1">
             <w:r>
               <w:rPr>
                 <w:rStyle w:val="Collegamentoipertestuale"/>
@@ -1430,7 +1504,7 @@
               <w:rPr>
                 <w:noProof/>
               </w:rPr>
-              <w:instrText xml:space="preserve"> PAGEREF _Toc240987608 \h </w:instrText>
+              <w:instrText xml:space="preserve"> PAGEREF _Toc241222145 \h </w:instrText>
             </w:r>
             <w:r>
               <w:rPr>
@@ -1467,7 +1541,7 @@
               <w:noProof/>
             </w:rPr>
           </w:pPr>
-          <w:hyperlink w:anchor="_Toc240987609" w:history="1">
+          <w:hyperlink w:anchor="_Toc241222146" w:history="1">
             <w:r>
               <w:rPr>
                 <w:rStyle w:val="Collegamentoipertestuale"/>
@@ -1491,7 +1565,7 @@
               <w:rPr>
                 <w:noProof/>
               </w:rPr>
-              <w:instrText xml:space="preserve"> PAGEREF _Toc240987609 \h </w:instrText>
+              <w:instrText xml:space="preserve"> PAGEREF _Toc241222146 \h </w:instrText>
             </w:r>
             <w:r>
               <w:rPr>
@@ -1528,7 +1602,7 @@
               <w:noProof/>
             </w:rPr>
           </w:pPr>
-          <w:hyperlink w:anchor="_Toc240987610" w:history="1">
+          <w:hyperlink w:anchor="_Toc241222147" w:history="1">
             <w:r>
               <w:rPr>
                 <w:rStyle w:val="Collegamentoipertestuale"/>
@@ -1552,7 +1626,7 @@
               <w:rPr>
                 <w:noProof/>
               </w:rPr>
-              <w:instrText xml:space="preserve"> PAGEREF _Toc240987610 \h </w:instrText>
+              <w:instrText xml:space="preserve"> PAGEREF _Toc241222147 \h </w:instrText>
             </w:r>
             <w:r>
               <w:rPr>
@@ -1589,7 +1663,7 @@
               <w:noProof/>
             </w:rPr>
           </w:pPr>
-          <w:hyperlink w:anchor="_Toc240987611" w:history="1">
+          <w:hyperlink w:anchor="_Toc241222148" w:history="1">
             <w:r>
               <w:rPr>
                 <w:rStyle w:val="Collegamentoipertestuale"/>
@@ -1613,7 +1687,7 @@
               <w:rPr>
                 <w:noProof/>
               </w:rPr>
-              <w:instrText xml:space="preserve"> PAGEREF _Toc240987611 \h </w:instrText>
+              <w:instrText xml:space="preserve"> PAGEREF _Toc241222148 \h </w:instrText>
             </w:r>
             <w:r>
               <w:rPr>
@@ -1650,7 +1724,7 @@
               <w:noProof/>
             </w:rPr>
           </w:pPr>
-          <w:hyperlink w:anchor="_Toc240987612" w:history="1">
+          <w:hyperlink w:anchor="_Toc241222149" w:history="1">
             <w:r>
               <w:rPr>
                 <w:rStyle w:val="Collegamentoipertestuale"/>
@@ -1674,7 +1748,7 @@
               <w:rPr>
                 <w:noProof/>
               </w:rPr>
-              <w:instrText xml:space="preserve"> PAGEREF _Toc240987612 \h </w:instrText>
+              <w:instrText xml:space="preserve"> PAGEREF _Toc241222149 \h </w:instrText>
             </w:r>
             <w:r>
               <w:rPr>
@@ -1711,7 +1785,7 @@
               <w:noProof/>
             </w:rPr>
           </w:pPr>
-          <w:hyperlink w:anchor="_Toc240987613" w:history="1">
+          <w:hyperlink w:anchor="_Toc241222150" w:history="1">
             <w:r>
               <w:rPr>
                 <w:rStyle w:val="Collegamentoipertestuale"/>
@@ -1735,7 +1809,7 @@
               <w:rPr>
                 <w:noProof/>
               </w:rPr>
-              <w:instrText xml:space="preserve"> PAGEREF _Toc240987613 \h </w:instrText>
+              <w:instrText xml:space="preserve"> PAGEREF _Toc241222150 \h </w:instrText>
             </w:r>
             <w:r>
               <w:rPr>
@@ -1772,7 +1846,7 @@
               <w:noProof/>
             </w:rPr>
           </w:pPr>
-          <w:hyperlink w:anchor="_Toc240987614" w:history="1">
+          <w:hyperlink w:anchor="_Toc241222151" w:history="1">
             <w:r>
               <w:rPr>
                 <w:rStyle w:val="Collegamentoipertestuale"/>
@@ -1796,7 +1870,7 @@
               <w:rPr>
                 <w:noProof/>
               </w:rPr>
-              <w:instrText xml:space="preserve"> PAGEREF _Toc240987614 \h </w:instrText>
+              <w:instrText xml:space="preserve"> PAGEREF _Toc241222151 \h </w:instrText>
             </w:r>
             <w:r>
               <w:rPr>
@@ -1833,7 +1907,7 @@
               <w:noProof/>
             </w:rPr>
           </w:pPr>
-          <w:hyperlink w:anchor="_Toc240987615" w:history="1">
+          <w:hyperlink w:anchor="_Toc241222152" w:history="1">
             <w:r>
               <w:rPr>
                 <w:rStyle w:val="Collegamentoipertestuale"/>
@@ -1857,7 +1931,7 @@
               <w:rPr>
                 <w:noProof/>
               </w:rPr>
-              <w:instrText xml:space="preserve"> PAGEREF _Toc240987615 \h </w:instrText>
+              <w:instrText xml:space="preserve"> PAGEREF _Toc241222152 \h </w:instrText>
             </w:r>
             <w:r>
               <w:rPr>
@@ -1894,7 +1968,7 @@
               <w:noProof/>
             </w:rPr>
           </w:pPr>
-          <w:hyperlink w:anchor="_Toc240987616" w:history="1">
+          <w:hyperlink w:anchor="_Toc241222153" w:history="1">
             <w:r>
               <w:rPr>
                 <w:rStyle w:val="Collegamentoipertestuale"/>
@@ -1918,7 +1992,7 @@
               <w:rPr>
                 <w:noProof/>
               </w:rPr>
-              <w:instrText xml:space="preserve"> PAGEREF _Toc240987616 \h </w:instrText>
+              <w:instrText xml:space="preserve"> PAGEREF _Toc241222153 \h </w:instrText>
             </w:r>
             <w:r>
               <w:rPr>
@@ -1955,7 +2029,7 @@
               <w:noProof/>
             </w:rPr>
           </w:pPr>
-          <w:hyperlink w:anchor="_Toc240987617" w:history="1">
+          <w:hyperlink w:anchor="_Toc241222154" w:history="1">
             <w:r>
               <w:rPr>
                 <w:rStyle w:val="Collegamentoipertestuale"/>
@@ -1979,7 +2053,7 @@
               <w:rPr>
                 <w:noProof/>
               </w:rPr>
-              <w:instrText xml:space="preserve"> PAGEREF _Toc240987617 \h </w:instrText>
+              <w:instrText xml:space="preserve"> PAGEREF _Toc241222154 \h </w:instrText>
             </w:r>
             <w:r>
               <w:rPr>
@@ -2016,7 +2090,7 @@
               <w:noProof/>
             </w:rPr>
           </w:pPr>
-          <w:hyperlink w:anchor="_Toc240987618" w:history="1">
+          <w:hyperlink w:anchor="_Toc241222155" w:history="1">
             <w:r>
               <w:rPr>
                 <w:rStyle w:val="Collegamentoipertestuale"/>
@@ -2040,7 +2114,7 @@
               <w:rPr>
                 <w:noProof/>
               </w:rPr>
-              <w:instrText xml:space="preserve"> PAGEREF _Toc240987618 \h </w:instrText>
+              <w:instrText xml:space="preserve"> PAGEREF _Toc241222155 \h </w:instrText>
             </w:r>
             <w:r>
               <w:rPr>
@@ -2077,7 +2151,7 @@
               <w:noProof/>
             </w:rPr>
           </w:pPr>
-          <w:hyperlink w:anchor="_Toc240987619" w:history="1">
+          <w:hyperlink w:anchor="_Toc241222156" w:history="1">
             <w:r>
               <w:rPr>
                 <w:rStyle w:val="Collegamentoipertestuale"/>
@@ -2101,7 +2175,7 @@
               <w:rPr>
                 <w:noProof/>
               </w:rPr>
-              <w:instrText xml:space="preserve"> PAGEREF _Toc240987619 \h </w:instrText>
+              <w:instrText xml:space="preserve"> PAGEREF _Toc241222156 \h </w:instrText>
             </w:r>
             <w:r>
               <w:rPr>
@@ -2138,7 +2212,7 @@
               <w:noProof/>
             </w:rPr>
           </w:pPr>
-          <w:hyperlink w:anchor="_Toc240987620" w:history="1">
+          <w:hyperlink w:anchor="_Toc241222157" w:history="1">
             <w:r>
               <w:rPr>
                 <w:rStyle w:val="Collegamentoipertestuale"/>
@@ -2162,7 +2236,7 @@
               <w:rPr>
                 <w:noProof/>
               </w:rPr>
-              <w:instrText xml:space="preserve"> PAGEREF _Toc240987620 \h </w:instrText>
+              <w:instrText xml:space="preserve"> PAGEREF _Toc241222157 \h </w:instrText>
             </w:r>
             <w:r>
               <w:rPr>
@@ -2199,7 +2273,7 @@
               <w:noProof/>
             </w:rPr>
           </w:pPr>
-          <w:hyperlink w:anchor="_Toc240987621" w:history="1">
+          <w:hyperlink w:anchor="_Toc241222158" w:history="1">
             <w:r>
               <w:rPr>
                 <w:rStyle w:val="Collegamentoipertestuale"/>
@@ -2223,7 +2297,7 @@
               <w:rPr>
                 <w:noProof/>
               </w:rPr>
-              <w:instrText xml:space="preserve"> PAGEREF _Toc240987621 \h </w:instrText>
+              <w:instrText xml:space="preserve"> PAGEREF _Toc241222158 \h </w:instrText>
             </w:r>
             <w:r>
               <w:rPr>
@@ -2260,7 +2334,7 @@
               <w:noProof/>
             </w:rPr>
           </w:pPr>
-          <w:hyperlink w:anchor="_Toc240987622" w:history="1">
+          <w:hyperlink w:anchor="_Toc241222159" w:history="1">
             <w:r>
               <w:rPr>
                 <w:rStyle w:val="Collegamentoipertestuale"/>
@@ -2284,7 +2358,7 @@
               <w:rPr>
                 <w:noProof/>
               </w:rPr>
-              <w:instrText xml:space="preserve"> PAGEREF _Toc240987622 \h </w:instrText>
+              <w:instrText xml:space="preserve"> PAGEREF _Toc241222159 \h </w:instrText>
             </w:r>
             <w:r>
               <w:rPr>
@@ -2321,7 +2395,7 @@
               <w:noProof/>
             </w:rPr>
           </w:pPr>
-          <w:hyperlink w:anchor="_Toc240987623" w:history="1">
+          <w:hyperlink w:anchor="_Toc241222160" w:history="1">
             <w:r>
               <w:rPr>
                 <w:rStyle w:val="Collegamentoipertestuale"/>
@@ -2345,7 +2419,7 @@
               <w:rPr>
                 <w:noProof/>
               </w:rPr>
-              <w:instrText xml:space="preserve"> PAGEREF _Toc240987623 \h </w:instrText>
+              <w:instrText xml:space="preserve"> PAGEREF _Toc241222160 \h </w:instrText>
             </w:r>
             <w:r>
               <w:rPr>
@@ -2382,7 +2456,7 @@
               <w:noProof/>
             </w:rPr>
           </w:pPr>
-          <w:hyperlink w:anchor="_Toc240987624" w:history="1">
+          <w:hyperlink w:anchor="_Toc241222161" w:history="1">
             <w:r>
               <w:rPr>
                 <w:rStyle w:val="Collegamentoipertestuale"/>
@@ -2406,7 +2480,7 @@
               <w:rPr>
                 <w:noProof/>
               </w:rPr>
-              <w:instrText xml:space="preserve"> PAGEREF _Toc240987624 \h </w:instrText>
+              <w:instrText xml:space="preserve"> PAGEREF _Toc241222161 \h </w:instrText>
             </w:r>
             <w:r>
               <w:rPr>
@@ -2443,7 +2517,7 @@
               <w:noProof/>
             </w:rPr>
           </w:pPr>
-          <w:hyperlink w:anchor="_Toc240987625" w:history="1">
+          <w:hyperlink w:anchor="_Toc241222162" w:history="1">
             <w:r>
               <w:rPr>
                 <w:rStyle w:val="Collegamentoipertestuale"/>
@@ -2467,7 +2541,7 @@
               <w:rPr>
                 <w:noProof/>
               </w:rPr>
-              <w:instrText xml:space="preserve"> PAGEREF _Toc240987625 \h </w:instrText>
+              <w:instrText xml:space="preserve"> PAGEREF _Toc241222162 \h </w:instrText>
             </w:r>
             <w:r>
               <w:rPr>
@@ -2504,7 +2578,7 @@
               <w:noProof/>
             </w:rPr>
           </w:pPr>
-          <w:hyperlink w:anchor="_Toc240987626" w:history="1">
+          <w:hyperlink w:anchor="_Toc241222163" w:history="1">
             <w:r>
               <w:rPr>
                 <w:rStyle w:val="Collegamentoipertestuale"/>
@@ -2528,7 +2602,7 @@
               <w:rPr>
                 <w:noProof/>
               </w:rPr>
-              <w:instrText xml:space="preserve"> PAGEREF _Toc240987626 \h </w:instrText>
+              <w:instrText xml:space="preserve"> PAGEREF _Toc241222163 \h </w:instrText>
             </w:r>
             <w:r>
               <w:rPr>
@@ -2565,7 +2639,7 @@
               <w:noProof/>
             </w:rPr>
           </w:pPr>
-          <w:hyperlink w:anchor="_Toc240987627" w:history="1">
+          <w:hyperlink w:anchor="_Toc241222164" w:history="1">
             <w:r>
               <w:rPr>
                 <w:rStyle w:val="Collegamentoipertestuale"/>
@@ -2589,7 +2663,7 @@
               <w:rPr>
                 <w:noProof/>
               </w:rPr>
-              <w:instrText xml:space="preserve"> PAGEREF _Toc240987627 \h </w:instrText>
+              <w:instrText xml:space="preserve"> PAGEREF _Toc241222164 \h </w:instrText>
             </w:r>
             <w:r>
               <w:rPr>
@@ -2626,7 +2700,7 @@
               <w:noProof/>
             </w:rPr>
           </w:pPr>
-          <w:hyperlink w:anchor="_Toc240987628" w:history="1">
+          <w:hyperlink w:anchor="_Toc241222165" w:history="1">
             <w:r>
               <w:rPr>
                 <w:rStyle w:val="Collegamentoipertestuale"/>
@@ -2650,7 +2724,7 @@
               <w:rPr>
                 <w:noProof/>
               </w:rPr>
-              <w:instrText xml:space="preserve"> PAGEREF _Toc240987628 \h </w:instrText>
+              <w:instrText xml:space="preserve"> PAGEREF _Toc241222165 \h </w:instrText>
             </w:r>
             <w:r>
               <w:rPr>
@@ -2687,7 +2761,7 @@
               <w:noProof/>
             </w:rPr>
           </w:pPr>
-          <w:hyperlink w:anchor="_Toc240987629" w:history="1">
+          <w:hyperlink w:anchor="_Toc241222166" w:history="1">
             <w:r>
               <w:rPr>
                 <w:rStyle w:val="Collegamentoipertestuale"/>
@@ -2711,7 +2785,7 @@
               <w:rPr>
                 <w:noProof/>
               </w:rPr>
-              <w:instrText xml:space="preserve"> PAGEREF _Toc240987629 \h </w:instrText>
+              <w:instrText xml:space="preserve"> PAGEREF _Toc241222166 \h </w:instrText>
             </w:r>
             <w:r>
               <w:rPr>
@@ -2748,7 +2822,7 @@
               <w:noProof/>
             </w:rPr>
           </w:pPr>
-          <w:hyperlink w:anchor="_Toc240987630" w:history="1">
+          <w:hyperlink w:anchor="_Toc241222167" w:history="1">
             <w:r>
               <w:rPr>
                 <w:rStyle w:val="Collegamentoipertestuale"/>
@@ -2772,7 +2846,7 @@
               <w:rPr>
                 <w:noProof/>
               </w:rPr>
-              <w:instrText xml:space="preserve"> PAGEREF _Toc240987630 \h </w:instrText>
+              <w:instrText xml:space="preserve"> PAGEREF _Toc241222167 \h </w:instrText>
             </w:r>
             <w:r>
               <w:rPr>
@@ -2809,7 +2883,7 @@
               <w:noProof/>
             </w:rPr>
           </w:pPr>
-          <w:hyperlink w:anchor="_Toc240987631" w:history="1">
+          <w:hyperlink w:anchor="_Toc241222168" w:history="1">
             <w:r>
               <w:rPr>
                 <w:rStyle w:val="Collegamentoipertestuale"/>
@@ -2833,7 +2907,7 @@
               <w:rPr>
                 <w:noProof/>
               </w:rPr>
-              <w:instrText xml:space="preserve"> PAGEREF _Toc240987631 \h </w:instrText>
+              <w:instrText xml:space="preserve"> PAGEREF _Toc241222168 \h </w:instrText>
             </w:r>
             <w:r>
               <w:rPr>
@@ -2870,7 +2944,7 @@
               <w:noProof/>
             </w:rPr>
           </w:pPr>
-          <w:hyperlink w:anchor="_Toc240987632" w:history="1">
+          <w:hyperlink w:anchor="_Toc241222169" w:history="1">
             <w:r>
               <w:rPr>
                 <w:rStyle w:val="Collegamentoipertestuale"/>
@@ -2894,7 +2968,7 @@
               <w:rPr>
                 <w:noProof/>
               </w:rPr>
-              <w:instrText xml:space="preserve"> PAGEREF _Toc240987632 \h </w:instrText>
+              <w:instrText xml:space="preserve"> PAGEREF _Toc241222169 \h </w:instrText>
             </w:r>
             <w:r>
               <w:rPr>
@@ -2938,7 +3012,7 @@
         </w:pBdr>
         <w:spacing w:after="220"/>
       </w:pPr>
-      <w:bookmarkStart w:id="0" w:name="_Toc240987600"/>
+      <w:bookmarkStart w:id="0" w:name="_Toc241222137"/>
       <w:r>
         <w:rPr>
           <w:color w:val="DC3230"/>
@@ -2974,7 +3048,7 @@
         <w:keepNext/>
         <w:spacing w:before="340" w:after="130"/>
       </w:pPr>
-      <w:bookmarkStart w:id="1" w:name="_Toc240987601"/>
+      <w:bookmarkStart w:id="1" w:name="_Toc241222138"/>
       <w:r>
         <w:rPr>
           <w:color w:val="DC3230"/>
@@ -3042,7 +3116,7 @@
         <w:keepNext/>
         <w:spacing w:before="340" w:after="130"/>
       </w:pPr>
-      <w:bookmarkStart w:id="2" w:name="_Toc240987602"/>
+      <w:bookmarkStart w:id="2" w:name="_Toc241222139"/>
       <w:r>
         <w:rPr>
           <w:color w:val="DC3230"/>
@@ -3464,7 +3538,7 @@
         <w:keepNext/>
         <w:spacing w:before="340" w:after="130"/>
       </w:pPr>
-      <w:bookmarkStart w:id="3" w:name="_Toc240987603"/>
+      <w:bookmarkStart w:id="3" w:name="_Toc241222140"/>
       <w:r>
         <w:rPr>
           <w:color w:val="DC3230"/>
@@ -4351,7 +4425,7 @@
         </w:pBdr>
         <w:spacing w:after="220"/>
       </w:pPr>
-      <w:bookmarkStart w:id="4" w:name="_Toc240987604"/>
+      <w:bookmarkStart w:id="4" w:name="_Toc241222141"/>
       <w:r>
         <w:rPr>
           <w:color w:val="DC3230"/>
@@ -4370,7 +4444,7 @@
         <w:keepNext/>
         <w:spacing w:before="340" w:after="130"/>
       </w:pPr>
-      <w:bookmarkStart w:id="5" w:name="_Toc240987605"/>
+      <w:bookmarkStart w:id="5" w:name="_Toc241222142"/>
       <w:r>
         <w:rPr>
           <w:color w:val="DC3230"/>
@@ -4417,7 +4491,7 @@
         <w:keepNext/>
         <w:spacing w:before="340" w:after="130"/>
       </w:pPr>
-      <w:bookmarkStart w:id="6" w:name="_Toc240987606"/>
+      <w:bookmarkStart w:id="6" w:name="_Toc241222143"/>
       <w:r>
         <w:rPr>
           <w:color w:val="DC3230"/>
@@ -5098,7 +5172,7 @@
         <w:keepNext/>
         <w:spacing w:before="340" w:after="130"/>
       </w:pPr>
-      <w:bookmarkStart w:id="7" w:name="_Toc240987607"/>
+      <w:bookmarkStart w:id="7" w:name="_Toc241222144"/>
       <w:r>
         <w:rPr>
           <w:color w:val="DC3230"/>
@@ -5140,7 +5214,7 @@
         <w:keepNext/>
         <w:spacing w:before="340" w:after="130"/>
       </w:pPr>
-      <w:bookmarkStart w:id="8" w:name="_Toc240987608"/>
+      <w:bookmarkStart w:id="8" w:name="_Toc241222145"/>
       <w:r>
         <w:rPr>
           <w:color w:val="DC3230"/>
@@ -6209,7 +6283,7 @@
         </w:pBdr>
         <w:spacing w:after="220"/>
       </w:pPr>
-      <w:bookmarkStart w:id="9" w:name="_Toc240987609"/>
+      <w:bookmarkStart w:id="9" w:name="_Toc241222146"/>
       <w:r>
         <w:rPr>
           <w:color w:val="DC3230"/>
@@ -6237,10 +6311,10 @@
           <w:noProof/>
         </w:rPr>
         <w:drawing>
-          <wp:inline distT="0" distB="0" distL="0" distR="0" wp14:anchorId="730A99FF" wp14:editId="78C2B07D">
+          <wp:inline distT="0" distB="0" distL="0" distR="0" wp14:anchorId="759AD387" wp14:editId="4FB1CD44">
             <wp:extent cx="6096000" cy="4648200"/>
             <wp:effectExtent l="0" t="0" r="0" b="0"/>
-            <wp:docPr id="1750494890" name="Immagine 1750494890"/>
+            <wp:docPr id="561601726" name="Immagine 561601726"/>
             <wp:cNvGraphicFramePr>
               <a:graphicFrameLocks xmlns:a="http://schemas.openxmlformats.org/drawingml/2006/main" noChangeAspect="1"/>
             </wp:cNvGraphicFramePr>
@@ -6308,7 +6382,7 @@
         <w:keepNext/>
         <w:spacing w:before="340" w:after="130"/>
       </w:pPr>
-      <w:bookmarkStart w:id="10" w:name="_Toc240987610"/>
+      <w:bookmarkStart w:id="10" w:name="_Toc241222147"/>
       <w:r>
         <w:rPr>
           <w:color w:val="DC3230"/>
@@ -6447,7 +6521,7 @@
         <w:keepNext/>
         <w:spacing w:before="340" w:after="130"/>
       </w:pPr>
-      <w:bookmarkStart w:id="11" w:name="_Toc240987611"/>
+      <w:bookmarkStart w:id="11" w:name="_Toc241222148"/>
       <w:r>
         <w:rPr>
           <w:color w:val="DC3230"/>
@@ -6650,11 +6724,15 @@
           <w:p>
             <w:pPr>
               <w:spacing w:after="0" w:line="264" w:lineRule="auto"/>
-            </w:pPr>
-            <w:r>
-              <w:rPr>
-                <w:sz w:val="19"/>
-                <w:szCs w:val="19"/>
+              <w:rPr>
+                <w:lang w:val="en-US"/>
+              </w:rPr>
+            </w:pPr>
+            <w:r>
+              <w:rPr>
+                <w:sz w:val="19"/>
+                <w:szCs w:val="19"/>
+                <w:lang w:val="en-US"/>
               </w:rPr>
               <w:t>React 18 · Vite · Tailwind · nginx 1.28 unprivileged</w:t>
             </w:r>
@@ -6751,11 +6829,15 @@
           <w:p>
             <w:pPr>
               <w:spacing w:after="0" w:line="264" w:lineRule="auto"/>
-            </w:pPr>
-            <w:r>
-              <w:rPr>
-                <w:sz w:val="19"/>
-                <w:szCs w:val="19"/>
+              <w:rPr>
+                <w:lang w:val="en-US"/>
+              </w:rPr>
+            </w:pPr>
+            <w:r>
+              <w:rPr>
+                <w:sz w:val="19"/>
+                <w:szCs w:val="19"/>
+                <w:lang w:val="en-US"/>
               </w:rPr>
               <w:t>Node.js 22 · Express · TypeScript (ESM)</w:t>
             </w:r>
@@ -6868,11 +6950,15 @@
           <w:p>
             <w:pPr>
               <w:spacing w:after="0" w:line="264" w:lineRule="auto"/>
-            </w:pPr>
-            <w:r>
-              <w:rPr>
-                <w:sz w:val="19"/>
-                <w:szCs w:val="19"/>
+              <w:rPr>
+                <w:lang w:val="en-US"/>
+              </w:rPr>
+            </w:pPr>
+            <w:r>
+              <w:rPr>
+                <w:sz w:val="19"/>
+                <w:szCs w:val="19"/>
+                <w:lang w:val="en-US"/>
               </w:rPr>
               <w:t>Azure Database for PostgreSQL Flexible Server</w:t>
             </w:r>
@@ -7070,11 +7156,15 @@
           <w:p>
             <w:pPr>
               <w:spacing w:after="0" w:line="264" w:lineRule="auto"/>
-            </w:pPr>
-            <w:r>
-              <w:rPr>
-                <w:sz w:val="19"/>
-                <w:szCs w:val="19"/>
+              <w:rPr>
+                <w:lang w:val="en-US"/>
+              </w:rPr>
+            </w:pPr>
+            <w:r>
+              <w:rPr>
+                <w:sz w:val="19"/>
+                <w:szCs w:val="19"/>
+                <w:lang w:val="en-US"/>
               </w:rPr>
               <w:t>Azure Application Gateway WAF v2</w:t>
             </w:r>
@@ -7665,7 +7755,7 @@
         <w:keepNext/>
         <w:spacing w:before="340" w:after="130"/>
       </w:pPr>
-      <w:bookmarkStart w:id="12" w:name="_Toc240987612"/>
+      <w:bookmarkStart w:id="12" w:name="_Toc241222149"/>
       <w:r>
         <w:rPr>
           <w:color w:val="DC3230"/>
@@ -7692,7 +7782,7 @@
         </w:pBdr>
         <w:spacing w:after="220"/>
       </w:pPr>
-      <w:bookmarkStart w:id="13" w:name="_Toc240987613"/>
+      <w:bookmarkStart w:id="13" w:name="_Toc241222150"/>
       <w:r>
         <w:rPr>
           <w:color w:val="DC3230"/>
@@ -7716,7 +7806,7 @@
         <w:keepNext/>
         <w:spacing w:before="340" w:after="130"/>
       </w:pPr>
-      <w:bookmarkStart w:id="14" w:name="_Toc240987614"/>
+      <w:bookmarkStart w:id="14" w:name="_Toc241222151"/>
       <w:r>
         <w:rPr>
           <w:color w:val="DC3230"/>
@@ -7796,7 +7886,7 @@
         <w:keepNext/>
         <w:spacing w:before="340" w:after="130"/>
       </w:pPr>
-      <w:bookmarkStart w:id="15" w:name="_Toc240987615"/>
+      <w:bookmarkStart w:id="15" w:name="_Toc241222152"/>
       <w:r>
         <w:rPr>
           <w:color w:val="DC3230"/>
@@ -7889,7 +7979,7 @@
         <w:keepNext/>
         <w:spacing w:before="340" w:after="130"/>
       </w:pPr>
-      <w:bookmarkStart w:id="16" w:name="_Toc240987616"/>
+      <w:bookmarkStart w:id="16" w:name="_Toc241222153"/>
       <w:r>
         <w:rPr>
           <w:color w:val="DC3230"/>
@@ -7922,7 +8012,7 @@
         <w:keepNext/>
         <w:spacing w:before="340" w:after="130"/>
       </w:pPr>
-      <w:bookmarkStart w:id="17" w:name="_Toc240987617"/>
+      <w:bookmarkStart w:id="17" w:name="_Toc241222154"/>
       <w:r>
         <w:rPr>
           <w:color w:val="DC3230"/>
@@ -7981,7 +8071,7 @@
         </w:pBdr>
         <w:spacing w:after="220"/>
       </w:pPr>
-      <w:bookmarkStart w:id="18" w:name="_Toc240987618"/>
+      <w:bookmarkStart w:id="18" w:name="_Toc241222155"/>
       <w:r>
         <w:rPr>
           <w:color w:val="DC3230"/>
@@ -8005,7 +8095,7 @@
         <w:keepNext/>
         <w:spacing w:before="340" w:after="130"/>
       </w:pPr>
-      <w:bookmarkStart w:id="19" w:name="_Toc240987619"/>
+      <w:bookmarkStart w:id="19" w:name="_Toc241222156"/>
       <w:r>
         <w:rPr>
           <w:color w:val="DC3230"/>
@@ -8122,7 +8212,7 @@
         <w:keepNext/>
         <w:spacing w:before="340" w:after="130"/>
       </w:pPr>
-      <w:bookmarkStart w:id="20" w:name="_Toc240987620"/>
+      <w:bookmarkStart w:id="20" w:name="_Toc241222157"/>
       <w:r>
         <w:rPr>
           <w:color w:val="DC3230"/>
@@ -8489,7 +8579,7 @@
         <w:keepNext/>
         <w:spacing w:before="340" w:after="130"/>
       </w:pPr>
-      <w:bookmarkStart w:id="21" w:name="_Toc240987621"/>
+      <w:bookmarkStart w:id="21" w:name="_Toc241222158"/>
       <w:r>
         <w:rPr>
           <w:color w:val="DC3230"/>
@@ -8615,7 +8705,7 @@
         </w:pBdr>
         <w:spacing w:after="220"/>
       </w:pPr>
-      <w:bookmarkStart w:id="22" w:name="_Toc240987622"/>
+      <w:bookmarkStart w:id="22" w:name="_Toc241222159"/>
       <w:r>
         <w:rPr>
           <w:color w:val="DC3230"/>
@@ -8959,6 +9049,9 @@
           <w:p>
             <w:pPr>
               <w:spacing w:after="0" w:line="264" w:lineRule="auto"/>
+              <w:rPr>
+                <w:lang w:val="en-US"/>
+              </w:rPr>
             </w:pPr>
             <w:r>
               <w:rPr>
@@ -8966,6 +9059,7 @@
                 <w:color w:val="0A5D65"/>
                 <w:sz w:val="17"/>
                 <w:szCs w:val="17"/>
+                <w:lang w:val="en-US"/>
               </w:rPr>
               <w:t>app_users</w:t>
             </w:r>
@@ -8973,6 +9067,7 @@
               <w:rPr>
                 <w:sz w:val="19"/>
                 <w:szCs w:val="19"/>
+                <w:lang w:val="en-US"/>
               </w:rPr>
               <w:t xml:space="preserve">, </w:t>
             </w:r>
@@ -8982,6 +9077,7 @@
                 <w:color w:val="0A5D65"/>
                 <w:sz w:val="17"/>
                 <w:szCs w:val="17"/>
+                <w:lang w:val="en-US"/>
               </w:rPr>
               <w:t>app_user_sedi</w:t>
             </w:r>
@@ -8989,6 +9085,7 @@
               <w:rPr>
                 <w:sz w:val="19"/>
                 <w:szCs w:val="19"/>
+                <w:lang w:val="en-US"/>
               </w:rPr>
               <w:t xml:space="preserve">, </w:t>
             </w:r>
@@ -8998,6 +9095,7 @@
                 <w:color w:val="0A5D65"/>
                 <w:sz w:val="17"/>
                 <w:szCs w:val="17"/>
+                <w:lang w:val="en-US"/>
               </w:rPr>
               <w:t>breakglass_users</w:t>
             </w:r>
@@ -9005,6 +9103,7 @@
               <w:rPr>
                 <w:sz w:val="19"/>
                 <w:szCs w:val="19"/>
+                <w:lang w:val="en-US"/>
               </w:rPr>
               <w:t xml:space="preserve">, </w:t>
             </w:r>
@@ -9014,6 +9113,7 @@
                 <w:color w:val="0A5D65"/>
                 <w:sz w:val="17"/>
                 <w:szCs w:val="17"/>
+                <w:lang w:val="en-US"/>
               </w:rPr>
               <w:t>session</w:t>
             </w:r>
@@ -9110,6 +9210,9 @@
           <w:p>
             <w:pPr>
               <w:spacing w:after="0" w:line="264" w:lineRule="auto"/>
+              <w:rPr>
+                <w:lang w:val="en-US"/>
+              </w:rPr>
             </w:pPr>
             <w:r>
               <w:rPr>
@@ -9117,6 +9220,7 @@
                 <w:color w:val="0A5D65"/>
                 <w:sz w:val="17"/>
                 <w:szCs w:val="17"/>
+                <w:lang w:val="en-US"/>
               </w:rPr>
               <w:t>saml_request_ids</w:t>
             </w:r>
@@ -9124,6 +9228,7 @@
               <w:rPr>
                 <w:sz w:val="19"/>
                 <w:szCs w:val="19"/>
+                <w:lang w:val="en-US"/>
               </w:rPr>
               <w:t xml:space="preserve">, </w:t>
             </w:r>
@@ -9133,6 +9238,7 @@
                 <w:color w:val="0A5D65"/>
                 <w:sz w:val="17"/>
                 <w:szCs w:val="17"/>
+                <w:lang w:val="en-US"/>
               </w:rPr>
               <w:t>sms_config</w:t>
             </w:r>
@@ -9140,6 +9246,7 @@
               <w:rPr>
                 <w:sz w:val="19"/>
                 <w:szCs w:val="19"/>
+                <w:lang w:val="en-US"/>
               </w:rPr>
               <w:t xml:space="preserve">, </w:t>
             </w:r>
@@ -9149,6 +9256,7 @@
                 <w:color w:val="0A5D65"/>
                 <w:sz w:val="17"/>
                 <w:szCs w:val="17"/>
+                <w:lang w:val="en-US"/>
               </w:rPr>
               <w:t>wlc_config</w:t>
             </w:r>
@@ -9317,7 +9425,7 @@
         </w:pBdr>
         <w:spacing w:after="220"/>
       </w:pPr>
-      <w:bookmarkStart w:id="23" w:name="_Toc240987623"/>
+      <w:bookmarkStart w:id="23" w:name="_Toc241222160"/>
       <w:r>
         <w:rPr>
           <w:color w:val="DC3230"/>
@@ -9336,7 +9444,7 @@
         <w:keepNext/>
         <w:spacing w:before="340" w:after="130"/>
       </w:pPr>
-      <w:bookmarkStart w:id="24" w:name="_Toc240987624"/>
+      <w:bookmarkStart w:id="24" w:name="_Toc241222161"/>
       <w:r>
         <w:rPr>
           <w:color w:val="DC3230"/>
@@ -9366,10 +9474,10 @@
         <w:tblLook w:val="04A0" w:firstRow="1" w:lastRow="0" w:firstColumn="1" w:lastColumn="0" w:noHBand="0" w:noVBand="1"/>
       </w:tblPr>
       <w:tblGrid>
-        <w:gridCol w:w="2120"/>
-        <w:gridCol w:w="1349"/>
-        <w:gridCol w:w="3277"/>
-        <w:gridCol w:w="2892"/>
+        <w:gridCol w:w="2110"/>
+        <w:gridCol w:w="1345"/>
+        <w:gridCol w:w="3252"/>
+        <w:gridCol w:w="2931"/>
       </w:tblGrid>
       <w:tr>
         <w:tblPrEx>
@@ -9638,10 +9746,12 @@
             </w:pPr>
             <w:r>
               <w:rPr>
-                <w:sz w:val="19"/>
-                <w:szCs w:val="19"/>
-              </w:rPr>
-              <w:t>guestportal-dev.dompe.com</w:t>
+                <w:rFonts w:ascii="Consolas" w:eastAsia="Consolas" w:hAnsi="Consolas" w:cs="Consolas"/>
+                <w:color w:val="0A5D65"/>
+                <w:sz w:val="17"/>
+                <w:szCs w:val="17"/>
+              </w:rPr>
+              <w:t>https://guestportal-dev.dompe.com</w:t>
             </w:r>
           </w:p>
         </w:tc>
@@ -9779,10 +9889,12 @@
             </w:pPr>
             <w:r>
               <w:rPr>
-                <w:sz w:val="19"/>
-                <w:szCs w:val="19"/>
-              </w:rPr>
-              <w:t>guestportal-stg.dompe.com</w:t>
+                <w:rFonts w:ascii="Consolas" w:eastAsia="Consolas" w:hAnsi="Consolas" w:cs="Consolas"/>
+                <w:color w:val="0A5D65"/>
+                <w:sz w:val="17"/>
+                <w:szCs w:val="17"/>
+              </w:rPr>
+              <w:t>https://guestportal-stg.dompe.com</w:t>
             </w:r>
           </w:p>
         </w:tc>
@@ -9920,10 +10032,12 @@
             </w:pPr>
             <w:r>
               <w:rPr>
-                <w:sz w:val="19"/>
-                <w:szCs w:val="19"/>
-              </w:rPr>
-              <w:t>guestportal.dompe.com</w:t>
+                <w:rFonts w:ascii="Consolas" w:eastAsia="Consolas" w:hAnsi="Consolas" w:cs="Consolas"/>
+                <w:color w:val="0A5D65"/>
+                <w:sz w:val="17"/>
+                <w:szCs w:val="17"/>
+              </w:rPr>
+              <w:t>https://guestportal.dompe.com</w:t>
             </w:r>
           </w:p>
         </w:tc>
@@ -9975,7 +10089,7 @@
         <w:keepNext/>
         <w:spacing w:before="340" w:after="130"/>
       </w:pPr>
-      <w:bookmarkStart w:id="25" w:name="_Toc240987625"/>
+      <w:bookmarkStart w:id="25" w:name="_Toc241222162"/>
       <w:r>
         <w:rPr>
           <w:color w:val="DC3230"/>
@@ -9997,10 +10111,10 @@
           <w:noProof/>
         </w:rPr>
         <w:drawing>
-          <wp:inline distT="0" distB="0" distL="0" distR="0" wp14:anchorId="5FF99821" wp14:editId="054E1969">
+          <wp:inline distT="0" distB="0" distL="0" distR="0" wp14:anchorId="731C80D8" wp14:editId="2787C1D3">
             <wp:extent cx="6096000" cy="2895600"/>
             <wp:effectExtent l="0" t="0" r="0" b="0"/>
-            <wp:docPr id="1433917583" name="Immagine 1433917583"/>
+            <wp:docPr id="186942415" name="Immagine 186942415"/>
             <wp:cNvGraphicFramePr>
               <a:graphicFrameLocks xmlns:a="http://schemas.openxmlformats.org/drawingml/2006/main" noChangeAspect="1"/>
             </wp:cNvGraphicFramePr>
@@ -10083,7 +10197,7 @@
         <w:keepNext/>
         <w:spacing w:before="340" w:after="130"/>
       </w:pPr>
-      <w:bookmarkStart w:id="26" w:name="_Toc240987626"/>
+      <w:bookmarkStart w:id="26" w:name="_Toc241222163"/>
       <w:r>
         <w:rPr>
           <w:color w:val="DC3230"/>
@@ -10128,7 +10242,7 @@
         <w:keepNext/>
         <w:spacing w:before="340" w:after="130"/>
       </w:pPr>
-      <w:bookmarkStart w:id="27" w:name="_Toc240987627"/>
+      <w:bookmarkStart w:id="27" w:name="_Toc241222164"/>
       <w:r>
         <w:rPr>
           <w:color w:val="DC3230"/>
@@ -10178,7 +10292,7 @@
         </w:pBdr>
         <w:spacing w:after="220"/>
       </w:pPr>
-      <w:bookmarkStart w:id="28" w:name="_Toc240987628"/>
+      <w:bookmarkStart w:id="28" w:name="_Toc241222165"/>
       <w:r>
         <w:rPr>
           <w:color w:val="DC3230"/>
@@ -11215,7 +11329,7 @@
         </w:pBdr>
         <w:spacing w:after="220"/>
       </w:pPr>
-      <w:bookmarkStart w:id="29" w:name="_Toc240987629"/>
+      <w:bookmarkStart w:id="29" w:name="_Toc241222166"/>
       <w:r>
         <w:rPr>
           <w:color w:val="DC3230"/>
@@ -12544,7 +12658,7 @@
         </w:pBdr>
         <w:spacing w:after="220"/>
       </w:pPr>
-      <w:bookmarkStart w:id="30" w:name="_Toc240987630"/>
+      <w:bookmarkStart w:id="30" w:name="_Toc241222167"/>
       <w:r>
         <w:rPr>
           <w:color w:val="DC3230"/>
@@ -13045,7 +13159,7 @@
         <w:keepNext/>
         <w:spacing w:before="340" w:after="130"/>
       </w:pPr>
-      <w:bookmarkStart w:id="31" w:name="_Toc240987631"/>
+      <w:bookmarkStart w:id="31" w:name="_Toc241222168"/>
       <w:r>
         <w:rPr>
           <w:color w:val="DC3230"/>
@@ -13127,7 +13241,7 @@
         </w:pBdr>
         <w:spacing w:after="220"/>
       </w:pPr>
-      <w:bookmarkStart w:id="32" w:name="_Toc240987632"/>
+      <w:bookmarkStart w:id="32" w:name="_Toc241222169"/>
       <w:r>
         <w:rPr>
           <w:color w:val="DC3230"/>
@@ -14194,10 +14308,10 @@
         <w:noProof/>
       </w:rPr>
       <w:drawing>
-        <wp:inline distT="0" distB="0" distL="0" distR="0" wp14:anchorId="69FBA8F1" wp14:editId="768D0D06">
+        <wp:inline distT="0" distB="0" distL="0" distR="0" wp14:anchorId="3D5ACAF5" wp14:editId="5F28F04B">
           <wp:extent cx="904875" cy="352425"/>
           <wp:effectExtent l="0" t="0" r="0" b="0"/>
-          <wp:docPr id="1523060018" name="Immagine 1523060018"/>
+          <wp:docPr id="2064783131" name="Immagine 2064783131"/>
           <wp:cNvGraphicFramePr>
             <a:graphicFrameLocks xmlns:a="http://schemas.openxmlformats.org/drawingml/2006/main" noChangeAspect="1"/>
           </wp:cNvGraphicFramePr>
@@ -14245,10 +14359,10 @@
 <file path=word/numbering.xml><?xml version="1.0" encoding="utf-8"?>
 <w:numbering xmlns:wpc="http://schemas.microsoft.com/office/word/2010/wordprocessingCanvas" xmlns:cx="http://schemas.microsoft.com/office/drawing/2014/chartex" xmlns:cx1="http://schemas.microsoft.com/office/drawing/2015/9/8/chartex" xmlns:cx2="http://schemas.microsoft.com/office/drawing/2015/10/21/chartex" xmlns:cx3="http://schemas.microsoft.com/office/drawing/2016/5/9/chartex" xmlns:cx4="http://schemas.microsoft.com/office/drawing/2016/5/10/chartex" xmlns:cx5="http://schemas.microsoft.com/office/drawing/2016/5/11/chartex" xmlns:cx6="http://schemas.microsoft.com/office/drawing/2016/5/12/chartex" xmlns:cx7="http://schemas.microsoft.com/office/drawing/2016/5/13/chartex" xmlns:cx8="http://schemas.microsoft.com/office/drawing/2016/5/14/chartex" xmlns:mc="http://schemas.openxmlformats.org/markup-compatibility/2006" xmlns:aink="http://schemas.microsoft.com/office/drawing/2016/ink" xmlns:am3d="http://schemas.microsoft.com/office/drawing/2017/model3d" xmlns:o="urn:schemas-microsoft-com:office:office" xmlns:oel="http://schemas.microsoft.com/office/2019/extlst" xmlns:r="http://schemas.openxmlformats.org/officeDocument/2006/relationships" xmlns:m="http://schemas.openxmlformats.org/officeDocument/2006/math" xmlns:v="urn:schemas-microsoft-com:vml" xmlns:wp14="http://schemas.microsoft.com/office/word/2010/wordprocessingDrawing" xmlns:wp="http://schemas.openxmlformats.org/drawingml/2006/wordprocessingDrawing" xmlns:w10="urn:schemas-microsoft-com:office:word" xmlns:w="http://schemas.openxmlformats.org/wordprocessingml/2006/main" xmlns:w14="http://schemas.microsoft.com/office/word/2010/wordml" xmlns:w15="http://schemas.microsoft.com/office/word/2012/wordml" xmlns:w16cex="http://schemas.microsoft.com/office/word/2018/wordml/cex" xmlns:w16cid="http://schemas.microsoft.com/office/word/2016/wordml/cid" xmlns:w16="http://schemas.microsoft.com/office/word/2018/wordml" xmlns:w16du="http://schemas.microsoft.com/office/word/2023/wordml/word16du" xmlns:w16sdtdh="http://schemas.microsoft.com/office/word/2020/wordml/sdtdatahash" xmlns:w16sdtfl="http://schemas.microsoft.com/office/word/2024/wordml/sdtformatlock" xmlns:w16se="http://schemas.microsoft.com/office/word/2015/wordml/symex" xmlns:wpg="http://schemas.microsoft.com/office/word/2010/wordprocessingGroup" xmlns:wpi="http://schemas.microsoft.com/office/word/2010/wordprocessingInk" xmlns:wne="http://schemas.microsoft.com/office/word/2006/wordml" xmlns:wps="http://schemas.microsoft.com/office/word/2010/wordprocessingShape" mc:Ignorable="w14 w15 w16se w16cid w16 w16cex w16sdtdh w16sdtfl w16du wp14">
   <w:abstractNum w:abstractNumId="0" w15:restartNumberingAfterBreak="0">
-    <w:nsid w:val="17EF6434"/>
+    <w:nsid w:val="16712D50"/>
     <w:multiLevelType w:val="hybridMultilevel"/>
-    <w:tmpl w:val="CEECB02E"/>
-    <w:lvl w:ilvl="0" w:tplc="6B3E82AA">
+    <w:tmpl w:val="1EE6A06E"/>
+    <w:lvl w:ilvl="0" w:tplc="4E6839EC">
       <w:start w:val="1"/>
       <w:numFmt w:val="bullet"/>
       <w:lvlText w:val="●"/>
@@ -14263,7 +14377,7 @@
         <w:szCs w:val="14"/>
       </w:rPr>
     </w:lvl>
-    <w:lvl w:ilvl="1" w:tplc="2C2CFC7C">
+    <w:lvl w:ilvl="1" w:tplc="5C72E07C">
       <w:start w:val="1"/>
       <w:numFmt w:val="bullet"/>
       <w:lvlText w:val="–"/>
@@ -14276,47 +14390,47 @@
         <w:color w:val="0A5D65"/>
       </w:rPr>
     </w:lvl>
-    <w:lvl w:ilvl="2" w:tplc="EF1A4898">
+    <w:lvl w:ilvl="2" w:tplc="90407ADE">
       <w:numFmt w:val="decimal"/>
       <w:lvlText w:val=""/>
       <w:lvlJc w:val="left"/>
     </w:lvl>
-    <w:lvl w:ilvl="3" w:tplc="4A08950E">
+    <w:lvl w:ilvl="3" w:tplc="1BB8A52C">
       <w:numFmt w:val="decimal"/>
       <w:lvlText w:val=""/>
       <w:lvlJc w:val="left"/>
     </w:lvl>
-    <w:lvl w:ilvl="4" w:tplc="BC86E654">
+    <w:lvl w:ilvl="4" w:tplc="11E86BA2">
       <w:numFmt w:val="decimal"/>
       <w:lvlText w:val=""/>
       <w:lvlJc w:val="left"/>
     </w:lvl>
-    <w:lvl w:ilvl="5" w:tplc="C3F4ED0E">
+    <w:lvl w:ilvl="5" w:tplc="8FD2F9AE">
       <w:numFmt w:val="decimal"/>
       <w:lvlText w:val=""/>
       <w:lvlJc w:val="left"/>
     </w:lvl>
-    <w:lvl w:ilvl="6" w:tplc="C6DA5016">
+    <w:lvl w:ilvl="6" w:tplc="2752D35C">
       <w:numFmt w:val="decimal"/>
       <w:lvlText w:val=""/>
       <w:lvlJc w:val="left"/>
     </w:lvl>
-    <w:lvl w:ilvl="7" w:tplc="DB6E886E">
+    <w:lvl w:ilvl="7" w:tplc="F1447C06">
       <w:numFmt w:val="decimal"/>
       <w:lvlText w:val=""/>
       <w:lvlJc w:val="left"/>
     </w:lvl>
-    <w:lvl w:ilvl="8" w:tplc="50DC9742">
+    <w:lvl w:ilvl="8" w:tplc="7ADA5D98">
       <w:numFmt w:val="decimal"/>
       <w:lvlText w:val=""/>
       <w:lvlJc w:val="left"/>
     </w:lvl>
   </w:abstractNum>
   <w:abstractNum w:abstractNumId="1" w15:restartNumberingAfterBreak="0">
-    <w:nsid w:val="6C8F66FF"/>
+    <w:nsid w:val="28795CF4"/>
     <w:multiLevelType w:val="hybridMultilevel"/>
-    <w:tmpl w:val="B7BA0328"/>
-    <w:lvl w:ilvl="0" w:tplc="6C2C3B9A">
+    <w:tmpl w:val="B8785452"/>
+    <w:lvl w:ilvl="0" w:tplc="21E495FC">
       <w:start w:val="1"/>
       <w:numFmt w:val="bullet"/>
       <w:lvlText w:val="●"/>
@@ -14325,7 +14439,7 @@
         <w:ind w:left="720" w:hanging="360"/>
       </w:pPr>
     </w:lvl>
-    <w:lvl w:ilvl="1" w:tplc="FA8422A4">
+    <w:lvl w:ilvl="1" w:tplc="4CE2E728">
       <w:start w:val="1"/>
       <w:numFmt w:val="bullet"/>
       <w:lvlText w:val="○"/>
@@ -14334,7 +14448,7 @@
         <w:ind w:left="1440" w:hanging="360"/>
       </w:pPr>
     </w:lvl>
-    <w:lvl w:ilvl="2" w:tplc="56A42224">
+    <w:lvl w:ilvl="2" w:tplc="74265D44">
       <w:start w:val="1"/>
       <w:numFmt w:val="bullet"/>
       <w:lvlText w:val="■"/>
@@ -14343,7 +14457,7 @@
         <w:ind w:left="2160" w:hanging="360"/>
       </w:pPr>
     </w:lvl>
-    <w:lvl w:ilvl="3" w:tplc="3666360E">
+    <w:lvl w:ilvl="3" w:tplc="5D2243CA">
       <w:start w:val="1"/>
       <w:numFmt w:val="bullet"/>
       <w:lvlText w:val="●"/>
@@ -14352,7 +14466,7 @@
         <w:ind w:left="2880" w:hanging="360"/>
       </w:pPr>
     </w:lvl>
-    <w:lvl w:ilvl="4" w:tplc="226A9C4A">
+    <w:lvl w:ilvl="4" w:tplc="FA08D094">
       <w:start w:val="1"/>
       <w:numFmt w:val="bullet"/>
       <w:lvlText w:val="○"/>
@@ -14361,7 +14475,7 @@
         <w:ind w:left="3600" w:hanging="360"/>
       </w:pPr>
     </w:lvl>
-    <w:lvl w:ilvl="5" w:tplc="69B0E2BC">
+    <w:lvl w:ilvl="5" w:tplc="4AEEE6F0">
       <w:start w:val="1"/>
       <w:numFmt w:val="bullet"/>
       <w:lvlText w:val="■"/>
@@ -14370,7 +14484,7 @@
         <w:ind w:left="4320" w:hanging="360"/>
       </w:pPr>
     </w:lvl>
-    <w:lvl w:ilvl="6" w:tplc="DD2A194A">
+    <w:lvl w:ilvl="6" w:tplc="4596DFB4">
       <w:start w:val="1"/>
       <w:numFmt w:val="bullet"/>
       <w:lvlText w:val="●"/>
@@ -14379,7 +14493,7 @@
         <w:ind w:left="5040" w:hanging="360"/>
       </w:pPr>
     </w:lvl>
-    <w:lvl w:ilvl="7" w:tplc="6E3A0BBE">
+    <w:lvl w:ilvl="7" w:tplc="AE826114">
       <w:start w:val="1"/>
       <w:numFmt w:val="bullet"/>
       <w:lvlText w:val="●"/>
@@ -14388,7 +14502,7 @@
         <w:ind w:left="5760" w:hanging="360"/>
       </w:pPr>
     </w:lvl>
-    <w:lvl w:ilvl="8" w:tplc="CF268176">
+    <w:lvl w:ilvl="8" w:tplc="AFB06820">
       <w:start w:val="1"/>
       <w:numFmt w:val="bullet"/>
       <w:lvlText w:val="●"/>
@@ -14399,10 +14513,10 @@
     </w:lvl>
   </w:abstractNum>
   <w:abstractNum w:abstractNumId="2" w15:restartNumberingAfterBreak="0">
-    <w:nsid w:val="718722DB"/>
+    <w:nsid w:val="601A1863"/>
     <w:multiLevelType w:val="hybridMultilevel"/>
-    <w:tmpl w:val="AD04E9D4"/>
-    <w:lvl w:ilvl="0" w:tplc="2D8A7FA2">
+    <w:tmpl w:val="7EC24390"/>
+    <w:lvl w:ilvl="0" w:tplc="627224C8">
       <w:start w:val="1"/>
       <w:numFmt w:val="decimal"/>
       <w:lvlText w:val="%1."/>
@@ -14417,7 +14531,7 @@
         <w:color w:val="DC3230"/>
       </w:rPr>
     </w:lvl>
-    <w:lvl w:ilvl="1" w:tplc="0B868028">
+    <w:lvl w:ilvl="1" w:tplc="697890C2">
       <w:start w:val="1"/>
       <w:numFmt w:val="lowerLetter"/>
       <w:lvlText w:val="%2."/>
@@ -14432,61 +14546,61 @@
         <w:color w:val="0A5D65"/>
       </w:rPr>
     </w:lvl>
-    <w:lvl w:ilvl="2" w:tplc="DDAEF320">
+    <w:lvl w:ilvl="2" w:tplc="F8743540">
       <w:numFmt w:val="decimal"/>
       <w:lvlText w:val=""/>
       <w:lvlJc w:val="left"/>
     </w:lvl>
-    <w:lvl w:ilvl="3" w:tplc="A34AE716">
+    <w:lvl w:ilvl="3" w:tplc="6AE2E98E">
       <w:numFmt w:val="decimal"/>
       <w:lvlText w:val=""/>
       <w:lvlJc w:val="left"/>
     </w:lvl>
-    <w:lvl w:ilvl="4" w:tplc="D8303BD6">
+    <w:lvl w:ilvl="4" w:tplc="99889976">
       <w:numFmt w:val="decimal"/>
       <w:lvlText w:val=""/>
       <w:lvlJc w:val="left"/>
     </w:lvl>
-    <w:lvl w:ilvl="5" w:tplc="DABA8C80">
+    <w:lvl w:ilvl="5" w:tplc="F2822EAA">
       <w:numFmt w:val="decimal"/>
       <w:lvlText w:val=""/>
       <w:lvlJc w:val="left"/>
     </w:lvl>
-    <w:lvl w:ilvl="6" w:tplc="9288E4C0">
+    <w:lvl w:ilvl="6" w:tplc="7C3C9186">
       <w:numFmt w:val="decimal"/>
       <w:lvlText w:val=""/>
       <w:lvlJc w:val="left"/>
     </w:lvl>
-    <w:lvl w:ilvl="7" w:tplc="499EAA3C">
+    <w:lvl w:ilvl="7" w:tplc="6CD83C62">
       <w:numFmt w:val="decimal"/>
       <w:lvlText w:val=""/>
       <w:lvlJc w:val="left"/>
     </w:lvl>
-    <w:lvl w:ilvl="8" w:tplc="6A9C4F74">
+    <w:lvl w:ilvl="8" w:tplc="E18C4830">
       <w:numFmt w:val="decimal"/>
       <w:lvlText w:val=""/>
       <w:lvlJc w:val="left"/>
     </w:lvl>
   </w:abstractNum>
-  <w:num w:numId="1" w16cid:durableId="739639677">
+  <w:num w:numId="1" w16cid:durableId="1704791478">
     <w:abstractNumId w:val="1"/>
     <w:lvlOverride w:ilvl="0">
       <w:startOverride w:val="1"/>
     </w:lvlOverride>
   </w:num>
-  <w:num w:numId="2" w16cid:durableId="89856584">
+  <w:num w:numId="2" w16cid:durableId="1221139857">
     <w:abstractNumId w:val="0"/>
     <w:lvlOverride w:ilvl="0">
       <w:startOverride w:val="1"/>
     </w:lvlOverride>
   </w:num>
-  <w:num w:numId="3" w16cid:durableId="759371530">
+  <w:num w:numId="3" w16cid:durableId="1060909583">
     <w:abstractNumId w:val="2"/>
     <w:lvlOverride w:ilvl="0">
       <w:startOverride w:val="1"/>
     </w:lvlOverride>
   </w:num>
-  <w:num w:numId="4" w16cid:durableId="1115952053">
+  <w:num w:numId="4" w16cid:durableId="939531425">
     <w:abstractNumId w:val="2"/>
     <w:lvlOverride w:ilvl="0">
       <w:startOverride w:val="1"/>
@@ -15132,7 +15246,7 @@
     <w:autoRedefine/>
     <w:uiPriority w:val="39"/>
     <w:unhideWhenUsed/>
-    <w:rsid w:val="00F90D08"/>
+    <w:rsid w:val="00E32ED3"/>
     <w:pPr>
       <w:spacing w:after="100"/>
     </w:pPr>
@@ -15144,7 +15258,7 @@
     <w:autoRedefine/>
     <w:uiPriority w:val="39"/>
     <w:unhideWhenUsed/>
-    <w:rsid w:val="00F90D08"/>
+    <w:rsid w:val="00E32ED3"/>
     <w:pPr>
       <w:spacing w:after="100"/>
       <w:ind w:left="210"/>
